--- a/NguyenVanKhoa.docx
+++ b/NguyenVanKhoa.docx
@@ -7,7 +7,6 @@
       <w:r>
         <w:rPr>
           <w:noProof/>
-          <w:szCs w:val="24"/>
         </w:rPr>
         <w:drawing>
           <wp:anchor distT="0" distB="0" distL="114300" distR="114300" simplePos="0" relativeHeight="251663360" behindDoc="1" locked="0" layoutInCell="1" allowOverlap="1" wp14:anchorId="549997CA" wp14:editId="3961CC75">
@@ -141,14 +140,12 @@
                               <w:rPr>
                                 <w:b/>
                                 <w:bCs/>
-                                <w:szCs w:val="24"/>
                               </w:rPr>
                             </w:pPr>
                             <w:r>
                               <w:rPr>
                                 <w:b/>
                                 <w:bCs/>
-                                <w:szCs w:val="24"/>
                               </w:rPr>
                               <w:t>Robo Advisor</w:t>
                             </w:r>
@@ -160,14 +157,13 @@
                               <w:rPr>
                                 <w:b/>
                                 <w:bCs/>
-                                <w:szCs w:val="24"/>
+                                <w:lang w:val="en-US"/>
                               </w:rPr>
                             </w:pPr>
                             <w:r>
                               <w:rPr>
                                 <w:b/>
                                 <w:bCs/>
-                                <w:color w:val="auto"/>
                                 <w:szCs w:val="30"/>
                               </w:rPr>
                               <w:t>AQ098-3-3-RBA</w:t>
@@ -180,14 +176,12 @@
                               <w:rPr>
                                 <w:b/>
                                 <w:bCs/>
-                                <w:szCs w:val="24"/>
                               </w:rPr>
                             </w:pPr>
                             <w:r>
                               <w:rPr>
                                 <w:b/>
                                 <w:bCs/>
-                                <w:szCs w:val="24"/>
                               </w:rPr>
                               <w:t>Individual</w:t>
                             </w:r>
@@ -195,7 +189,6 @@
                               <w:rPr>
                                 <w:b/>
                                 <w:bCs/>
-                                <w:szCs w:val="24"/>
                               </w:rPr>
                               <w:t xml:space="preserve"> Assignment</w:t>
                             </w:r>
@@ -207,7 +200,6 @@
                               <w:rPr>
                                 <w:b/>
                                 <w:bCs/>
-                                <w:szCs w:val="24"/>
                               </w:rPr>
                             </w:pPr>
                           </w:p>
@@ -218,7 +210,6 @@
                               <w:rPr>
                                 <w:b/>
                                 <w:bCs/>
-                                <w:szCs w:val="24"/>
                               </w:rPr>
                             </w:pPr>
                           </w:p>
@@ -255,14 +246,12 @@
                         <w:rPr>
                           <w:b/>
                           <w:bCs/>
-                          <w:szCs w:val="24"/>
                         </w:rPr>
                       </w:pPr>
                       <w:r>
                         <w:rPr>
                           <w:b/>
                           <w:bCs/>
-                          <w:szCs w:val="24"/>
                         </w:rPr>
                         <w:t>Robo Advisor</w:t>
                       </w:r>
@@ -274,14 +263,13 @@
                         <w:rPr>
                           <w:b/>
                           <w:bCs/>
-                          <w:szCs w:val="24"/>
+                          <w:lang w:val="en-US"/>
                         </w:rPr>
                       </w:pPr>
                       <w:r>
                         <w:rPr>
                           <w:b/>
                           <w:bCs/>
-                          <w:color w:val="auto"/>
                           <w:szCs w:val="30"/>
                         </w:rPr>
                         <w:t>AQ098-3-3-RBA</w:t>
@@ -294,14 +282,12 @@
                         <w:rPr>
                           <w:b/>
                           <w:bCs/>
-                          <w:szCs w:val="24"/>
                         </w:rPr>
                       </w:pPr>
                       <w:r>
                         <w:rPr>
                           <w:b/>
                           <w:bCs/>
-                          <w:szCs w:val="24"/>
                         </w:rPr>
                         <w:t>Individual</w:t>
                       </w:r>
@@ -309,7 +295,6 @@
                         <w:rPr>
                           <w:b/>
                           <w:bCs/>
-                          <w:szCs w:val="24"/>
                         </w:rPr>
                         <w:t xml:space="preserve"> Assignment</w:t>
                       </w:r>
@@ -321,7 +306,6 @@
                         <w:rPr>
                           <w:b/>
                           <w:bCs/>
-                          <w:szCs w:val="24"/>
                         </w:rPr>
                       </w:pPr>
                     </w:p>
@@ -332,7 +316,6 @@
                         <w:rPr>
                           <w:b/>
                           <w:bCs/>
-                          <w:szCs w:val="24"/>
                         </w:rPr>
                       </w:pPr>
                     </w:p>
@@ -358,18 +341,14 @@
       <w:pPr>
         <w:spacing w:line="360" w:lineRule="auto"/>
         <w:rPr>
-          <w:rFonts w:eastAsia="Times New Roman"/>
           <w:b/>
           <w:bCs/>
-          <w:szCs w:val="24"/>
-        </w:rPr>
-      </w:pPr>
-      <w:r>
-        <w:rPr>
-          <w:rFonts w:eastAsia="Times New Roman"/>
+        </w:rPr>
+      </w:pPr>
+      <w:r>
+        <w:rPr>
           <w:b/>
           <w:bCs/>
-          <w:szCs w:val="24"/>
         </w:rPr>
         <w:br/>
       </w:r>
@@ -377,10 +356,8 @@
     <w:p>
       <w:pPr>
         <w:rPr>
-          <w:rFonts w:eastAsia="Times New Roman"/>
           <w:b/>
           <w:bCs/>
-          <w:szCs w:val="24"/>
         </w:rPr>
       </w:pPr>
       <w:r>
@@ -449,244 +426,306 @@
       </w:r>
       <w:r>
         <w:rPr>
-          <w:rFonts w:eastAsia="Times New Roman"/>
           <w:b/>
           <w:bCs/>
-          <w:szCs w:val="24"/>
         </w:rPr>
         <w:br/>
       </w:r>
       <w:r>
         <w:rPr>
-          <w:rFonts w:eastAsia="Times New Roman"/>
           <w:b/>
           <w:bCs/>
-          <w:szCs w:val="24"/>
         </w:rPr>
         <w:br/>
       </w:r>
       <w:r>
         <w:rPr>
-          <w:rFonts w:eastAsia="Times New Roman"/>
           <w:b/>
           <w:bCs/>
-          <w:szCs w:val="24"/>
         </w:rPr>
         <w:br/>
       </w:r>
       <w:r>
         <w:rPr>
-          <w:rFonts w:eastAsia="Times New Roman"/>
           <w:b/>
           <w:bCs/>
-          <w:szCs w:val="24"/>
         </w:rPr>
         <w:br/>
       </w:r>
-      <w:r>
-        <w:rPr>
-          <w:rFonts w:eastAsia="Times New Roman"/>
+    </w:p>
+    <w:p>
+      <w:pPr>
+        <w:rPr>
           <w:b/>
           <w:bCs/>
-          <w:szCs w:val="24"/>
-        </w:rPr>
-        <w:t>STUDENT NAME</w:t>
-      </w:r>
-      <w:r>
-        <w:rPr>
-          <w:rFonts w:eastAsia="Times New Roman"/>
+        </w:rPr>
+      </w:pPr>
+    </w:p>
+    <w:p>
+      <w:pPr>
+        <w:rPr>
           <w:b/>
           <w:bCs/>
-          <w:szCs w:val="24"/>
-        </w:rPr>
-        <w:t>:</w:t>
-      </w:r>
-      <w:r>
-        <w:rPr>
-          <w:rFonts w:eastAsia="Times New Roman"/>
+        </w:rPr>
+      </w:pPr>
+    </w:p>
+    <w:p>
+      <w:pPr>
+        <w:rPr>
           <w:b/>
           <w:bCs/>
-          <w:szCs w:val="24"/>
-        </w:rPr>
-        <w:t xml:space="preserve"> NGUYEN VAN KHOA</w:t>
-      </w:r>
-    </w:p>
-    <w:p>
-      <w:pPr>
-        <w:rPr>
-          <w:rFonts w:eastAsia="Times New Roman"/>
+        </w:rPr>
+      </w:pPr>
+    </w:p>
+    <w:p>
+      <w:pPr>
+        <w:rPr>
           <w:b/>
           <w:bCs/>
-          <w:szCs w:val="24"/>
-        </w:rPr>
-      </w:pPr>
-      <w:r>
-        <w:rPr>
-          <w:rFonts w:eastAsia="Times New Roman"/>
+        </w:rPr>
+      </w:pPr>
+    </w:p>
+    <w:p>
+      <w:pPr>
+        <w:rPr>
           <w:b/>
           <w:bCs/>
-          <w:szCs w:val="24"/>
-        </w:rPr>
-        <w:t xml:space="preserve">STUDENT </w:t>
-      </w:r>
-      <w:r>
-        <w:rPr>
-          <w:rFonts w:eastAsia="Times New Roman"/>
+        </w:rPr>
+      </w:pPr>
+    </w:p>
+    <w:p>
+      <w:pPr>
+        <w:rPr>
           <w:b/>
           <w:bCs/>
-          <w:szCs w:val="24"/>
-        </w:rPr>
-        <w:t>NO</w:t>
-      </w:r>
-      <w:r>
-        <w:rPr>
-          <w:rFonts w:eastAsia="Times New Roman"/>
+        </w:rPr>
+      </w:pPr>
+    </w:p>
+    <w:p>
+      <w:pPr>
+        <w:rPr>
           <w:b/>
           <w:bCs/>
-          <w:szCs w:val="24"/>
-        </w:rPr>
-        <w:t>: TP078366</w:t>
-      </w:r>
-    </w:p>
-    <w:p>
-      <w:pPr>
-        <w:rPr>
-          <w:rFonts w:eastAsia="Times New Roman"/>
+        </w:rPr>
+      </w:pPr>
+    </w:p>
+    <w:p>
+      <w:pPr>
+        <w:rPr>
           <w:b/>
           <w:bCs/>
-          <w:szCs w:val="24"/>
-        </w:rPr>
-      </w:pPr>
-      <w:r>
+        </w:rPr>
+      </w:pPr>
+    </w:p>
+    <w:p>
+      <w:pPr>
         <w:rPr>
           <w:b/>
           <w:bCs/>
-          <w:szCs w:val="24"/>
-        </w:rPr>
-        <w:t xml:space="preserve">INTAKE CODE: </w:t>
-      </w:r>
+        </w:rPr>
+      </w:pPr>
       <w:r>
         <w:rPr>
           <w:b/>
           <w:bCs/>
-          <w:szCs w:val="24"/>
-        </w:rPr>
-        <w:t>APD</w:t>
+        </w:rPr>
+        <w:t>STUDENT NAME</w:t>
       </w:r>
       <w:r>
         <w:rPr>
           <w:b/>
           <w:bCs/>
-          <w:szCs w:val="24"/>
-        </w:rPr>
-        <w:t>3</w:t>
+        </w:rPr>
+        <w:t>:</w:t>
       </w:r>
       <w:r>
         <w:rPr>
           <w:b/>
           <w:bCs/>
-          <w:szCs w:val="24"/>
-        </w:rPr>
-        <w:t>F2</w:t>
-      </w:r>
-      <w:r>
+        </w:rPr>
+        <w:t xml:space="preserve"> NGUYEN VAN KHOA</w:t>
+      </w:r>
+    </w:p>
+    <w:p>
+      <w:pPr>
         <w:rPr>
           <w:b/>
           <w:bCs/>
-          <w:szCs w:val="24"/>
-        </w:rPr>
-        <w:t>60</w:t>
-      </w:r>
+        </w:rPr>
+      </w:pPr>
       <w:r>
         <w:rPr>
           <w:b/>
           <w:bCs/>
-          <w:szCs w:val="24"/>
-        </w:rPr>
-        <w:t>1IT(FT)</w:t>
-      </w:r>
-    </w:p>
-    <w:p>
-      <w:pPr>
-        <w:rPr>
-          <w:rFonts w:eastAsia="Times New Roman"/>
+        </w:rPr>
+        <w:br/>
+      </w:r>
+      <w:r>
+        <w:rPr>
           <w:b/>
           <w:bCs/>
-          <w:szCs w:val="24"/>
-        </w:rPr>
-      </w:pPr>
+        </w:rPr>
+        <w:t xml:space="preserve">STUDENT </w:t>
+      </w:r>
       <w:r>
         <w:rPr>
           <w:b/>
           <w:bCs/>
-          <w:szCs w:val="24"/>
-        </w:rPr>
-        <w:t>LECTURER:</w:t>
+        </w:rPr>
+        <w:t>NO</w:t>
       </w:r>
       <w:r>
         <w:rPr>
           <w:b/>
           <w:bCs/>
-          <w:szCs w:val="24"/>
-        </w:rPr>
-        <w:t xml:space="preserve"> </w:t>
-      </w:r>
-      <w:r>
+        </w:rPr>
+        <w:t>: TP078366</w:t>
+      </w:r>
+    </w:p>
+    <w:p>
+      <w:pPr>
         <w:rPr>
           <w:b/>
           <w:bCs/>
-          <w:szCs w:val="24"/>
-        </w:rPr>
-        <w:t>DR. AHMAD DANIAL BIN ZAINUDIN</w:t>
-      </w:r>
-    </w:p>
-    <w:p>
-      <w:pPr>
-        <w:spacing w:line="360" w:lineRule="auto"/>
+        </w:rPr>
+      </w:pPr>
+      <w:r>
         <w:rPr>
           <w:b/>
           <w:bCs/>
-          <w:szCs w:val="24"/>
-        </w:rPr>
-      </w:pPr>
+        </w:rPr>
+        <w:br/>
+      </w:r>
       <w:r>
         <w:rPr>
           <w:b/>
           <w:bCs/>
-          <w:szCs w:val="24"/>
-        </w:rPr>
-        <w:t>SUBMISSION DATE:</w:t>
+        </w:rPr>
+        <w:t xml:space="preserve">INTAKE CODE: </w:t>
       </w:r>
       <w:r>
         <w:rPr>
           <w:b/>
           <w:bCs/>
-          <w:szCs w:val="24"/>
-        </w:rPr>
-        <w:t xml:space="preserve"> </w:t>
+        </w:rPr>
+        <w:t>APD</w:t>
       </w:r>
       <w:r>
         <w:rPr>
           <w:b/>
           <w:bCs/>
-          <w:szCs w:val="24"/>
-        </w:rPr>
-        <w:t>21/08/2026</w:t>
-      </w:r>
-    </w:p>
-    <w:p>
-      <w:pPr>
+        </w:rPr>
+        <w:t>3</w:t>
+      </w:r>
+      <w:r>
         <w:rPr>
           <w:b/>
           <w:bCs/>
-          <w:szCs w:val="24"/>
-        </w:rPr>
-      </w:pPr>
+        </w:rPr>
+        <w:t>F2</w:t>
+      </w:r>
       <w:r>
         <w:rPr>
           <w:b/>
           <w:bCs/>
-          <w:szCs w:val="24"/>
+        </w:rPr>
+        <w:t>60</w:t>
+      </w:r>
+      <w:r>
+        <w:rPr>
+          <w:b/>
+          <w:bCs/>
+        </w:rPr>
+        <w:t>1IT(FT)</w:t>
+      </w:r>
+    </w:p>
+    <w:p>
+      <w:pPr>
+        <w:spacing w:line="259" w:lineRule="auto"/>
+        <w:rPr>
+          <w:b/>
+          <w:bCs/>
+        </w:rPr>
+      </w:pPr>
+      <w:r>
+        <w:rPr>
+          <w:b/>
+          <w:bCs/>
+        </w:rPr>
+        <w:br/>
+      </w:r>
+      <w:r>
+        <w:rPr>
+          <w:b/>
+          <w:bCs/>
+        </w:rPr>
+        <w:t>LECTURER:</w:t>
+      </w:r>
+      <w:r>
+        <w:rPr>
+          <w:b/>
+          <w:bCs/>
+        </w:rPr>
+        <w:t xml:space="preserve"> </w:t>
+      </w:r>
+      <w:r>
+        <w:rPr>
+          <w:b/>
+          <w:bCs/>
+        </w:rPr>
+        <w:t>DR. AHMAD DANIAL BIN ZAINUDIN</w:t>
+      </w:r>
+    </w:p>
+    <w:p>
+      <w:pPr>
+        <w:spacing w:line="259" w:lineRule="auto"/>
+        <w:rPr>
+          <w:b/>
+          <w:bCs/>
+        </w:rPr>
+      </w:pPr>
+    </w:p>
+    <w:p>
+      <w:pPr>
+        <w:spacing w:line="259" w:lineRule="auto"/>
+        <w:rPr>
+          <w:b/>
+          <w:bCs/>
+        </w:rPr>
+      </w:pPr>
+      <w:r>
+        <w:rPr>
+          <w:b/>
+          <w:bCs/>
+        </w:rPr>
+        <w:t>SUBMISSION DATE:</w:t>
+      </w:r>
+      <w:r>
+        <w:rPr>
+          <w:b/>
+          <w:bCs/>
+        </w:rPr>
+        <w:t xml:space="preserve"> </w:t>
+      </w:r>
+      <w:r>
+        <w:rPr>
+          <w:b/>
+          <w:bCs/>
+        </w:rPr>
+        <w:t>21/08/2026</w:t>
+      </w:r>
+    </w:p>
+    <w:p>
+      <w:pPr>
+        <w:rPr>
+          <w:b/>
+          <w:bCs/>
+        </w:rPr>
+      </w:pPr>
+      <w:r>
+        <w:rPr>
+          <w:b/>
+          <w:bCs/>
         </w:rPr>
         <w:br w:type="page"/>
       </w:r>
@@ -708,8 +747,12 @@
       </w:sdtPr>
       <w:sdtEndPr>
         <w:rPr>
+          <w:rFonts w:eastAsia="Times New Roman"/>
           <w:bCs/>
           <w:noProof/>
+          <w:color w:val="auto"/>
+          <w:szCs w:val="24"/>
+          <w:lang w:val="en-MY" w:eastAsia="en-GB"/>
         </w:rPr>
       </w:sdtEndPr>
       <w:sdtContent>
@@ -765,7 +808,7 @@
             </w:rPr>
             <w:fldChar w:fldCharType="separate"/>
           </w:r>
-          <w:hyperlink w:anchor="_Toc237986723" w:history="1">
+          <w:hyperlink w:anchor="_Toc238162535" w:history="1">
             <w:r>
               <w:rPr>
                 <w:rStyle w:val="Hyperlink"/>
@@ -792,7 +835,7 @@
                 <w:noProof/>
                 <w:webHidden/>
               </w:rPr>
-              <w:instrText xml:space="preserve"> PAGEREF _Toc237986723 \h </w:instrText>
+              <w:instrText xml:space="preserve"> PAGEREF _Toc238162535 \h </w:instrText>
             </w:r>
             <w:r>
               <w:rPr>
@@ -840,13 +883,13 @@
               <w14:ligatures w14:val="standardContextual"/>
             </w:rPr>
           </w:pPr>
-          <w:hyperlink w:anchor="_Toc237986724" w:history="1">
+          <w:hyperlink w:anchor="_Toc238162536" w:history="1">
             <w:r>
               <w:rPr>
                 <w:rStyle w:val="Hyperlink"/>
                 <w:noProof/>
               </w:rPr>
-              <w:t>2.0 Stock Selection and Data Preparation</w:t>
+              <w:t>2.0 Data Preparation</w:t>
             </w:r>
             <w:r>
               <w:rPr>
@@ -867,155 +910,7 @@
                 <w:noProof/>
                 <w:webHidden/>
               </w:rPr>
-              <w:instrText xml:space="preserve"> PAGEREF _Toc237986724 \h </w:instrText>
-            </w:r>
-            <w:r>
-              <w:rPr>
-                <w:noProof/>
-                <w:webHidden/>
-              </w:rPr>
-            </w:r>
-            <w:r>
-              <w:rPr>
-                <w:noProof/>
-                <w:webHidden/>
-              </w:rPr>
-              <w:fldChar w:fldCharType="separate"/>
-            </w:r>
-            <w:r>
-              <w:rPr>
-                <w:noProof/>
-                <w:webHidden/>
-              </w:rPr>
-              <w:t>3</w:t>
-            </w:r>
-            <w:r>
-              <w:rPr>
-                <w:noProof/>
-                <w:webHidden/>
-              </w:rPr>
-              <w:fldChar w:fldCharType="end"/>
-            </w:r>
-          </w:hyperlink>
-        </w:p>
-        <w:p>
-          <w:pPr>
-            <w:pStyle w:val="TOC2"/>
-            <w:tabs>
-              <w:tab w:val="right" w:leader="dot" w:pos="9350"/>
-            </w:tabs>
-            <w:rPr>
-              <w:rFonts w:asciiTheme="minorHAnsi" w:hAnsiTheme="minorHAnsi" w:cstheme="minorBidi"/>
-              <w:noProof/>
-              <w:color w:val="auto"/>
-              <w:kern w:val="2"/>
-              <w:szCs w:val="24"/>
-              <w:lang w:val="en-MY" w:eastAsia="en-GB"/>
-              <w14:ligatures w14:val="standardContextual"/>
-            </w:rPr>
-          </w:pPr>
-          <w:hyperlink w:anchor="_Toc237986725" w:history="1">
-            <w:r>
-              <w:rPr>
-                <w:rStyle w:val="Hyperlink"/>
-                <w:noProof/>
-              </w:rPr>
-              <w:t>2.1 Stock and Raw-Data Authentication</w:t>
-            </w:r>
-            <w:r>
-              <w:rPr>
-                <w:noProof/>
-                <w:webHidden/>
-              </w:rPr>
-              <w:tab/>
-            </w:r>
-            <w:r>
-              <w:rPr>
-                <w:noProof/>
-                <w:webHidden/>
-              </w:rPr>
-              <w:fldChar w:fldCharType="begin"/>
-            </w:r>
-            <w:r>
-              <w:rPr>
-                <w:noProof/>
-                <w:webHidden/>
-              </w:rPr>
-              <w:instrText xml:space="preserve"> PAGEREF _Toc237986725 \h </w:instrText>
-            </w:r>
-            <w:r>
-              <w:rPr>
-                <w:noProof/>
-                <w:webHidden/>
-              </w:rPr>
-            </w:r>
-            <w:r>
-              <w:rPr>
-                <w:noProof/>
-                <w:webHidden/>
-              </w:rPr>
-              <w:fldChar w:fldCharType="separate"/>
-            </w:r>
-            <w:r>
-              <w:rPr>
-                <w:noProof/>
-                <w:webHidden/>
-              </w:rPr>
-              <w:t>3</w:t>
-            </w:r>
-            <w:r>
-              <w:rPr>
-                <w:noProof/>
-                <w:webHidden/>
-              </w:rPr>
-              <w:fldChar w:fldCharType="end"/>
-            </w:r>
-          </w:hyperlink>
-        </w:p>
-        <w:p>
-          <w:pPr>
-            <w:pStyle w:val="TOC2"/>
-            <w:tabs>
-              <w:tab w:val="right" w:leader="dot" w:pos="9350"/>
-            </w:tabs>
-            <w:rPr>
-              <w:rFonts w:asciiTheme="minorHAnsi" w:hAnsiTheme="minorHAnsi" w:cstheme="minorBidi"/>
-              <w:noProof/>
-              <w:color w:val="auto"/>
-              <w:kern w:val="2"/>
-              <w:szCs w:val="24"/>
-              <w:lang w:val="en-MY" w:eastAsia="en-GB"/>
-              <w14:ligatures w14:val="standardContextual"/>
-            </w:rPr>
-          </w:pPr>
-          <w:hyperlink w:anchor="_Toc237986726" w:history="1">
-            <w:r>
-              <w:rPr>
-                <w:rStyle w:val="Hyperlink"/>
-                <w:noProof/>
-              </w:rPr>
-              <w:t>2.2 Data Preparation and Positive Average Daily Return Verification</w:t>
-            </w:r>
-            <w:r>
-              <w:rPr>
-                <w:noProof/>
-                <w:webHidden/>
-              </w:rPr>
-              <w:tab/>
-            </w:r>
-            <w:r>
-              <w:rPr>
-                <w:noProof/>
-                <w:webHidden/>
-              </w:rPr>
-              <w:fldChar w:fldCharType="begin"/>
-            </w:r>
-            <w:r>
-              <w:rPr>
-                <w:noProof/>
-                <w:webHidden/>
-              </w:rPr>
-              <w:instrText xml:space="preserve"> PAGEREF _Toc237986726 \h </w:instrText>
+              <w:instrText xml:space="preserve"> PAGEREF _Toc238162536 \h </w:instrText>
             </w:r>
             <w:r>
               <w:rPr>
@@ -1063,7 +958,7 @@
               <w14:ligatures w14:val="standardContextual"/>
             </w:rPr>
           </w:pPr>
-          <w:hyperlink w:anchor="_Toc237986727" w:history="1">
+          <w:hyperlink w:anchor="_Toc238162537" w:history="1">
             <w:r>
               <w:rPr>
                 <w:rStyle w:val="Hyperlink"/>
@@ -1120,156 +1015,7 @@
                 <w:noProof/>
                 <w:webHidden/>
               </w:rPr>
-              <w:instrText xml:space="preserve"> PAGEREF _Toc237986727 \h </w:instrText>
-            </w:r>
-            <w:r>
-              <w:rPr>
-                <w:noProof/>
-                <w:webHidden/>
-              </w:rPr>
-            </w:r>
-            <w:r>
-              <w:rPr>
-                <w:noProof/>
-                <w:webHidden/>
-              </w:rPr>
-              <w:fldChar w:fldCharType="separate"/>
-            </w:r>
-            <w:r>
-              <w:rPr>
-                <w:noProof/>
-                <w:webHidden/>
-              </w:rPr>
-              <w:t>4</w:t>
-            </w:r>
-            <w:r>
-              <w:rPr>
-                <w:noProof/>
-                <w:webHidden/>
-              </w:rPr>
-              <w:fldChar w:fldCharType="end"/>
-            </w:r>
-          </w:hyperlink>
-        </w:p>
-        <w:p>
-          <w:pPr>
-            <w:pStyle w:val="TOC2"/>
-            <w:tabs>
-              <w:tab w:val="right" w:leader="dot" w:pos="9350"/>
-            </w:tabs>
-            <w:rPr>
-              <w:rFonts w:asciiTheme="minorHAnsi" w:hAnsiTheme="minorHAnsi" w:cstheme="minorBidi"/>
-              <w:noProof/>
-              <w:color w:val="auto"/>
-              <w:kern w:val="2"/>
-              <w:szCs w:val="24"/>
-              <w:lang w:val="en-MY" w:eastAsia="en-GB"/>
-              <w14:ligatures w14:val="standardContextual"/>
-            </w:rPr>
-          </w:pPr>
-          <w:hyperlink w:anchor="_Toc237986728" w:history="1">
-            <w:r>
-              <w:rPr>
-                <w:rStyle w:val="Hyperlink"/>
-                <w:noProof/>
-              </w:rPr>
-              <w:t>3.1 Return Distribution and Price Behavior</w:t>
-            </w:r>
-            <w:r>
-              <w:rPr>
-                <w:noProof/>
-                <w:webHidden/>
-              </w:rPr>
-              <w:tab/>
-            </w:r>
-            <w:r>
-              <w:rPr>
-                <w:noProof/>
-                <w:webHidden/>
-              </w:rPr>
-              <w:fldChar w:fldCharType="begin"/>
-            </w:r>
-            <w:r>
-              <w:rPr>
-                <w:noProof/>
-                <w:webHidden/>
-              </w:rPr>
-              <w:instrText xml:space="preserve"> PAGEREF _Toc237986728 \h </w:instrText>
-            </w:r>
-            <w:r>
-              <w:rPr>
-                <w:noProof/>
-                <w:webHidden/>
-              </w:rPr>
-            </w:r>
-            <w:r>
-              <w:rPr>
-                <w:noProof/>
-                <w:webHidden/>
-              </w:rPr>
-              <w:fldChar w:fldCharType="separate"/>
-            </w:r>
-            <w:r>
-              <w:rPr>
-                <w:noProof/>
-                <w:webHidden/>
-              </w:rPr>
-              <w:t>4</w:t>
-            </w:r>
-            <w:r>
-              <w:rPr>
-                <w:noProof/>
-                <w:webHidden/>
-              </w:rPr>
-              <w:fldChar w:fldCharType="end"/>
-            </w:r>
-          </w:hyperlink>
-        </w:p>
-        <w:p>
-          <w:pPr>
-            <w:pStyle w:val="TOC2"/>
-            <w:tabs>
-              <w:tab w:val="right" w:leader="dot" w:pos="9350"/>
-            </w:tabs>
-            <w:rPr>
-              <w:rFonts w:asciiTheme="minorHAnsi" w:hAnsiTheme="minorHAnsi" w:cstheme="minorBidi"/>
-              <w:noProof/>
-              <w:color w:val="auto"/>
-              <w:kern w:val="2"/>
-              <w:szCs w:val="24"/>
-              <w:lang w:val="en-MY" w:eastAsia="en-GB"/>
-              <w14:ligatures w14:val="standardContextual"/>
-            </w:rPr>
-          </w:pPr>
-          <w:hyperlink w:anchor="_Toc237986729" w:history="1">
-            <w:r>
-              <w:rPr>
-                <w:rStyle w:val="Hyperlink"/>
-                <w:noProof/>
-                <w:lang w:val="en-MY" w:eastAsia="en-GB"/>
-              </w:rPr>
-              <w:t>3.2 Missing Observations and Liquidity</w:t>
-            </w:r>
-            <w:r>
-              <w:rPr>
-                <w:noProof/>
-                <w:webHidden/>
-              </w:rPr>
-              <w:tab/>
-            </w:r>
-            <w:r>
-              <w:rPr>
-                <w:noProof/>
-                <w:webHidden/>
-              </w:rPr>
-              <w:fldChar w:fldCharType="begin"/>
-            </w:r>
-            <w:r>
-              <w:rPr>
-                <w:noProof/>
-                <w:webHidden/>
-              </w:rPr>
-              <w:instrText xml:space="preserve"> PAGEREF _Toc237986729 \h </w:instrText>
+              <w:instrText xml:space="preserve"> PAGEREF _Toc238162537 \h </w:instrText>
             </w:r>
             <w:r>
               <w:rPr>
@@ -1317,7 +1063,7 @@
               <w14:ligatures w14:val="standardContextual"/>
             </w:rPr>
           </w:pPr>
-          <w:hyperlink w:anchor="_Toc237986730" w:history="1">
+          <w:hyperlink w:anchor="_Toc238162538" w:history="1">
             <w:r>
               <w:rPr>
                 <w:rStyle w:val="Hyperlink"/>
@@ -1344,7 +1090,7 @@
                 <w:noProof/>
                 <w:webHidden/>
               </w:rPr>
-              <w:instrText xml:space="preserve"> PAGEREF _Toc237986730 \h </w:instrText>
+              <w:instrText xml:space="preserve"> PAGEREF _Toc238162538 \h </w:instrText>
             </w:r>
             <w:r>
               <w:rPr>
@@ -1364,7 +1110,7 @@
                 <w:noProof/>
                 <w:webHidden/>
               </w:rPr>
-              <w:t>5</w:t>
+              <w:t>6</w:t>
             </w:r>
             <w:r>
               <w:rPr>
@@ -1392,7 +1138,7 @@
               <w14:ligatures w14:val="standardContextual"/>
             </w:rPr>
           </w:pPr>
-          <w:hyperlink w:anchor="_Toc237986731" w:history="1">
+          <w:hyperlink w:anchor="_Toc238162539" w:history="1">
             <w:r>
               <w:rPr>
                 <w:rStyle w:val="Hyperlink"/>
@@ -1419,7 +1165,7 @@
                 <w:noProof/>
                 <w:webHidden/>
               </w:rPr>
-              <w:instrText xml:space="preserve"> PAGEREF _Toc237986731 \h </w:instrText>
+              <w:instrText xml:space="preserve"> PAGEREF _Toc238162539 \h </w:instrText>
             </w:r>
             <w:r>
               <w:rPr>
@@ -1439,7 +1185,7 @@
                 <w:noProof/>
                 <w:webHidden/>
               </w:rPr>
-              <w:t>5</w:t>
+              <w:t>8</w:t>
             </w:r>
             <w:r>
               <w:rPr>
@@ -1466,7 +1212,7 @@
               <w14:ligatures w14:val="standardContextual"/>
             </w:rPr>
           </w:pPr>
-          <w:hyperlink w:anchor="_Toc237986732" w:history="1">
+          <w:hyperlink w:anchor="_Toc238162540" w:history="1">
             <w:r>
               <w:rPr>
                 <w:rStyle w:val="Hyperlink"/>
@@ -1493,7 +1239,7 @@
                 <w:noProof/>
                 <w:webHidden/>
               </w:rPr>
-              <w:instrText xml:space="preserve"> PAGEREF _Toc237986732 \h </w:instrText>
+              <w:instrText xml:space="preserve"> PAGEREF _Toc238162540 \h </w:instrText>
             </w:r>
             <w:r>
               <w:rPr>
@@ -1513,7 +1259,7 @@
                 <w:noProof/>
                 <w:webHidden/>
               </w:rPr>
-              <w:t>5</w:t>
+              <w:t>8</w:t>
             </w:r>
             <w:r>
               <w:rPr>
@@ -1540,7 +1286,7 @@
               <w14:ligatures w14:val="standardContextual"/>
             </w:rPr>
           </w:pPr>
-          <w:hyperlink w:anchor="_Toc237986733" w:history="1">
+          <w:hyperlink w:anchor="_Toc238162541" w:history="1">
             <w:r>
               <w:rPr>
                 <w:rStyle w:val="Hyperlink"/>
@@ -1567,7 +1313,7 @@
                 <w:noProof/>
                 <w:webHidden/>
               </w:rPr>
-              <w:instrText xml:space="preserve"> PAGEREF _Toc237986733 \h </w:instrText>
+              <w:instrText xml:space="preserve"> PAGEREF _Toc238162541 \h </w:instrText>
             </w:r>
             <w:r>
               <w:rPr>
@@ -1587,7 +1333,7 @@
                 <w:noProof/>
                 <w:webHidden/>
               </w:rPr>
-              <w:t>6</w:t>
+              <w:t>9</w:t>
             </w:r>
             <w:r>
               <w:rPr>
@@ -1615,7 +1361,7 @@
               <w14:ligatures w14:val="standardContextual"/>
             </w:rPr>
           </w:pPr>
-          <w:hyperlink w:anchor="_Toc237986734" w:history="1">
+          <w:hyperlink w:anchor="_Toc238162542" w:history="1">
             <w:r>
               <w:rPr>
                 <w:rStyle w:val="Hyperlink"/>
@@ -1642,7 +1388,7 @@
                 <w:noProof/>
                 <w:webHidden/>
               </w:rPr>
-              <w:instrText xml:space="preserve"> PAGEREF _Toc237986734 \h </w:instrText>
+              <w:instrText xml:space="preserve"> PAGEREF _Toc238162542 \h </w:instrText>
             </w:r>
             <w:r>
               <w:rPr>
@@ -1662,155 +1408,7 @@
                 <w:noProof/>
                 <w:webHidden/>
               </w:rPr>
-              <w:t>7</w:t>
-            </w:r>
-            <w:r>
-              <w:rPr>
-                <w:noProof/>
-                <w:webHidden/>
-              </w:rPr>
-              <w:fldChar w:fldCharType="end"/>
-            </w:r>
-          </w:hyperlink>
-        </w:p>
-        <w:p>
-          <w:pPr>
-            <w:pStyle w:val="TOC2"/>
-            <w:tabs>
-              <w:tab w:val="right" w:leader="dot" w:pos="9350"/>
-            </w:tabs>
-            <w:rPr>
-              <w:rFonts w:asciiTheme="minorHAnsi" w:hAnsiTheme="minorHAnsi" w:cstheme="minorBidi"/>
-              <w:noProof/>
-              <w:color w:val="auto"/>
-              <w:kern w:val="2"/>
-              <w:szCs w:val="24"/>
-              <w:lang w:val="en-MY" w:eastAsia="en-GB"/>
-              <w14:ligatures w14:val="standardContextual"/>
-            </w:rPr>
-          </w:pPr>
-          <w:hyperlink w:anchor="_Toc237986735" w:history="1">
-            <w:r>
-              <w:rPr>
-                <w:rStyle w:val="Hyperlink"/>
-                <w:noProof/>
-              </w:rPr>
-              <w:t>6.1 Cross-Horizon Performance</w:t>
-            </w:r>
-            <w:r>
-              <w:rPr>
-                <w:noProof/>
-                <w:webHidden/>
-              </w:rPr>
-              <w:tab/>
-            </w:r>
-            <w:r>
-              <w:rPr>
-                <w:noProof/>
-                <w:webHidden/>
-              </w:rPr>
-              <w:fldChar w:fldCharType="begin"/>
-            </w:r>
-            <w:r>
-              <w:rPr>
-                <w:noProof/>
-                <w:webHidden/>
-              </w:rPr>
-              <w:instrText xml:space="preserve"> PAGEREF _Toc237986735 \h </w:instrText>
-            </w:r>
-            <w:r>
-              <w:rPr>
-                <w:noProof/>
-                <w:webHidden/>
-              </w:rPr>
-            </w:r>
-            <w:r>
-              <w:rPr>
-                <w:noProof/>
-                <w:webHidden/>
-              </w:rPr>
-              <w:fldChar w:fldCharType="separate"/>
-            </w:r>
-            <w:r>
-              <w:rPr>
-                <w:noProof/>
-                <w:webHidden/>
-              </w:rPr>
-              <w:t>7</w:t>
-            </w:r>
-            <w:r>
-              <w:rPr>
-                <w:noProof/>
-                <w:webHidden/>
-              </w:rPr>
-              <w:fldChar w:fldCharType="end"/>
-            </w:r>
-          </w:hyperlink>
-        </w:p>
-        <w:p>
-          <w:pPr>
-            <w:pStyle w:val="TOC2"/>
-            <w:tabs>
-              <w:tab w:val="right" w:leader="dot" w:pos="9350"/>
-            </w:tabs>
-            <w:rPr>
-              <w:rFonts w:asciiTheme="minorHAnsi" w:hAnsiTheme="minorHAnsi" w:cstheme="minorBidi"/>
-              <w:noProof/>
-              <w:color w:val="auto"/>
-              <w:kern w:val="2"/>
-              <w:szCs w:val="24"/>
-              <w:lang w:val="en-MY" w:eastAsia="en-GB"/>
-              <w14:ligatures w14:val="standardContextual"/>
-            </w:rPr>
-          </w:pPr>
-          <w:hyperlink w:anchor="_Toc237986736" w:history="1">
-            <w:r>
-              <w:rPr>
-                <w:rStyle w:val="Hyperlink"/>
-                <w:noProof/>
-              </w:rPr>
-              <w:t>6.2 Best Horizon and Configuration</w:t>
-            </w:r>
-            <w:r>
-              <w:rPr>
-                <w:noProof/>
-                <w:webHidden/>
-              </w:rPr>
-              <w:tab/>
-            </w:r>
-            <w:r>
-              <w:rPr>
-                <w:noProof/>
-                <w:webHidden/>
-              </w:rPr>
-              <w:fldChar w:fldCharType="begin"/>
-            </w:r>
-            <w:r>
-              <w:rPr>
-                <w:noProof/>
-                <w:webHidden/>
-              </w:rPr>
-              <w:instrText xml:space="preserve"> PAGEREF _Toc237986736 \h </w:instrText>
-            </w:r>
-            <w:r>
-              <w:rPr>
-                <w:noProof/>
-                <w:webHidden/>
-              </w:rPr>
-            </w:r>
-            <w:r>
-              <w:rPr>
-                <w:noProof/>
-                <w:webHidden/>
-              </w:rPr>
-              <w:fldChar w:fldCharType="separate"/>
-            </w:r>
-            <w:r>
-              <w:rPr>
-                <w:noProof/>
-                <w:webHidden/>
-              </w:rPr>
-              <w:t>7</w:t>
+              <w:t>10</w:t>
             </w:r>
             <w:r>
               <w:rPr>
@@ -1838,7 +1436,7 @@
               <w14:ligatures w14:val="standardContextual"/>
             </w:rPr>
           </w:pPr>
-          <w:hyperlink w:anchor="_Toc237986737" w:history="1">
+          <w:hyperlink w:anchor="_Toc238162543" w:history="1">
             <w:r>
               <w:rPr>
                 <w:rStyle w:val="Hyperlink"/>
@@ -1865,7 +1463,7 @@
                 <w:noProof/>
                 <w:webHidden/>
               </w:rPr>
-              <w:instrText xml:space="preserve"> PAGEREF _Toc237986737 \h </w:instrText>
+              <w:instrText xml:space="preserve"> PAGEREF _Toc238162543 \h </w:instrText>
             </w:r>
             <w:r>
               <w:rPr>
@@ -1885,7 +1483,7 @@
                 <w:noProof/>
                 <w:webHidden/>
               </w:rPr>
-              <w:t>8</w:t>
+              <w:t>11</w:t>
             </w:r>
             <w:r>
               <w:rPr>
@@ -1912,7 +1510,7 @@
               <w14:ligatures w14:val="standardContextual"/>
             </w:rPr>
           </w:pPr>
-          <w:hyperlink w:anchor="_Toc237986738" w:history="1">
+          <w:hyperlink w:anchor="_Toc238162544" w:history="1">
             <w:r>
               <w:rPr>
                 <w:rStyle w:val="Hyperlink"/>
@@ -1939,7 +1537,7 @@
                 <w:noProof/>
                 <w:webHidden/>
               </w:rPr>
-              <w:instrText xml:space="preserve"> PAGEREF _Toc237986738 \h </w:instrText>
+              <w:instrText xml:space="preserve"> PAGEREF _Toc238162544 \h </w:instrText>
             </w:r>
             <w:r>
               <w:rPr>
@@ -1959,7 +1557,7 @@
                 <w:noProof/>
                 <w:webHidden/>
               </w:rPr>
-              <w:t>8</w:t>
+              <w:t>11</w:t>
             </w:r>
             <w:r>
               <w:rPr>
@@ -1986,7 +1584,7 @@
               <w14:ligatures w14:val="standardContextual"/>
             </w:rPr>
           </w:pPr>
-          <w:hyperlink w:anchor="_Toc237986739" w:history="1">
+          <w:hyperlink w:anchor="_Toc238162545" w:history="1">
             <w:r>
               <w:rPr>
                 <w:rStyle w:val="Hyperlink"/>
@@ -2013,7 +1611,7 @@
                 <w:noProof/>
                 <w:webHidden/>
               </w:rPr>
-              <w:instrText xml:space="preserve"> PAGEREF _Toc237986739 \h </w:instrText>
+              <w:instrText xml:space="preserve"> PAGEREF _Toc238162545 \h </w:instrText>
             </w:r>
             <w:r>
               <w:rPr>
@@ -2033,7 +1631,7 @@
                 <w:noProof/>
                 <w:webHidden/>
               </w:rPr>
-              <w:t>8</w:t>
+              <w:t>11</w:t>
             </w:r>
             <w:r>
               <w:rPr>
@@ -2060,7 +1658,7 @@
               <w14:ligatures w14:val="standardContextual"/>
             </w:rPr>
           </w:pPr>
-          <w:hyperlink w:anchor="_Toc237986740" w:history="1">
+          <w:hyperlink w:anchor="_Toc238162546" w:history="1">
             <w:r>
               <w:rPr>
                 <w:rStyle w:val="Hyperlink"/>
@@ -2087,7 +1685,7 @@
                 <w:noProof/>
                 <w:webHidden/>
               </w:rPr>
-              <w:instrText xml:space="preserve"> PAGEREF _Toc237986740 \h </w:instrText>
+              <w:instrText xml:space="preserve"> PAGEREF _Toc238162546 \h </w:instrText>
             </w:r>
             <w:r>
               <w:rPr>
@@ -2107,7 +1705,7 @@
                 <w:noProof/>
                 <w:webHidden/>
               </w:rPr>
-              <w:t>9</w:t>
+              <w:t>12</w:t>
             </w:r>
             <w:r>
               <w:rPr>
@@ -2135,7 +1733,7 @@
               <w14:ligatures w14:val="standardContextual"/>
             </w:rPr>
           </w:pPr>
-          <w:hyperlink w:anchor="_Toc237986741" w:history="1">
+          <w:hyperlink w:anchor="_Toc238162547" w:history="1">
             <w:r>
               <w:rPr>
                 <w:rStyle w:val="Hyperlink"/>
@@ -2162,7 +1760,7 @@
                 <w:noProof/>
                 <w:webHidden/>
               </w:rPr>
-              <w:instrText xml:space="preserve"> PAGEREF _Toc237986741 \h </w:instrText>
+              <w:instrText xml:space="preserve"> PAGEREF _Toc238162547 \h </w:instrText>
             </w:r>
             <w:r>
               <w:rPr>
@@ -2182,7 +1780,7 @@
                 <w:noProof/>
                 <w:webHidden/>
               </w:rPr>
-              <w:t>10</w:t>
+              <w:t>13</w:t>
             </w:r>
             <w:r>
               <w:rPr>
@@ -2210,7 +1808,7 @@
               <w14:ligatures w14:val="standardContextual"/>
             </w:rPr>
           </w:pPr>
-          <w:hyperlink w:anchor="_Toc237986742" w:history="1">
+          <w:hyperlink w:anchor="_Toc238162548" w:history="1">
             <w:r>
               <w:rPr>
                 <w:rStyle w:val="Hyperlink"/>
@@ -2237,7 +1835,7 @@
                 <w:noProof/>
                 <w:webHidden/>
               </w:rPr>
-              <w:instrText xml:space="preserve"> PAGEREF _Toc237986742 \h </w:instrText>
+              <w:instrText xml:space="preserve"> PAGEREF _Toc238162548 \h </w:instrText>
             </w:r>
             <w:r>
               <w:rPr>
@@ -2257,83 +1855,7 @@
                 <w:noProof/>
                 <w:webHidden/>
               </w:rPr>
-              <w:t>10</w:t>
-            </w:r>
-            <w:r>
-              <w:rPr>
-                <w:noProof/>
-                <w:webHidden/>
-              </w:rPr>
-              <w:fldChar w:fldCharType="end"/>
-            </w:r>
-          </w:hyperlink>
-        </w:p>
-        <w:p>
-          <w:pPr>
-            <w:pStyle w:val="TOC1"/>
-            <w:tabs>
-              <w:tab w:val="right" w:leader="dot" w:pos="9350"/>
-            </w:tabs>
-            <w:rPr>
-              <w:rFonts w:asciiTheme="minorHAnsi" w:hAnsiTheme="minorHAnsi" w:cstheme="minorBidi"/>
-              <w:b w:val="0"/>
-              <w:noProof/>
-              <w:color w:val="auto"/>
-              <w:kern w:val="2"/>
-              <w:szCs w:val="24"/>
-              <w:lang w:val="en-MY" w:eastAsia="en-GB"/>
-              <w14:ligatures w14:val="standardContextual"/>
-            </w:rPr>
-          </w:pPr>
-          <w:hyperlink w:anchor="_Toc237986743" w:history="1">
-            <w:r>
-              <w:rPr>
-                <w:rStyle w:val="Hyperlink"/>
-                <w:noProof/>
-                <w:lang w:val="en-MY" w:eastAsia="en-GB"/>
-              </w:rPr>
-              <w:t>10.0 Appendices</w:t>
-            </w:r>
-            <w:r>
-              <w:rPr>
-                <w:noProof/>
-                <w:webHidden/>
-              </w:rPr>
-              <w:tab/>
-            </w:r>
-            <w:r>
-              <w:rPr>
-                <w:noProof/>
-                <w:webHidden/>
-              </w:rPr>
-              <w:fldChar w:fldCharType="begin"/>
-            </w:r>
-            <w:r>
-              <w:rPr>
-                <w:noProof/>
-                <w:webHidden/>
-              </w:rPr>
-              <w:instrText xml:space="preserve"> PAGEREF _Toc237986743 \h </w:instrText>
-            </w:r>
-            <w:r>
-              <w:rPr>
-                <w:noProof/>
-                <w:webHidden/>
-              </w:rPr>
-            </w:r>
-            <w:r>
-              <w:rPr>
-                <w:noProof/>
-                <w:webHidden/>
-              </w:rPr>
-              <w:fldChar w:fldCharType="separate"/>
-            </w:r>
-            <w:r>
-              <w:rPr>
-                <w:noProof/>
-                <w:webHidden/>
-              </w:rPr>
-              <w:t>11</w:t>
+              <w:t>13</w:t>
             </w:r>
             <w:r>
               <w:rPr>
@@ -2359,14 +1881,13 @@
         <w:rPr>
           <w:b/>
           <w:bCs/>
-          <w:szCs w:val="24"/>
+          <w:lang w:val="vi-VN"/>
         </w:rPr>
       </w:pPr>
       <w:r>
         <w:rPr>
           <w:b/>
           <w:bCs/>
-          <w:szCs w:val="24"/>
         </w:rPr>
         <w:br w:type="page"/>
       </w:r>
@@ -2375,7 +1896,7 @@
       <w:pPr>
         <w:pStyle w:val="Heading1"/>
       </w:pPr>
-      <w:bookmarkStart w:id="1" w:name="_Toc237986723"/>
+      <w:bookmarkStart w:id="1" w:name="_Toc238162535"/>
       <w:r>
         <w:lastRenderedPageBreak/>
         <w:t>1.0 Introduction</w:t>
@@ -2389,1155 +1910,55 @@
         <w:jc w:val="both"/>
       </w:pPr>
       <w:r>
-        <w:t xml:space="preserve">This report develops and evaluates a FinBERT news-sentiment trading strategy for MI </w:t>
+        <w:t xml:space="preserve">This report builds and evaluates a </w:t>
       </w:r>
       <w:proofErr w:type="spellStart"/>
       <w:r>
+        <w:t>FinBERT</w:t>
+      </w:r>
+      <w:proofErr w:type="spellEnd"/>
+      <w:r>
+        <w:t xml:space="preserve"> news-sentiment trading strategy using one-minute price data for MI </w:t>
+      </w:r>
+      <w:proofErr w:type="spellStart"/>
+      <w:r>
         <w:t>Technovation</w:t>
       </w:r>
       <w:proofErr w:type="spellEnd"/>
       <w:r>
-        <w:t xml:space="preserve"> Berhad (5286) using one-minute price data from 13 April to 8 July 2026. Financial headlines are converted into trading signals and tested across multiple holding periods under defined risk and cost assumptions. Performance is assessed using return, risk and trading-efficiency metrics.</w:t>
-      </w:r>
-    </w:p>
-    <w:p>
-      <w:pPr>
-        <w:spacing w:line="360" w:lineRule="auto"/>
-        <w:jc w:val="both"/>
-      </w:pPr>
+        <w:t xml:space="preserve"> Berhad (5286) from 13 April to 8 July 2026. The financial headlines are converted into trading signals and tested across multiple holding periods under defined risk and cost assumptions. The performance is then judged based on return, risk and trading-efficiency metrics.</w:t>
+      </w:r>
     </w:p>
     <w:p>
       <w:pPr>
         <w:pStyle w:val="Heading1"/>
       </w:pPr>
-      <w:bookmarkStart w:id="2" w:name="_Toc237986724"/>
-      <w:r>
-        <w:t>2.0 Stock</w:t>
-      </w:r>
-      <w:r>
-        <w:t xml:space="preserve"> </w:t>
-      </w:r>
-      <w:r>
-        <w:t>Selection</w:t>
-      </w:r>
-      <w:r>
-        <w:t xml:space="preserve"> and Data Preparation</w:t>
+    </w:p>
+    <w:p>
+      <w:pPr>
+        <w:pStyle w:val="Heading1"/>
+      </w:pPr>
+      <w:bookmarkStart w:id="2" w:name="_Toc238162536"/>
+      <w:r>
+        <w:t xml:space="preserve">2.0 </w:t>
+      </w:r>
+      <w:r>
+        <w:t>Data Preparation</w:t>
       </w:r>
       <w:bookmarkEnd w:id="2"/>
     </w:p>
     <w:p/>
     <w:p>
       <w:pPr>
-        <w:pStyle w:val="Heading2"/>
-        <w:rPr>
-          <w:b/>
-          <w:sz w:val="32"/>
-          <w:szCs w:val="32"/>
-        </w:rPr>
-      </w:pPr>
-      <w:bookmarkStart w:id="3" w:name="_Toc237986725"/>
-      <w:r>
-        <w:t>2.1 Stock and Raw-Data Authentication</w:t>
-      </w:r>
-      <w:bookmarkEnd w:id="3"/>
-    </w:p>
-    <w:p>
-      <w:pPr>
-        <w:pStyle w:val="NormalWeb"/>
-        <w:spacing w:line="360" w:lineRule="auto"/>
-        <w:jc w:val="both"/>
-      </w:pPr>
-      <w:r>
-        <w:t xml:space="preserve">MI </w:t>
-      </w:r>
-      <w:proofErr w:type="spellStart"/>
-      <w:r>
-        <w:t>Technovation</w:t>
-      </w:r>
-      <w:proofErr w:type="spellEnd"/>
-      <w:r>
-        <w:t xml:space="preserve"> Berhad (5286; MITE.KL) was selected for analysis. Figure A1 in Appendix A authenticates the LSEG Workspace export in MYR, containing one-minute exchange timestamps, closing prices and volumes from 13 April to 8 July 2026.</w:t>
-      </w:r>
-    </w:p>
-    <w:p>
-      <w:pPr>
-        <w:pStyle w:val="NormalWeb"/>
-        <w:spacing w:line="360" w:lineRule="auto"/>
-        <w:jc w:val="both"/>
-      </w:pPr>
-    </w:p>
-    <w:p>
-      <w:pPr>
-        <w:pStyle w:val="Heading2"/>
-      </w:pPr>
-      <w:bookmarkStart w:id="4" w:name="_Toc237986726"/>
-      <w:r>
-        <w:t xml:space="preserve">2.2 </w:t>
-      </w:r>
-      <w:r>
-        <w:t xml:space="preserve">Data Preparation and </w:t>
-      </w:r>
-      <w:r>
-        <w:t>Positive Average Daily Return Verification</w:t>
-      </w:r>
-      <w:bookmarkEnd w:id="4"/>
-    </w:p>
-    <w:p>
-      <w:pPr>
-        <w:pStyle w:val="isselectedend"/>
-        <w:spacing w:line="360" w:lineRule="auto"/>
-        <w:jc w:val="both"/>
-      </w:pPr>
-      <w:r>
-        <w:t xml:space="preserve">As shown in Figure A2, the raw dataset contained 19,928 timestamped observations. Removing 5,338 rows with missing closing prices left 14,590 valid records, while no duplicate timestamps were found. Prices were not interpolated or forward-filled because artificial observations could overstate liquidity and bias the </w:t>
-      </w:r>
-      <w:proofErr w:type="spellStart"/>
-      <w:r>
-        <w:t>backtest’s</w:t>
-      </w:r>
-      <w:proofErr w:type="spellEnd"/>
-      <w:r>
-        <w:t xml:space="preserve"> entry prices, exit prices and returns.</w:t>
-      </w:r>
-    </w:p>
-    <w:p>
-      <w:pPr>
-        <w:pStyle w:val="NormalWeb"/>
-        <w:spacing w:line="360" w:lineRule="auto"/>
-        <w:jc w:val="both"/>
-      </w:pPr>
-      <w:r>
-        <w:t>The cleaned dataset covered 58 trading days and generated 57 daily returns. Figure A3 reports a positive arithmetic mean of 0.8849%, satisfying the assignment’s stock-selection requirement. The LSEG whole-period change was excluded because it is an endpoint return rather than the required mean of daily returns.</w:t>
-      </w:r>
-    </w:p>
-    <w:p>
-      <w:pPr>
-        <w:spacing w:line="360" w:lineRule="auto"/>
-        <w:jc w:val="both"/>
-      </w:pPr>
-    </w:p>
-    <w:p>
-      <w:pPr>
-        <w:spacing w:line="360" w:lineRule="auto"/>
-        <w:jc w:val="both"/>
-        <w:rPr>
-          <w:rFonts w:eastAsiaTheme="majorEastAsia" w:cstheme="majorBidi"/>
-          <w:b/>
-          <w:sz w:val="32"/>
-          <w:szCs w:val="32"/>
-        </w:rPr>
-      </w:pPr>
-      <w:r>
-        <w:br w:type="page"/>
-      </w:r>
-    </w:p>
-    <w:p>
-      <w:pPr>
-        <w:pStyle w:val="Heading1"/>
-      </w:pPr>
-      <w:bookmarkStart w:id="5" w:name="_Toc237986727"/>
-      <w:r>
-        <w:lastRenderedPageBreak/>
-        <w:t>3</w:t>
-      </w:r>
-      <w:r>
-        <w:t xml:space="preserve">.0 </w:t>
-      </w:r>
-      <w:r>
-        <w:rPr>
-          <w:rStyle w:val="Strong"/>
-          <w:b/>
-          <w:bCs w:val="0"/>
-        </w:rPr>
-        <w:t>Descriptive</w:t>
-      </w:r>
-      <w:r>
-        <w:rPr>
-          <w:b w:val="0"/>
-          <w:bCs/>
-        </w:rPr>
-        <w:t xml:space="preserve"> </w:t>
-      </w:r>
-      <w:r>
-        <w:rPr>
-          <w:rStyle w:val="Strong"/>
-          <w:b/>
-          <w:bCs w:val="0"/>
-        </w:rPr>
-        <w:t xml:space="preserve">Statistics </w:t>
-      </w:r>
-      <w:r>
-        <w:rPr>
-          <w:rStyle w:val="Strong"/>
-          <w:b/>
-          <w:bCs w:val="0"/>
-        </w:rPr>
-        <w:t>and</w:t>
-      </w:r>
-      <w:r>
-        <w:rPr>
-          <w:rStyle w:val="Strong"/>
-          <w:b/>
-          <w:bCs w:val="0"/>
-        </w:rPr>
-        <w:t xml:space="preserve"> Data</w:t>
-      </w:r>
-      <w:r>
-        <w:rPr>
-          <w:b w:val="0"/>
-          <w:bCs/>
-        </w:rPr>
-        <w:t xml:space="preserve"> </w:t>
-      </w:r>
-      <w:r>
-        <w:rPr>
-          <w:rStyle w:val="Strong"/>
-          <w:b/>
-          <w:bCs w:val="0"/>
-        </w:rPr>
-        <w:t>Characterization</w:t>
-      </w:r>
-      <w:bookmarkEnd w:id="5"/>
-    </w:p>
-    <w:p>
-      <w:pPr>
-        <w:pStyle w:val="Heading1"/>
-      </w:pPr>
-    </w:p>
-    <w:p>
-      <w:pPr>
-        <w:pStyle w:val="Heading2"/>
-      </w:pPr>
-      <w:bookmarkStart w:id="6" w:name="_Toc237986728"/>
-      <w:r>
-        <w:t xml:space="preserve">3.1 Return Distribution and Price </w:t>
-      </w:r>
-      <w:r>
-        <w:t>Behavior</w:t>
-      </w:r>
-      <w:bookmarkEnd w:id="6"/>
-      <w:r>
-        <w:t xml:space="preserve"> </w:t>
-      </w:r>
-    </w:p>
-    <w:p>
-      <w:pPr>
-        <w:pStyle w:val="isselectedend"/>
-        <w:spacing w:line="360" w:lineRule="auto"/>
-        <w:jc w:val="both"/>
-      </w:pPr>
-      <w:r>
-        <w:t>Figure B1 in Appendix B shows an average daily return of 0.8849%, compared with a median of 0.6452% and a range from −6.2241% to 9.9476%. The standard deviation of 3.1641% substantially exceeded the mean, indicating that the positive return was accompanied by considerable volatility. Skewness of 0.2946 indicates a mildly positive but relatively balanced distribution, while Pearson kurtosis of 3.4146 suggests slightly heavier tails than a normal distribution and some exposure to unusually large movements.</w:t>
-      </w:r>
-    </w:p>
-    <w:p>
-      <w:pPr>
-        <w:pStyle w:val="NormalWeb"/>
-        <w:spacing w:line="360" w:lineRule="auto"/>
-        <w:jc w:val="both"/>
-        <w:rPr>
-          <w:lang w:val="en-MY" w:eastAsia="en-GB"/>
-        </w:rPr>
-      </w:pPr>
-      <w:r>
-        <w:t>The dataset covered 58 trading days and generated 57 daily returns. One-minute prices ranged from RM2.86 to RM5.06. Figure B2 shows that the daily closing price rose from RM2.88 on 13 April to RM5.06 on 3 June before ending at RM4.63 on 8 July. Although this upward movement supports the positive mean return, the wide price range and volatility justify clear risk controls and testing across multiple holding periods.</w:t>
-      </w:r>
-    </w:p>
-    <w:p>
-      <w:pPr>
-        <w:pStyle w:val="NormalWeb"/>
-        <w:spacing w:line="360" w:lineRule="auto"/>
-        <w:jc w:val="both"/>
-        <w:rPr>
-          <w:lang w:val="en-MY" w:eastAsia="en-GB"/>
-        </w:rPr>
-      </w:pPr>
-    </w:p>
-    <w:p>
-      <w:pPr>
-        <w:pStyle w:val="Heading2"/>
-      </w:pPr>
-      <w:bookmarkStart w:id="7" w:name="_Toc237986729"/>
-      <w:r>
-        <w:rPr>
-          <w:lang w:val="en-MY" w:eastAsia="en-GB"/>
-        </w:rPr>
-        <w:t>3.2 Missing Observations and Liquidity</w:t>
-      </w:r>
-      <w:bookmarkEnd w:id="7"/>
-    </w:p>
-    <w:p>
-      <w:pPr>
-        <w:pStyle w:val="isselectedend"/>
-        <w:spacing w:line="360" w:lineRule="auto"/>
-        <w:jc w:val="both"/>
-      </w:pPr>
-      <w:r>
-        <w:t>Figure B3 shows that missing closing prices represented 26.79% of the raw observations, leaving valid-price coverage of 73.21% and an average of 251.55 valid one-minute bars per day. No missing volume fields remained. Total volume was 244.56 million shares, while average daily volume of 4.22 million exceeded the median of 3.13 million, indicating uneven trading activity. Furthermore, 55.00% of consecutive valid intraday prices were unchanged, while the longest observed gap was 22 minutes, from 10:43 a.m. to 11:05 a.m. on 5 May.</w:t>
-      </w:r>
-    </w:p>
-    <w:p>
-      <w:pPr>
-        <w:pStyle w:val="NormalWeb"/>
-        <w:spacing w:line="360" w:lineRule="auto"/>
-        <w:jc w:val="both"/>
-      </w:pPr>
-      <w:r>
-        <w:t xml:space="preserve">These findings indicate meaningful overall trading activity but intermittent intraday liquidity. Missing prices were therefore not artificially filled, and the strategy uses the next available observed price while </w:t>
-      </w:r>
-      <w:r>
-        <w:t>recognizing</w:t>
-      </w:r>
-      <w:r>
-        <w:t xml:space="preserve"> possible execution delays, slippage and transaction-cost effects.</w:t>
-      </w:r>
-    </w:p>
-    <w:p>
-      <w:r>
-        <w:br w:type="page"/>
-      </w:r>
-    </w:p>
-    <w:p>
-      <w:pPr>
-        <w:pStyle w:val="Heading1"/>
-      </w:pPr>
-      <w:bookmarkStart w:id="8" w:name="_Toc237986730"/>
-      <w:r>
-        <w:lastRenderedPageBreak/>
-        <w:t>4.0 Signal</w:t>
-      </w:r>
-      <w:r>
-        <w:t>, threshold and holding-period design</w:t>
-      </w:r>
-      <w:bookmarkEnd w:id="8"/>
-    </w:p>
-    <w:p>
-      <w:pPr>
-        <w:pStyle w:val="isselectedend"/>
-        <w:spacing w:line="360" w:lineRule="auto"/>
-        <w:jc w:val="both"/>
-      </w:pPr>
-      <w:r>
-        <w:t>Figures C1 and C2 in Appendix C compare minimum daily sentiment thresholds of 0.00 and 0.30. Raising the threshold removed three weak signals, reducing entries from 20 to 17 (15%). At the one-day horizon, win rate increased from 10.00% to 11.76%, Sharpe improved from −0.28 to 1.24, and maximum drawdown fell from 6.58% to 4.31%.</w:t>
-      </w:r>
-    </w:p>
-    <w:p>
-      <w:pPr>
-        <w:pStyle w:val="isselectedend"/>
-        <w:spacing w:line="360" w:lineRule="auto"/>
-        <w:jc w:val="both"/>
-      </w:pPr>
-      <w:r>
-        <w:t xml:space="preserve">The results demonstrate a frequency–conviction trade-off: 0.00 captures more signals but admits more noise, whereas 0.30 produces fewer, stronger trades. Greater selectivity is appropriate because the headlines mainly reflect broad US market sentiment rather than company-specific MI </w:t>
-      </w:r>
-      <w:proofErr w:type="spellStart"/>
-      <w:r>
-        <w:t>Technovation</w:t>
-      </w:r>
-      <w:proofErr w:type="spellEnd"/>
-      <w:r>
-        <w:t xml:space="preserve"> news. Therefore, 0.30 was selected, although the small sample of 17 trades requires cautious interpretation.</w:t>
-      </w:r>
-    </w:p>
-    <w:p>
-      <w:pPr>
-        <w:pStyle w:val="NormalWeb"/>
-        <w:spacing w:line="360" w:lineRule="auto"/>
-        <w:jc w:val="both"/>
-      </w:pPr>
-      <w:r>
-        <w:t xml:space="preserve">Holding periods of 1, 2, 3, 4, 5, 10 and 20 calendar days were tested. The shorter horizons examine immediate and gradual information absorption, while </w:t>
-      </w:r>
-      <w:proofErr w:type="gramStart"/>
-      <w:r>
-        <w:t>10 and 20 days</w:t>
-      </w:r>
-      <w:proofErr w:type="gramEnd"/>
-      <w:r>
-        <w:t xml:space="preserve"> test persistence or reversal. This range is justified by MI </w:t>
-      </w:r>
-      <w:proofErr w:type="spellStart"/>
-      <w:r>
-        <w:t>Technovation’s</w:t>
-      </w:r>
-      <w:proofErr w:type="spellEnd"/>
-      <w:r>
-        <w:t xml:space="preserve"> 3.1641% daily volatility, mildly heavy-tailed returns and intermittent intraday liquidity.</w:t>
-      </w:r>
-    </w:p>
-    <w:p/>
-    <w:p>
-      <w:pPr>
-        <w:pStyle w:val="Heading1"/>
-      </w:pPr>
-      <w:bookmarkStart w:id="9" w:name="_Toc237986731"/>
-      <w:r>
-        <w:t xml:space="preserve">5.0 Back-Testing Assumptions and FinBERT Configuration </w:t>
-      </w:r>
-      <w:r>
-        <w:t>Defense</w:t>
-      </w:r>
-      <w:bookmarkEnd w:id="9"/>
-    </w:p>
-    <w:p>
-      <w:pPr>
-        <w:pStyle w:val="Heading2"/>
-      </w:pPr>
-    </w:p>
-    <w:p>
-      <w:r>
-        <w:t xml:space="preserve">The final strategy and FinBERT settings are </w:t>
-      </w:r>
-      <w:r>
-        <w:t>summarized</w:t>
-      </w:r>
-      <w:r>
-        <w:t xml:space="preserve"> in Figure C3 in Appendix C</w:t>
-      </w:r>
-      <w:r>
-        <w:t>.</w:t>
-      </w:r>
-    </w:p>
-    <w:p/>
-    <w:p>
-      <w:pPr>
-        <w:pStyle w:val="Heading2"/>
-      </w:pPr>
-      <w:bookmarkStart w:id="10" w:name="_Toc237986732"/>
-      <w:r>
-        <w:t xml:space="preserve">5.1 Realistic </w:t>
-      </w:r>
-      <w:proofErr w:type="spellStart"/>
-      <w:r>
-        <w:t>Backtesting</w:t>
-      </w:r>
-      <w:proofErr w:type="spellEnd"/>
-      <w:r>
-        <w:t xml:space="preserve"> Assumptions</w:t>
-      </w:r>
-      <w:bookmarkEnd w:id="10"/>
-    </w:p>
-    <w:p>
-      <w:pPr>
-        <w:pStyle w:val="isselectedend"/>
-        <w:spacing w:line="360" w:lineRule="auto"/>
-        <w:jc w:val="both"/>
-      </w:pPr>
-      <w:r>
-        <w:t xml:space="preserve">The RM10,000 initial capital represents a plausible Malaysian retail account. Position size was reduced from 100% to 50% because committing all capital to each signal was excessive given MI </w:t>
-      </w:r>
-      <w:proofErr w:type="spellStart"/>
-      <w:r>
-        <w:t>Technovation’s</w:t>
-      </w:r>
-      <w:proofErr w:type="spellEnd"/>
-      <w:r>
-        <w:t xml:space="preserve"> 3.1641% daily volatility, mildly heavy-tailed returns and intermittent liquidity. The revised position is approximately RM5,000, leaving half the account as a risk buffer.</w:t>
-      </w:r>
-    </w:p>
-    <w:p>
-      <w:pPr>
-        <w:pStyle w:val="isselectedend"/>
-        <w:spacing w:line="360" w:lineRule="auto"/>
-        <w:jc w:val="both"/>
-      </w:pPr>
-      <w:r>
-        <w:t xml:space="preserve">At prices of RM2.86–RM5.06, RM5,000 purchases approximately 1,000–1,700 shares, below 0.06% of the stock’s 3.13 million-share median daily volume. The assumed order should therefore have limited market impact. Round-trip transaction cost was set at 0.38% instead of the generic </w:t>
-      </w:r>
-      <w:r>
-        <w:lastRenderedPageBreak/>
-        <w:t>0.50%. For a RM5,000 position, estimated brokerage, stamp duty and clearing fees total RM18.76 for entry and exit, equal to 0.3752% and rounded to 0.38% (Bursa Malaysia, n.d.; Rakuten Trade, n.d.).</w:t>
-      </w:r>
-    </w:p>
-    <w:p>
-      <w:pPr>
-        <w:pStyle w:val="isselectedend"/>
-        <w:spacing w:line="360" w:lineRule="auto"/>
-        <w:jc w:val="both"/>
-      </w:pPr>
-      <w:r>
-        <w:t>The annual risk-free rate was adjusted from 3.00% to 2.75%, using Bank Negara Malaysia’s Q3 2026 Overnight Policy Rate as a current Malaysian benchmark proxy (Bank Negara Malaysia, 2026). The breakeven stop was retained because, once price rises sufficiently to cover transaction costs, it protects the position if price subsequently reverses. It does not prevent losses when the breakeven level is never reached.</w:t>
-      </w:r>
-    </w:p>
-    <w:p>
-      <w:pPr>
-        <w:pStyle w:val="isselectedend"/>
-      </w:pPr>
-    </w:p>
-    <w:p>
-      <w:pPr>
-        <w:pStyle w:val="Heading2"/>
-      </w:pPr>
-      <w:bookmarkStart w:id="11" w:name="_Toc237986733"/>
-      <w:r>
-        <w:t>5.2 FinBERT Configuration and Batch-Size Test</w:t>
-      </w:r>
-      <w:bookmarkEnd w:id="11"/>
-    </w:p>
-    <w:p>
-      <w:pPr>
-        <w:pStyle w:val="isselectedend"/>
-        <w:spacing w:line="360" w:lineRule="auto"/>
-        <w:jc w:val="both"/>
-      </w:pPr>
-      <w:proofErr w:type="spellStart"/>
-      <w:r>
-        <w:t>ProsusAI</w:t>
-      </w:r>
-      <w:proofErr w:type="spellEnd"/>
-      <w:r>
-        <w:t>/</w:t>
-      </w:r>
-      <w:proofErr w:type="spellStart"/>
-      <w:r>
-        <w:t>finbert</w:t>
-      </w:r>
-      <w:proofErr w:type="spellEnd"/>
-      <w:r>
-        <w:t xml:space="preserve"> was retained because it is trained on financial language and classifies headlines as positive, negative or neutral (Araci, 2019). Net sentiment was calculated as positive probability minus negative probability, producing the daily signal used by the strategy.</w:t>
-      </w:r>
-    </w:p>
-    <w:p>
-      <w:pPr>
-        <w:pStyle w:val="isselectedend"/>
-        <w:spacing w:line="360" w:lineRule="auto"/>
-        <w:jc w:val="both"/>
-      </w:pPr>
-      <w:r>
-        <w:t xml:space="preserve">Batch sizes 16 and 8 were tested on the same 74 eligible headlines. Batch size 16 required approximately five processing passes, whereas size 8 required approximately ten. Both completed without errors and produced identical signals and </w:t>
-      </w:r>
-      <w:proofErr w:type="spellStart"/>
-      <w:r>
-        <w:t>backtesting</w:t>
-      </w:r>
-      <w:proofErr w:type="spellEnd"/>
-      <w:r>
-        <w:t xml:space="preserve"> results, confirming that batch size affected computational efficiency rather than investment conclusions. Batch size 8 was selected because its lower memory demand was more suitable for a standard laptop, while the additional processing time was negligible for this small dataset.</w:t>
-      </w:r>
-    </w:p>
-    <w:p>
-      <w:pPr>
-        <w:pStyle w:val="NormalWeb"/>
-        <w:spacing w:line="360" w:lineRule="auto"/>
-        <w:jc w:val="both"/>
-      </w:pPr>
-      <w:r>
-        <w:t>The minimum headline length of 12 characters removed incomplete fragments, while the 0.55 alphabetic-ratio requirement excluded symbol-dominated or corrupted records. These filters reduced input noise without rejecting legitimate financial headlines containing prices, percentages or ticker symbols.</w:t>
-      </w:r>
-    </w:p>
-    <w:p/>
-    <w:p>
-      <w:pPr>
-        <w:rPr>
-          <w:rFonts w:eastAsiaTheme="majorEastAsia" w:cstheme="majorBidi"/>
-          <w:b/>
-          <w:sz w:val="32"/>
-          <w:szCs w:val="32"/>
-        </w:rPr>
-      </w:pPr>
-      <w:r>
-        <w:br w:type="page"/>
-      </w:r>
-    </w:p>
-    <w:p>
-      <w:pPr>
-        <w:pStyle w:val="Heading1"/>
-      </w:pPr>
-      <w:bookmarkStart w:id="12" w:name="_Toc237986734"/>
-      <w:r>
-        <w:lastRenderedPageBreak/>
-        <w:t>6.0 Performance Evaluation and Multi-Horizon Comparison</w:t>
-      </w:r>
-      <w:bookmarkEnd w:id="12"/>
-    </w:p>
-    <w:p/>
-    <w:p>
-      <w:pPr>
-        <w:pStyle w:val="Heading2"/>
-      </w:pPr>
-      <w:bookmarkStart w:id="13" w:name="_Toc237986735"/>
-      <w:r>
-        <w:t>6.1 Cross-Horizon Performance</w:t>
-      </w:r>
-      <w:bookmarkEnd w:id="13"/>
-    </w:p>
-    <w:p>
-      <w:pPr>
-        <w:pStyle w:val="NormalWeb"/>
-        <w:spacing w:line="360" w:lineRule="auto"/>
-        <w:jc w:val="both"/>
-      </w:pPr>
-      <w:r>
-        <w:t xml:space="preserve">Figure </w:t>
-      </w:r>
-      <w:r>
-        <w:t>C4</w:t>
-      </w:r>
-      <w:r>
-        <w:t xml:space="preserve"> in Appendix </w:t>
-      </w:r>
-      <w:r>
-        <w:t>C</w:t>
-      </w:r>
-      <w:r>
-        <w:t xml:space="preserve"> presents the complete multi-horizon results. The one- and two-day horizons generated 17 completed trades, while the others generated 16 because one late signal lacked sufficient future price data. Win rate increased from 70.59% at one day to 82.35% at two days and 87.50% from three days onward.</w:t>
-      </w:r>
-    </w:p>
-    <w:p>
-      <w:pPr>
-        <w:pStyle w:val="NormalWeb"/>
-        <w:spacing w:line="360" w:lineRule="auto"/>
-        <w:jc w:val="both"/>
-      </w:pPr>
-      <w:r>
-        <w:t>Returns strengthened through day five. Average return per trade rose across days one to five from 0.15%, 0.24%, 0.66% and 0.82% to 1.00%. Cumulative return similarly increased from 1.26% to 8.16%, raising ending equity from RM10,126.48 to RM10,815.87. Performance then weakened: at ten days, average return was 0.47%, cumulative return was 3.80% and equity was RM10,380.50. At 20 days, returns were approximately zero and equity remained RM10,000; therefore, its 87.50% win rate lacked economic significance.</w:t>
-      </w:r>
-    </w:p>
-    <w:p>
-      <w:pPr>
-        <w:pStyle w:val="NormalWeb"/>
-        <w:spacing w:line="360" w:lineRule="auto"/>
-        <w:jc w:val="both"/>
-      </w:pPr>
-      <w:r>
-        <w:t>Maximum drawdown was −2.05% at one day and −2.83% at two days, while the backtest reported 0.00% thereafter. Sharpe moved from 1.63 and 1.39 at days one and two to a peak of 3.90 at day three, before moderating to 3.30, 3.01 and 1.47 at days four, five and ten. It was undefined at day 20 because returns had virtually no variation. Profit factors of 1.46 and 1.74 at days one and two show that gains exceeded losses. From day three onward, profit factor was undefined because the breakeven-stop results contained no meaningful negative-return denominator; this does not mean unlimited profitability.</w:t>
-      </w:r>
-    </w:p>
-    <w:p/>
-    <w:p>
-      <w:pPr>
-        <w:pStyle w:val="Heading2"/>
-      </w:pPr>
-      <w:bookmarkStart w:id="14" w:name="_Toc237986736"/>
-      <w:r>
-        <w:t>6.2 Best Horizon and Configuration</w:t>
-      </w:r>
-      <w:bookmarkEnd w:id="14"/>
-    </w:p>
-    <w:p>
-      <w:pPr>
-        <w:pStyle w:val="Heading2"/>
-      </w:pPr>
-    </w:p>
-    <w:p>
-      <w:pPr>
-        <w:spacing w:line="360" w:lineRule="auto"/>
-        <w:jc w:val="both"/>
-      </w:pPr>
-      <w:r>
-        <w:t>The three-day horizon delivered the strongest risk-adjusted performance through its 3.90 Sharpe ratio. However, five days was the best overall horizon because it achieved the highest average return per trade, cumulative return and ending equity, while retaining a strong 3.01 Sharpe ratio. The weaker ten- and twenty-day results suggest that the useful sentiment effect was concentrated within three to five days.</w:t>
-      </w:r>
-    </w:p>
-    <w:p>
-      <w:pPr>
-        <w:spacing w:line="360" w:lineRule="auto"/>
-        <w:jc w:val="both"/>
-      </w:pPr>
-      <w:r>
-        <w:lastRenderedPageBreak/>
-        <w:t>The selected configuration therefore combines ProsusAI/finbert, batch size 8, a 0.30 minimum daily score and a five-day holding period with the assumptions defended in Section 5. This remains an in-sample finding based on only 16–17 trades and does not guarantee future performance.</w:t>
-      </w:r>
-    </w:p>
-    <w:p/>
-    <w:p>
-      <w:pPr>
-        <w:pStyle w:val="Heading1"/>
-      </w:pPr>
-      <w:bookmarkStart w:id="15" w:name="_Toc237986737"/>
-      <w:r>
-        <w:t>7.0 Critical Reflection and Financial Interpretation</w:t>
-      </w:r>
-      <w:bookmarkEnd w:id="15"/>
-    </w:p>
-    <w:p>
-      <w:pPr>
-        <w:pStyle w:val="Heading3"/>
-      </w:pPr>
-    </w:p>
-    <w:p>
-      <w:pPr>
-        <w:pStyle w:val="Heading2"/>
-      </w:pPr>
-      <w:bookmarkStart w:id="16" w:name="_Toc237986738"/>
-      <w:r>
-        <w:t>7.1 Genuine Result Anomaly</w:t>
-      </w:r>
-      <w:bookmarkEnd w:id="16"/>
-    </w:p>
-    <w:p>
-      <w:pPr>
-        <w:pStyle w:val="NormalWeb"/>
-        <w:spacing w:line="360" w:lineRule="auto"/>
-        <w:jc w:val="both"/>
-      </w:pPr>
-      <w:r>
-        <w:t xml:space="preserve">A genuine anomaly is the 20-day horizon, which reported an </w:t>
-      </w:r>
-      <w:proofErr w:type="gramStart"/>
-      <w:r>
-        <w:t>87.50% win</w:t>
-      </w:r>
-      <w:proofErr w:type="gramEnd"/>
-      <w:r>
-        <w:t xml:space="preserve"> rate despite an average return of 0.00%, cumulative return of 0.00% and unchanged ending equity of RM10,000. Its Sharpe ratio and profit factor were also undefined. This occurred because the breakeven stop exited trades at a price intended to recover the 0.38% round-trip cost, producing net returns extremely close to zero. Very small positive numerical values could still be counted as wins before being rounded to 0.00% in the report. Since these returns had virtually no variation or meaningful negative denominator, neither Sharpe ratio nor profit factor could be calculated. Therefore, the apparently high win rate at 20 days does not represent economic profitability and demonstrates why win rate should not be interpreted without return magnitude, risk and cost measures.</w:t>
-      </w:r>
-    </w:p>
-    <w:p>
-      <w:pPr>
-        <w:pStyle w:val="NormalWeb"/>
-      </w:pPr>
-    </w:p>
-    <w:p>
-      <w:pPr>
-        <w:pStyle w:val="Heading2"/>
-      </w:pPr>
-      <w:bookmarkStart w:id="17" w:name="_Toc237986739"/>
-      <w:r>
-        <w:t>7.2 Market Efficiency and Information Spillover</w:t>
-      </w:r>
-      <w:bookmarkEnd w:id="17"/>
-    </w:p>
-    <w:p>
-      <w:pPr>
-        <w:pStyle w:val="NormalWeb"/>
-        <w:spacing w:line="360" w:lineRule="auto"/>
-        <w:jc w:val="both"/>
-      </w:pPr>
-      <w:r>
-        <w:t xml:space="preserve">Semi-strong market efficiency proposes that publicly available information should be rapidly incorporated into share prices (Fama, 1970). However, MI </w:t>
-      </w:r>
-      <w:proofErr w:type="spellStart"/>
-      <w:r>
-        <w:t>Technovation’s</w:t>
-      </w:r>
-      <w:proofErr w:type="spellEnd"/>
-      <w:r>
-        <w:t xml:space="preserve"> results strengthened gradually: cumulative return increased from 1.26% at one day to 8.16% at five days, while the highest Sharpe ratio occurred at three days. This pattern suggests that the market did not fully absorb the sentiment information immediately. It is consistent with gradual information diffusion, whereby less-followed or less-liquid securities may adjust more slowly to relevant information (Hou, 2007). Media sentiment can also create temporary price pressure before prices subsequently adjust or reverse (Tetlock, 2007).</w:t>
-      </w:r>
-    </w:p>
-    <w:p>
-      <w:pPr>
-        <w:pStyle w:val="NormalWeb"/>
-        <w:spacing w:line="360" w:lineRule="auto"/>
-        <w:jc w:val="both"/>
-      </w:pPr>
-      <w:r>
-        <w:t xml:space="preserve">MI </w:t>
-      </w:r>
-      <w:proofErr w:type="spellStart"/>
-      <w:r>
-        <w:t>Technovation’s</w:t>
-      </w:r>
-      <w:proofErr w:type="spellEnd"/>
-      <w:r>
-        <w:t xml:space="preserve"> intermittent liquidity provides a possible explanation. Approximately 55% of consecutive valid prices were unchanged, 26.79% of raw observations had empty closing-price </w:t>
-      </w:r>
-      <w:r>
-        <w:lastRenderedPageBreak/>
-        <w:t>fields, and the longest interval between observed prices was 22 minutes. These conditions may delay recorded price adjustment and allow information spillover across several trading days. Nevertheless, performance fell to 3.80% at ten days and approximately zero at 20 days, indicating that the information advantage eventually disappeared. This does not disprove market efficiency because the test used only 16–17 trades, covered 58 trading days and occurred during a strong upward price trend that may have contributed to the returns.</w:t>
-      </w:r>
-    </w:p>
-    <w:p>
-      <w:pPr>
-        <w:pStyle w:val="NormalWeb"/>
-      </w:pPr>
-    </w:p>
-    <w:p>
-      <w:pPr>
-        <w:pStyle w:val="Heading2"/>
-      </w:pPr>
-      <w:bookmarkStart w:id="18" w:name="_Toc237986740"/>
-      <w:r>
-        <w:t>7.3 Transaction-Cost Drag and General Implications</w:t>
-      </w:r>
-      <w:bookmarkEnd w:id="18"/>
-    </w:p>
-    <w:p>
-      <w:pPr>
-        <w:pStyle w:val="NormalWeb"/>
-        <w:spacing w:line="360" w:lineRule="auto"/>
-        <w:jc w:val="both"/>
-      </w:pPr>
-      <w:r>
-        <w:t>Transaction costs materially affect the viability of the strategy. After applying a 0.38% round-trip cost, the one-day horizon earned an average of only 0.15% per trade. This narrow margin could be eliminated by bid–ask spreads, slippage or delayed execution, which were not fully captured by the fixed-cost assumption. Prior research similarly shows that frequent trading costs can substantially reduce or eliminate apparently profitable strategies (</w:t>
-      </w:r>
-      <w:proofErr w:type="spellStart"/>
-      <w:r>
-        <w:t>Lesmond</w:t>
-      </w:r>
-      <w:proofErr w:type="spellEnd"/>
-      <w:r>
-        <w:t xml:space="preserve"> et al., 2004). The stronger five-day average return of 1.00% provided a larger buffer against these costs, while the breakeven stop prevented some profitable trades from reversing into losses. However, the stop does not limit losses when the price never reaches breakeven and may partly explain the zero returns and undefined profit factors at longer horizons.</w:t>
-      </w:r>
-    </w:p>
-    <w:p>
-      <w:pPr>
-        <w:pStyle w:val="NormalWeb"/>
-        <w:spacing w:line="360" w:lineRule="auto"/>
-        <w:jc w:val="both"/>
-      </w:pPr>
-      <w:r>
-        <w:t>More generally, one-minute data and rapid sentiment scoring do not guarantee that intraday trading will be profitable. News-based strategies should filter weak signals, avoid excessive turnover, use realistic execution prices and costs, and match the holding period to the signal’s information life. For this sample, the useful response was concentrated within three to five days, with five days producing the best overall in-sample result. However, this conclusion requires confirmation using longer datasets, additional stocks, realistic slippage, non-overlapping or independently evaluated trades, and out-of-sample comparison against buy-and-hold and no-news benchmarks.</w:t>
-      </w:r>
-    </w:p>
-    <w:p>
-      <w:pPr>
-        <w:spacing w:line="360" w:lineRule="auto"/>
-        <w:jc w:val="both"/>
-      </w:pPr>
-    </w:p>
-    <w:p>
-      <w:pPr>
-        <w:spacing w:line="360" w:lineRule="auto"/>
-        <w:jc w:val="both"/>
-        <w:rPr>
-          <w:rFonts w:eastAsiaTheme="majorEastAsia" w:cstheme="majorBidi"/>
-          <w:b/>
-          <w:sz w:val="32"/>
-          <w:szCs w:val="32"/>
-        </w:rPr>
-      </w:pPr>
-      <w:r>
-        <w:br w:type="page"/>
-      </w:r>
-    </w:p>
-    <w:p>
-      <w:pPr>
-        <w:pStyle w:val="Heading1"/>
-      </w:pPr>
-      <w:bookmarkStart w:id="19" w:name="_Toc237986741"/>
-      <w:r>
-        <w:lastRenderedPageBreak/>
-        <w:t>8.0 Conclusion</w:t>
-      </w:r>
-      <w:bookmarkEnd w:id="19"/>
-    </w:p>
-    <w:p>
-      <w:pPr>
-        <w:pStyle w:val="NormalWeb"/>
-        <w:spacing w:line="360" w:lineRule="auto"/>
-        <w:jc w:val="both"/>
-      </w:pPr>
-      <w:r>
-        <w:t xml:space="preserve">The FinBERT strategy showed that strong positive news sentiment contained short-lived predictive value for MI </w:t>
-      </w:r>
-      <w:proofErr w:type="spellStart"/>
-      <w:r>
-        <w:t>Technovation</w:t>
-      </w:r>
-      <w:proofErr w:type="spellEnd"/>
-      <w:r>
-        <w:t>. The five-day horizon achieved the best overall result, generating an 8.16% cumulative return and ending equity of RM10,815.87, while the three-day horizon recorded the highest Sharpe ratio of 3.90. Performance weakened after five days, indicating that the signal’s information value gradually disappeared. However, the small sample, intermittent liquidity and execution costs mean these findings remain preliminary and require longer out-of-sample testing before practical implementation.</w:t>
-      </w:r>
-    </w:p>
-    <w:bookmarkEnd w:id="0"/>
-    <w:p>
-      <w:pPr>
-        <w:pStyle w:val="Heading1"/>
-      </w:pPr>
-    </w:p>
-    <w:p>
-      <w:pPr>
-        <w:pStyle w:val="Heading1"/>
-      </w:pPr>
-      <w:bookmarkStart w:id="20" w:name="_Toc237986742"/>
-      <w:r>
-        <w:t>9.0 References</w:t>
-      </w:r>
-      <w:bookmarkEnd w:id="20"/>
-    </w:p>
-    <w:p/>
-    <w:p>
-      <w:pPr>
-        <w:pStyle w:val="NormalWeb"/>
-      </w:pPr>
-      <w:r>
-        <w:t xml:space="preserve">Araci, D. (2019). </w:t>
-      </w:r>
-      <w:r>
-        <w:rPr>
-          <w:rStyle w:val="Emphasis"/>
-        </w:rPr>
-        <w:t>FinBERT: Financial sentiment analysis with pre-trained language models</w:t>
-      </w:r>
-      <w:r>
-        <w:t xml:space="preserve"> [Preprint]. </w:t>
-      </w:r>
-      <w:proofErr w:type="spellStart"/>
-      <w:r>
-        <w:t>arXiv</w:t>
-      </w:r>
-      <w:proofErr w:type="spellEnd"/>
-      <w:r>
-        <w:t xml:space="preserve">. </w:t>
-      </w:r>
-      <w:hyperlink r:id="rId9" w:history="1">
-        <w:r>
-          <w:rPr>
-            <w:rStyle w:val="Hyperlink"/>
-          </w:rPr>
-          <w:t>https://doi.org/10.48550/arXiv.1908.10063</w:t>
-        </w:r>
-      </w:hyperlink>
-    </w:p>
-    <w:p>
-      <w:pPr>
-        <w:pStyle w:val="NormalWeb"/>
-      </w:pPr>
-      <w:r>
-        <w:t xml:space="preserve">Bank Negara Malaysia. (2026, July 9). </w:t>
-      </w:r>
-      <w:r>
-        <w:rPr>
-          <w:rStyle w:val="Emphasis"/>
-        </w:rPr>
-        <w:t>Monetary policy statement</w:t>
-      </w:r>
-      <w:r>
-        <w:t xml:space="preserve">. </w:t>
-      </w:r>
-      <w:hyperlink r:id="rId10" w:history="1">
-        <w:r>
-          <w:rPr>
-            <w:rStyle w:val="Hyperlink"/>
-          </w:rPr>
-          <w:t>https://www.bnm.gov.my/-/monetary-policy-statement-09072026</w:t>
-        </w:r>
-      </w:hyperlink>
-    </w:p>
-    <w:p>
-      <w:pPr>
-        <w:pStyle w:val="NormalWeb"/>
-      </w:pPr>
-      <w:r>
-        <w:t xml:space="preserve">Bursa Malaysia. (n.d.). </w:t>
-      </w:r>
-      <w:r>
-        <w:rPr>
-          <w:rStyle w:val="Emphasis"/>
-        </w:rPr>
-        <w:t>Transaction costs</w:t>
-      </w:r>
-      <w:r>
-        <w:t xml:space="preserve">. Retrieved August 18, 2026, from </w:t>
-      </w:r>
-      <w:hyperlink r:id="rId11" w:history="1">
-        <w:r>
-          <w:rPr>
-            <w:rStyle w:val="Hyperlink"/>
-          </w:rPr>
-          <w:t>https://www.bursamalaysia.com/trade/trading_resources/equities/transaction_costs</w:t>
-        </w:r>
-      </w:hyperlink>
-    </w:p>
-    <w:p>
-      <w:pPr>
-        <w:pStyle w:val="NormalWeb"/>
-      </w:pPr>
-      <w:r>
-        <w:t xml:space="preserve">Fama, E. F. (1970). Efficient capital markets: A review of theory and empirical work. </w:t>
-      </w:r>
-      <w:r>
-        <w:rPr>
-          <w:rStyle w:val="Emphasis"/>
-        </w:rPr>
-        <w:t>The Journal of Finance, 25</w:t>
-      </w:r>
-      <w:r>
-        <w:t xml:space="preserve">(2), 383–417. </w:t>
-      </w:r>
-      <w:hyperlink r:id="rId12" w:history="1">
-        <w:r>
-          <w:rPr>
-            <w:rStyle w:val="Hyperlink"/>
-          </w:rPr>
-          <w:t>https://doi.org/10.2307/2325486</w:t>
-        </w:r>
-      </w:hyperlink>
-    </w:p>
-    <w:p>
-      <w:pPr>
-        <w:pStyle w:val="NormalWeb"/>
-      </w:pPr>
-      <w:r>
-        <w:t xml:space="preserve">Hou, K. (2007). Industry information diffusion and the lead-lag effect in stock returns. </w:t>
-      </w:r>
-      <w:r>
-        <w:rPr>
-          <w:rStyle w:val="Emphasis"/>
-        </w:rPr>
-        <w:t>The Review of Financial Studies, 20</w:t>
-      </w:r>
-      <w:r>
-        <w:t xml:space="preserve">(4), 1113–1138. </w:t>
-      </w:r>
-      <w:hyperlink r:id="rId13" w:history="1">
-        <w:r>
-          <w:rPr>
-            <w:rStyle w:val="Hyperlink"/>
-          </w:rPr>
-          <w:t>https://doi.org/10.1093/revfin/hhm003</w:t>
-        </w:r>
-      </w:hyperlink>
-    </w:p>
-    <w:p>
-      <w:pPr>
-        <w:pStyle w:val="NormalWeb"/>
-      </w:pPr>
-      <w:proofErr w:type="spellStart"/>
-      <w:r>
-        <w:t>Lesmond</w:t>
-      </w:r>
-      <w:proofErr w:type="spellEnd"/>
-      <w:r>
-        <w:t xml:space="preserve">, D. A., Schill, M. J., &amp; Zhou, C. (2004). The illusory nature of momentum profits. </w:t>
-      </w:r>
-      <w:r>
-        <w:rPr>
-          <w:rStyle w:val="Emphasis"/>
-        </w:rPr>
-        <w:t>Journal of Financial Economics, 71</w:t>
-      </w:r>
-      <w:r>
-        <w:t xml:space="preserve">(2), 349–380. </w:t>
-      </w:r>
-      <w:hyperlink r:id="rId14" w:history="1">
-        <w:r>
-          <w:rPr>
-            <w:rStyle w:val="Hyperlink"/>
-          </w:rPr>
-          <w:t>https://doi.org/10.1016/S0304-405X(03)00206-X</w:t>
-        </w:r>
-      </w:hyperlink>
-    </w:p>
-    <w:p>
-      <w:pPr>
-        <w:pStyle w:val="NormalWeb"/>
-      </w:pPr>
-      <w:r>
-        <w:t xml:space="preserve">Rakuten Trade. (n.d.). </w:t>
-      </w:r>
-      <w:r>
-        <w:rPr>
-          <w:rStyle w:val="Emphasis"/>
-        </w:rPr>
-        <w:t>FAQs: Charges and fees</w:t>
-      </w:r>
-      <w:r>
-        <w:t xml:space="preserve">. Retrieved August 18, 2026, from </w:t>
-      </w:r>
-      <w:hyperlink r:id="rId15" w:history="1">
-        <w:r>
-          <w:rPr>
-            <w:rStyle w:val="Hyperlink"/>
-          </w:rPr>
-          <w:t>https://www.rakutentrade.my/faqs/charges-and-fees</w:t>
-        </w:r>
-      </w:hyperlink>
-    </w:p>
-    <w:p>
-      <w:pPr>
-        <w:pStyle w:val="NormalWeb"/>
-      </w:pPr>
-      <w:r>
-        <w:t xml:space="preserve">Tetlock, P. C. (2007). Giving content to investor sentiment: The role of media in the stock market. </w:t>
-      </w:r>
-      <w:r>
-        <w:rPr>
-          <w:rStyle w:val="Emphasis"/>
-        </w:rPr>
-        <w:t>The Journal of Finance, 62</w:t>
-      </w:r>
-      <w:r>
-        <w:t xml:space="preserve">(3), 1139–1168. </w:t>
-      </w:r>
-      <w:hyperlink r:id="rId16" w:history="1">
-        <w:r>
-          <w:rPr>
-            <w:rStyle w:val="Hyperlink"/>
-          </w:rPr>
-          <w:t>https://doi.org/10.1111/j.1540-6261.2007.01232.x</w:t>
-        </w:r>
-      </w:hyperlink>
-    </w:p>
-    <w:p/>
-    <w:p>
-      <w:pPr>
-        <w:pStyle w:val="Heading1"/>
-        <w:rPr>
-          <w:lang w:val="en-MY" w:eastAsia="en-GB"/>
-        </w:rPr>
-      </w:pPr>
-      <w:r>
-        <w:br w:type="page"/>
-      </w:r>
-      <w:bookmarkStart w:id="21" w:name="_Toc237986743"/>
-      <w:r>
-        <w:rPr>
-          <w:lang w:val="en-MY" w:eastAsia="en-GB"/>
-        </w:rPr>
-        <w:lastRenderedPageBreak/>
-        <w:t>10.0 Appendices</w:t>
-      </w:r>
-      <w:bookmarkEnd w:id="21"/>
-    </w:p>
-    <w:p>
-      <w:pPr>
-        <w:rPr>
-          <w:lang w:val="en-MY" w:eastAsia="en-GB"/>
-        </w:rPr>
-      </w:pPr>
-    </w:p>
-    <w:p>
-      <w:pPr>
-        <w:rPr>
-          <w:b/>
-          <w:bCs/>
-          <w:lang w:val="en-MY" w:eastAsia="en-GB"/>
-        </w:rPr>
-      </w:pPr>
-      <w:r>
-        <w:rPr>
-          <w:b/>
-          <w:bCs/>
-          <w:lang w:val="en-MY" w:eastAsia="en-GB"/>
-        </w:rPr>
-        <w:t>Appendix A: Data Source and Preparation Evidence</w:t>
-      </w:r>
-    </w:p>
-    <w:p>
-      <w:pPr>
-        <w:spacing w:before="100" w:beforeAutospacing="1" w:after="100" w:afterAutospacing="1" w:line="240" w:lineRule="auto"/>
-        <w:outlineLvl w:val="1"/>
-        <w:rPr>
-          <w:rFonts w:eastAsia="Times New Roman"/>
-          <w:b/>
-          <w:bCs/>
-          <w:color w:val="auto"/>
-          <w:szCs w:val="24"/>
-          <w:lang w:val="en-MY" w:eastAsia="en-GB"/>
-        </w:rPr>
-      </w:pPr>
-    </w:p>
-    <w:p>
-      <w:pPr>
-        <w:spacing w:before="100" w:beforeAutospacing="1" w:after="100" w:afterAutospacing="1" w:line="240" w:lineRule="auto"/>
+        <w:spacing w:before="100" w:beforeAutospacing="1" w:after="100" w:afterAutospacing="1"/>
         <w:jc w:val="center"/>
-        <w:rPr>
-          <w:rFonts w:eastAsia="Times New Roman"/>
-          <w:b/>
-          <w:bCs/>
-          <w:color w:val="auto"/>
-          <w:szCs w:val="24"/>
-          <w:lang w:val="en-MY" w:eastAsia="en-GB"/>
-        </w:rPr>
       </w:pPr>
       <w:r>
         <w:drawing>
-          <wp:inline distT="0" distB="0" distL="0" distR="0" wp14:anchorId="79026F22" wp14:editId="252E6C56">
-            <wp:extent cx="5943600" cy="2809240"/>
-            <wp:effectExtent l="0" t="0" r="0" b="0"/>
-            <wp:docPr id="1249098935" name="Picture 1"/>
+          <wp:inline distT="0" distB="0" distL="0" distR="0" wp14:anchorId="1E9756C1" wp14:editId="5A62E9F2">
+            <wp:extent cx="4501661" cy="1101850"/>
+            <wp:effectExtent l="0" t="0" r="0" b="3175"/>
+            <wp:docPr id="283334360" name="Picture 1"/>
             <wp:cNvGraphicFramePr>
               <a:graphicFrameLocks xmlns:a="http://schemas.openxmlformats.org/drawingml/2006/main" noChangeAspect="1"/>
             </wp:cNvGraphicFramePr>
@@ -3545,7 +1966,1478 @@
               <a:graphicData uri="http://schemas.openxmlformats.org/drawingml/2006/picture">
                 <pic:pic xmlns:pic="http://schemas.openxmlformats.org/drawingml/2006/picture">
                   <pic:nvPicPr>
-                    <pic:cNvPr id="1955861404" name=""/>
+                    <pic:cNvPr id="504122159" name=""/>
+                    <pic:cNvPicPr/>
+                  </pic:nvPicPr>
+                  <pic:blipFill>
+                    <a:blip r:embed="rId9"/>
+                    <a:stretch>
+                      <a:fillRect/>
+                    </a:stretch>
+                  </pic:blipFill>
+                  <pic:spPr>
+                    <a:xfrm>
+                      <a:off x="0" y="0"/>
+                      <a:ext cx="4579169" cy="1120821"/>
+                    </a:xfrm>
+                    <a:prstGeom prst="rect">
+                      <a:avLst/>
+                    </a:prstGeom>
+                  </pic:spPr>
+                </pic:pic>
+              </a:graphicData>
+            </a:graphic>
+          </wp:inline>
+        </w:drawing>
+      </w:r>
+    </w:p>
+    <w:p>
+      <w:pPr>
+        <w:spacing w:before="100" w:beforeAutospacing="1" w:after="100" w:afterAutospacing="1" w:line="360" w:lineRule="auto"/>
+        <w:jc w:val="center"/>
+        <w:rPr>
+          <w:sz w:val="20"/>
+          <w:szCs w:val="20"/>
+        </w:rPr>
+      </w:pPr>
+      <w:r>
+        <w:rPr>
+          <w:b/>
+          <w:bCs/>
+          <w:sz w:val="20"/>
+          <w:szCs w:val="20"/>
+        </w:rPr>
+        <w:t xml:space="preserve">Figure </w:t>
+      </w:r>
+      <w:r>
+        <w:rPr>
+          <w:b/>
+          <w:bCs/>
+          <w:sz w:val="20"/>
+          <w:szCs w:val="20"/>
+        </w:rPr>
+        <w:t>1</w:t>
+      </w:r>
+      <w:r>
+        <w:rPr>
+          <w:b/>
+          <w:bCs/>
+          <w:sz w:val="20"/>
+          <w:szCs w:val="20"/>
+        </w:rPr>
+        <w:t>.</w:t>
+      </w:r>
+      <w:r>
+        <w:rPr>
+          <w:sz w:val="20"/>
+          <w:szCs w:val="20"/>
+        </w:rPr>
+        <w:t xml:space="preserve"> Price-data cleaning verification for MI </w:t>
+      </w:r>
+      <w:proofErr w:type="spellStart"/>
+      <w:r>
+        <w:rPr>
+          <w:sz w:val="20"/>
+          <w:szCs w:val="20"/>
+        </w:rPr>
+        <w:t>Technovation</w:t>
+      </w:r>
+      <w:proofErr w:type="spellEnd"/>
+      <w:r>
+        <w:rPr>
+          <w:sz w:val="20"/>
+          <w:szCs w:val="20"/>
+        </w:rPr>
+        <w:t xml:space="preserve"> Berhad.</w:t>
+      </w:r>
+      <w:r>
+        <w:rPr>
+          <w:sz w:val="20"/>
+          <w:szCs w:val="20"/>
+        </w:rPr>
+        <w:br/>
+      </w:r>
+      <w:r>
+        <w:rPr>
+          <w:i/>
+          <w:iCs/>
+          <w:sz w:val="20"/>
+          <w:szCs w:val="20"/>
+        </w:rPr>
+        <w:t>Source: Author’s calculation using LSEG Workspace data (2026).</w:t>
+      </w:r>
+    </w:p>
+    <w:p>
+      <w:pPr>
+        <w:pStyle w:val="NormalWeb"/>
+        <w:spacing w:line="360" w:lineRule="auto"/>
+        <w:jc w:val="both"/>
+      </w:pPr>
+      <w:r>
+        <w:t>Figure 1 shows that originally, the dataset had 19,928 timestamped observations. After having removed the 5,338 cells with missing closing price data, 14,590 timestamped observations remained and did not find any duplicate timestamps. The rows with missing closing prices were simply removed instead of estimated so that my backtest used observed prices only, since data-cleaning and aggregation decisions for high-frequency financial data can materially affect subsequent statistical results</w:t>
+      </w:r>
+      <w:r>
+        <w:t xml:space="preserve"> </w:t>
+      </w:r>
+      <w:r>
+        <w:t>(Brownlees &amp; Gallo, 2006).</w:t>
+      </w:r>
+    </w:p>
+    <w:p>
+      <w:pPr>
+        <w:spacing w:before="100" w:beforeAutospacing="1" w:after="100" w:afterAutospacing="1"/>
+        <w:jc w:val="center"/>
+      </w:pPr>
+      <w:r>
+        <w:drawing>
+          <wp:inline distT="0" distB="0" distL="0" distR="0" wp14:anchorId="130218A5" wp14:editId="1E0684B8">
+            <wp:extent cx="4464814" cy="872197"/>
+            <wp:effectExtent l="0" t="0" r="0" b="4445"/>
+            <wp:docPr id="72987754" name="Picture 1"/>
+            <wp:cNvGraphicFramePr>
+              <a:graphicFrameLocks xmlns:a="http://schemas.openxmlformats.org/drawingml/2006/main" noChangeAspect="1"/>
+            </wp:cNvGraphicFramePr>
+            <a:graphic xmlns:a="http://schemas.openxmlformats.org/drawingml/2006/main">
+              <a:graphicData uri="http://schemas.openxmlformats.org/drawingml/2006/picture">
+                <pic:pic xmlns:pic="http://schemas.openxmlformats.org/drawingml/2006/picture">
+                  <pic:nvPicPr>
+                    <pic:cNvPr id="72987754" name=""/>
+                    <pic:cNvPicPr/>
+                  </pic:nvPicPr>
+                  <pic:blipFill>
+                    <a:blip r:embed="rId10"/>
+                    <a:stretch>
+                      <a:fillRect/>
+                    </a:stretch>
+                  </pic:blipFill>
+                  <pic:spPr>
+                    <a:xfrm>
+                      <a:off x="0" y="0"/>
+                      <a:ext cx="4605228" cy="899627"/>
+                    </a:xfrm>
+                    <a:prstGeom prst="rect">
+                      <a:avLst/>
+                    </a:prstGeom>
+                  </pic:spPr>
+                </pic:pic>
+              </a:graphicData>
+            </a:graphic>
+          </wp:inline>
+        </w:drawing>
+      </w:r>
+    </w:p>
+    <w:p>
+      <w:pPr>
+        <w:spacing w:before="100" w:beforeAutospacing="1" w:after="100" w:afterAutospacing="1" w:line="360" w:lineRule="auto"/>
+        <w:jc w:val="center"/>
+        <w:rPr>
+          <w:i/>
+          <w:iCs/>
+          <w:sz w:val="20"/>
+          <w:szCs w:val="20"/>
+        </w:rPr>
+      </w:pPr>
+      <w:r>
+        <w:rPr>
+          <w:b/>
+          <w:bCs/>
+          <w:sz w:val="20"/>
+          <w:szCs w:val="20"/>
+        </w:rPr>
+        <w:t xml:space="preserve">Figure </w:t>
+      </w:r>
+      <w:r>
+        <w:rPr>
+          <w:b/>
+          <w:bCs/>
+          <w:sz w:val="20"/>
+          <w:szCs w:val="20"/>
+        </w:rPr>
+        <w:t>2</w:t>
+      </w:r>
+      <w:r>
+        <w:rPr>
+          <w:b/>
+          <w:bCs/>
+          <w:sz w:val="20"/>
+          <w:szCs w:val="20"/>
+        </w:rPr>
+        <w:t>.</w:t>
+      </w:r>
+      <w:r>
+        <w:rPr>
+          <w:sz w:val="20"/>
+          <w:szCs w:val="20"/>
+        </w:rPr>
+        <w:t xml:space="preserve"> Positive average daily-return verification for MI </w:t>
+      </w:r>
+      <w:proofErr w:type="spellStart"/>
+      <w:r>
+        <w:rPr>
+          <w:sz w:val="20"/>
+          <w:szCs w:val="20"/>
+        </w:rPr>
+        <w:t>Technovation</w:t>
+      </w:r>
+      <w:proofErr w:type="spellEnd"/>
+      <w:r>
+        <w:rPr>
+          <w:sz w:val="20"/>
+          <w:szCs w:val="20"/>
+        </w:rPr>
+        <w:t xml:space="preserve"> Berhad.</w:t>
+      </w:r>
+      <w:r>
+        <w:rPr>
+          <w:sz w:val="20"/>
+          <w:szCs w:val="20"/>
+        </w:rPr>
+        <w:br/>
+      </w:r>
+      <w:r>
+        <w:rPr>
+          <w:i/>
+          <w:iCs/>
+          <w:sz w:val="20"/>
+          <w:szCs w:val="20"/>
+        </w:rPr>
+        <w:t>Source: Author’s calculation using LSEG Workspace data (2026).</w:t>
+      </w:r>
+    </w:p>
+    <w:p>
+      <w:pPr>
+        <w:pStyle w:val="NormalWeb"/>
+        <w:spacing w:line="360" w:lineRule="auto"/>
+        <w:jc w:val="both"/>
+      </w:pPr>
+      <w:r>
+        <w:lastRenderedPageBreak/>
+        <w:t>Figure 2 contains an arithmetic mean of 0.8849%; it is positive, satisfying the selection criterion laid down in the question. For the LSEG stock-selection period, the whole-period change was not used, as it would not make sense to report an endpoint return instead of the mean return of the stock, which would have to be calculated daily.</w:t>
+      </w:r>
+    </w:p>
+    <w:p>
+      <w:pPr>
+        <w:pStyle w:val="Heading1"/>
+        <w:rPr>
+          <w:sz w:val="24"/>
+          <w:szCs w:val="24"/>
+        </w:rPr>
+      </w:pPr>
+    </w:p>
+    <w:p>
+      <w:pPr>
+        <w:pStyle w:val="Heading1"/>
+      </w:pPr>
+      <w:bookmarkStart w:id="3" w:name="_Toc238162537"/>
+      <w:r>
+        <w:t>3</w:t>
+      </w:r>
+      <w:r>
+        <w:t xml:space="preserve">.0 </w:t>
+      </w:r>
+      <w:r>
+        <w:rPr>
+          <w:rStyle w:val="Strong"/>
+          <w:b/>
+          <w:bCs w:val="0"/>
+        </w:rPr>
+        <w:t>Descriptive</w:t>
+      </w:r>
+      <w:r>
+        <w:rPr>
+          <w:b w:val="0"/>
+          <w:bCs/>
+        </w:rPr>
+        <w:t xml:space="preserve"> </w:t>
+      </w:r>
+      <w:r>
+        <w:rPr>
+          <w:rStyle w:val="Strong"/>
+          <w:b/>
+          <w:bCs w:val="0"/>
+        </w:rPr>
+        <w:t xml:space="preserve">Statistics </w:t>
+      </w:r>
+      <w:r>
+        <w:rPr>
+          <w:rStyle w:val="Strong"/>
+          <w:b/>
+          <w:bCs w:val="0"/>
+        </w:rPr>
+        <w:t>and</w:t>
+      </w:r>
+      <w:r>
+        <w:rPr>
+          <w:rStyle w:val="Strong"/>
+          <w:b/>
+          <w:bCs w:val="0"/>
+        </w:rPr>
+        <w:t xml:space="preserve"> Data</w:t>
+      </w:r>
+      <w:r>
+        <w:rPr>
+          <w:b w:val="0"/>
+          <w:bCs/>
+        </w:rPr>
+        <w:t xml:space="preserve"> </w:t>
+      </w:r>
+      <w:r>
+        <w:rPr>
+          <w:rStyle w:val="Strong"/>
+          <w:b/>
+          <w:bCs w:val="0"/>
+        </w:rPr>
+        <w:t>Characterization</w:t>
+      </w:r>
+      <w:bookmarkEnd w:id="3"/>
+    </w:p>
+    <w:p/>
+    <w:p>
+      <w:pPr>
+        <w:spacing w:before="100" w:beforeAutospacing="1" w:after="100" w:afterAutospacing="1" w:line="360" w:lineRule="auto"/>
+        <w:jc w:val="center"/>
+        <w:rPr>
+          <w:b/>
+          <w:bCs/>
+        </w:rPr>
+      </w:pPr>
+      <w:r>
+        <w:drawing>
+          <wp:inline distT="0" distB="0" distL="0" distR="0" wp14:anchorId="109BFC09" wp14:editId="5112F324">
+            <wp:extent cx="3470564" cy="1413440"/>
+            <wp:effectExtent l="0" t="0" r="0" b="0"/>
+            <wp:docPr id="929715468" name="Picture 1"/>
+            <wp:cNvGraphicFramePr>
+              <a:graphicFrameLocks xmlns:a="http://schemas.openxmlformats.org/drawingml/2006/main" noChangeAspect="1"/>
+            </wp:cNvGraphicFramePr>
+            <a:graphic xmlns:a="http://schemas.openxmlformats.org/drawingml/2006/main">
+              <a:graphicData uri="http://schemas.openxmlformats.org/drawingml/2006/picture">
+                <pic:pic xmlns:pic="http://schemas.openxmlformats.org/drawingml/2006/picture">
+                  <pic:nvPicPr>
+                    <pic:cNvPr id="332688223" name=""/>
+                    <pic:cNvPicPr/>
+                  </pic:nvPicPr>
+                  <pic:blipFill>
+                    <a:blip r:embed="rId11"/>
+                    <a:stretch>
+                      <a:fillRect/>
+                    </a:stretch>
+                  </pic:blipFill>
+                  <pic:spPr>
+                    <a:xfrm>
+                      <a:off x="0" y="0"/>
+                      <a:ext cx="3549984" cy="1445785"/>
+                    </a:xfrm>
+                    <a:prstGeom prst="rect">
+                      <a:avLst/>
+                    </a:prstGeom>
+                  </pic:spPr>
+                </pic:pic>
+              </a:graphicData>
+            </a:graphic>
+          </wp:inline>
+        </w:drawing>
+      </w:r>
+    </w:p>
+    <w:p>
+      <w:pPr>
+        <w:spacing w:before="100" w:beforeAutospacing="1" w:after="100" w:afterAutospacing="1" w:line="360" w:lineRule="auto"/>
+        <w:jc w:val="center"/>
+        <w:rPr>
+          <w:i/>
+          <w:iCs/>
+          <w:sz w:val="20"/>
+          <w:szCs w:val="20"/>
+        </w:rPr>
+      </w:pPr>
+      <w:r>
+        <w:rPr>
+          <w:b/>
+          <w:bCs/>
+          <w:sz w:val="20"/>
+          <w:szCs w:val="20"/>
+        </w:rPr>
+        <w:t xml:space="preserve">Figure </w:t>
+      </w:r>
+      <w:r>
+        <w:rPr>
+          <w:b/>
+          <w:bCs/>
+          <w:sz w:val="20"/>
+          <w:szCs w:val="20"/>
+        </w:rPr>
+        <w:t>3</w:t>
+      </w:r>
+      <w:r>
+        <w:rPr>
+          <w:b/>
+          <w:bCs/>
+          <w:sz w:val="20"/>
+          <w:szCs w:val="20"/>
+        </w:rPr>
+        <w:t>.</w:t>
+      </w:r>
+      <w:r>
+        <w:rPr>
+          <w:sz w:val="20"/>
+          <w:szCs w:val="20"/>
+        </w:rPr>
+        <w:t xml:space="preserve"> Descriptive statistics of MI </w:t>
+      </w:r>
+      <w:proofErr w:type="spellStart"/>
+      <w:r>
+        <w:rPr>
+          <w:sz w:val="20"/>
+          <w:szCs w:val="20"/>
+        </w:rPr>
+        <w:t>Technovation</w:t>
+      </w:r>
+      <w:proofErr w:type="spellEnd"/>
+      <w:r>
+        <w:rPr>
+          <w:sz w:val="20"/>
+          <w:szCs w:val="20"/>
+        </w:rPr>
+        <w:t xml:space="preserve"> Berhad.</w:t>
+      </w:r>
+      <w:r>
+        <w:rPr>
+          <w:sz w:val="20"/>
+          <w:szCs w:val="20"/>
+        </w:rPr>
+        <w:br/>
+      </w:r>
+      <w:r>
+        <w:rPr>
+          <w:i/>
+          <w:iCs/>
+          <w:sz w:val="20"/>
+          <w:szCs w:val="20"/>
+        </w:rPr>
+        <w:t>Source: Author’s calculation using LSEG Workspace data (2026).</w:t>
+      </w:r>
+    </w:p>
+    <w:p>
+      <w:pPr>
+        <w:pStyle w:val="NormalWeb"/>
+        <w:spacing w:line="360" w:lineRule="auto"/>
+        <w:jc w:val="both"/>
+      </w:pPr>
+      <w:r>
+        <w:t>Figure 3 reports an average daily return of 0.8849% (median = 0.6452%), with returns ranging from −6.2241% to 9.9476%. The standard deviation is 3.1641%, which is much larger than the mean. This tells that even though the return is positive, there is also considerable volatility in the returns. Skewness = 0.2946 means the distribution is mildly positive but relatively balanced. Pearson kurtosis = 3.4146 means that the tails are slightly heavier than they would be if the returns were normally distributed, so there is some exposure to unusually large movements.</w:t>
+      </w:r>
+    </w:p>
+    <w:p>
+      <w:pPr>
+        <w:pStyle w:val="isselectedend"/>
+        <w:spacing w:line="360" w:lineRule="auto"/>
+        <w:jc w:val="both"/>
+      </w:pPr>
+    </w:p>
+    <w:p>
+      <w:pPr>
+        <w:spacing w:before="100" w:beforeAutospacing="1" w:after="100" w:afterAutospacing="1" w:line="360" w:lineRule="auto"/>
+        <w:jc w:val="center"/>
+        <w:rPr>
+          <w:b/>
+          <w:bCs/>
+        </w:rPr>
+      </w:pPr>
+      <w:r>
+        <w:lastRenderedPageBreak/>
+        <w:drawing>
+          <wp:inline distT="0" distB="0" distL="0" distR="0" wp14:anchorId="104F66FB" wp14:editId="5070FB22">
+            <wp:extent cx="3745735" cy="1810616"/>
+            <wp:effectExtent l="0" t="0" r="0" b="5080"/>
+            <wp:docPr id="1058616767" name="Picture 1"/>
+            <wp:cNvGraphicFramePr>
+              <a:graphicFrameLocks xmlns:a="http://schemas.openxmlformats.org/drawingml/2006/main" noChangeAspect="1"/>
+            </wp:cNvGraphicFramePr>
+            <a:graphic xmlns:a="http://schemas.openxmlformats.org/drawingml/2006/main">
+              <a:graphicData uri="http://schemas.openxmlformats.org/drawingml/2006/picture">
+                <pic:pic xmlns:pic="http://schemas.openxmlformats.org/drawingml/2006/picture">
+                  <pic:nvPicPr>
+                    <pic:cNvPr id="164096621" name=""/>
+                    <pic:cNvPicPr/>
+                  </pic:nvPicPr>
+                  <pic:blipFill>
+                    <a:blip r:embed="rId12"/>
+                    <a:stretch>
+                      <a:fillRect/>
+                    </a:stretch>
+                  </pic:blipFill>
+                  <pic:spPr>
+                    <a:xfrm>
+                      <a:off x="0" y="0"/>
+                      <a:ext cx="3745735" cy="1810616"/>
+                    </a:xfrm>
+                    <a:prstGeom prst="rect">
+                      <a:avLst/>
+                    </a:prstGeom>
+                  </pic:spPr>
+                </pic:pic>
+              </a:graphicData>
+            </a:graphic>
+          </wp:inline>
+        </w:drawing>
+      </w:r>
+    </w:p>
+    <w:p>
+      <w:pPr>
+        <w:spacing w:before="100" w:beforeAutospacing="1" w:after="100" w:afterAutospacing="1" w:line="360" w:lineRule="auto"/>
+        <w:jc w:val="center"/>
+        <w:rPr>
+          <w:i/>
+          <w:iCs/>
+          <w:sz w:val="20"/>
+          <w:szCs w:val="20"/>
+        </w:rPr>
+      </w:pPr>
+      <w:r>
+        <w:rPr>
+          <w:b/>
+          <w:bCs/>
+          <w:sz w:val="20"/>
+          <w:szCs w:val="20"/>
+        </w:rPr>
+        <w:t xml:space="preserve">Figure </w:t>
+      </w:r>
+      <w:r>
+        <w:rPr>
+          <w:b/>
+          <w:bCs/>
+          <w:sz w:val="20"/>
+          <w:szCs w:val="20"/>
+        </w:rPr>
+        <w:t>4</w:t>
+      </w:r>
+      <w:r>
+        <w:rPr>
+          <w:b/>
+          <w:bCs/>
+          <w:sz w:val="20"/>
+          <w:szCs w:val="20"/>
+        </w:rPr>
+        <w:t>.</w:t>
+      </w:r>
+      <w:r>
+        <w:rPr>
+          <w:sz w:val="20"/>
+          <w:szCs w:val="20"/>
+        </w:rPr>
+        <w:t xml:space="preserve"> Daily closing price of MI </w:t>
+      </w:r>
+      <w:proofErr w:type="spellStart"/>
+      <w:r>
+        <w:rPr>
+          <w:sz w:val="20"/>
+          <w:szCs w:val="20"/>
+        </w:rPr>
+        <w:t>Technovation</w:t>
+      </w:r>
+      <w:proofErr w:type="spellEnd"/>
+      <w:r>
+        <w:rPr>
+          <w:sz w:val="20"/>
+          <w:szCs w:val="20"/>
+        </w:rPr>
+        <w:t xml:space="preserve"> Berhad.</w:t>
+      </w:r>
+      <w:r>
+        <w:rPr>
+          <w:sz w:val="20"/>
+          <w:szCs w:val="20"/>
+        </w:rPr>
+        <w:br/>
+      </w:r>
+      <w:r>
+        <w:rPr>
+          <w:i/>
+          <w:iCs/>
+          <w:sz w:val="20"/>
+          <w:szCs w:val="20"/>
+        </w:rPr>
+        <w:t>Source: Author’s calculation using LSEG Workspace data (2026).</w:t>
+      </w:r>
+    </w:p>
+    <w:p>
+      <w:pPr>
+        <w:pStyle w:val="NormalWeb"/>
+        <w:spacing w:line="360" w:lineRule="auto"/>
+        <w:jc w:val="both"/>
+      </w:pPr>
+      <w:r>
+        <w:t>The data used spread across 58 trading days. This generated 57 daily returns. Minute prices during these days ranged from RM2.86 up to RM5.06. This is consistent with Figure 4. Below</w:t>
+      </w:r>
+      <w:r>
+        <w:t xml:space="preserve"> it</w:t>
+      </w:r>
+      <w:r>
+        <w:t xml:space="preserve"> can see that the daily closing share price began at RM2.88 on 13 April, rose to RM5.06 on 3 June, but eventually dropped to RM4.63 on 8 July. This upward movement supports the positive mean return. The wide range of prices and the volatility in the movement give a clear justification to test various holding periods with proper risk controls in place.</w:t>
+      </w:r>
+    </w:p>
+    <w:p>
+      <w:pPr>
+        <w:spacing w:before="100" w:beforeAutospacing="1" w:after="100" w:afterAutospacing="1" w:line="360" w:lineRule="auto"/>
+        <w:jc w:val="center"/>
+        <w:rPr>
+          <w:b/>
+          <w:bCs/>
+        </w:rPr>
+      </w:pPr>
+      <w:r>
+        <w:drawing>
+          <wp:inline distT="0" distB="0" distL="0" distR="0" wp14:anchorId="45E3D3A3" wp14:editId="2C4DEB6A">
+            <wp:extent cx="4274544" cy="2546916"/>
+            <wp:effectExtent l="0" t="0" r="5715" b="6350"/>
+            <wp:docPr id="1639627043" name="Picture 1"/>
+            <wp:cNvGraphicFramePr>
+              <a:graphicFrameLocks xmlns:a="http://schemas.openxmlformats.org/drawingml/2006/main" noChangeAspect="1"/>
+            </wp:cNvGraphicFramePr>
+            <a:graphic xmlns:a="http://schemas.openxmlformats.org/drawingml/2006/main">
+              <a:graphicData uri="http://schemas.openxmlformats.org/drawingml/2006/picture">
+                <pic:pic xmlns:pic="http://schemas.openxmlformats.org/drawingml/2006/picture">
+                  <pic:nvPicPr>
+                    <pic:cNvPr id="738522738" name=""/>
+                    <pic:cNvPicPr/>
+                  </pic:nvPicPr>
+                  <pic:blipFill>
+                    <a:blip r:embed="rId13"/>
+                    <a:stretch>
+                      <a:fillRect/>
+                    </a:stretch>
+                  </pic:blipFill>
+                  <pic:spPr>
+                    <a:xfrm>
+                      <a:off x="0" y="0"/>
+                      <a:ext cx="4301586" cy="2563029"/>
+                    </a:xfrm>
+                    <a:prstGeom prst="rect">
+                      <a:avLst/>
+                    </a:prstGeom>
+                  </pic:spPr>
+                </pic:pic>
+              </a:graphicData>
+            </a:graphic>
+          </wp:inline>
+        </w:drawing>
+      </w:r>
+    </w:p>
+    <w:p>
+      <w:pPr>
+        <w:spacing w:before="100" w:beforeAutospacing="1" w:after="100" w:afterAutospacing="1" w:line="360" w:lineRule="auto"/>
+        <w:jc w:val="center"/>
+        <w:rPr>
+          <w:sz w:val="20"/>
+          <w:szCs w:val="20"/>
+        </w:rPr>
+      </w:pPr>
+      <w:r>
+        <w:rPr>
+          <w:b/>
+          <w:bCs/>
+          <w:sz w:val="20"/>
+          <w:szCs w:val="20"/>
+        </w:rPr>
+        <w:t xml:space="preserve">Figure </w:t>
+      </w:r>
+      <w:r>
+        <w:rPr>
+          <w:b/>
+          <w:bCs/>
+          <w:sz w:val="20"/>
+          <w:szCs w:val="20"/>
+        </w:rPr>
+        <w:t>5</w:t>
+      </w:r>
+      <w:r>
+        <w:rPr>
+          <w:b/>
+          <w:bCs/>
+          <w:sz w:val="20"/>
+          <w:szCs w:val="20"/>
+        </w:rPr>
+        <w:t>.</w:t>
+      </w:r>
+      <w:r>
+        <w:rPr>
+          <w:sz w:val="20"/>
+          <w:szCs w:val="20"/>
+        </w:rPr>
+        <w:t xml:space="preserve"> Missing observations and liquidity measures.</w:t>
+      </w:r>
+      <w:r>
+        <w:rPr>
+          <w:sz w:val="20"/>
+          <w:szCs w:val="20"/>
+        </w:rPr>
+        <w:br/>
+      </w:r>
+      <w:r>
+        <w:rPr>
+          <w:i/>
+          <w:iCs/>
+          <w:sz w:val="20"/>
+          <w:szCs w:val="20"/>
+        </w:rPr>
+        <w:t>Source: Author’s calculation using LSEG Workspace data (2026).</w:t>
+      </w:r>
+    </w:p>
+    <w:p>
+      <w:pPr>
+        <w:pStyle w:val="NormalWeb"/>
+        <w:spacing w:line="360" w:lineRule="auto"/>
+        <w:jc w:val="both"/>
+      </w:pPr>
+      <w:r>
+        <w:lastRenderedPageBreak/>
+        <w:t xml:space="preserve">Figure 5 shows that missing closing prices formed 26.79% of the raw observations, providing valid-price coverage of 73.21%, meaning that it had on average 251.55 valid one-minute bars each day. No empty volume fields remained. Volume traded was 244.56 million shares. Average daily volume was about 4.22 million shares compared to 3.13 million shares at median that indicates few </w:t>
+      </w:r>
+      <w:r>
+        <w:t>high-volume</w:t>
+      </w:r>
+      <w:r>
+        <w:t xml:space="preserve"> days pulled averages well up</w:t>
+      </w:r>
+      <w:r>
+        <w:t xml:space="preserve">. </w:t>
+      </w:r>
+      <w:r>
+        <w:t xml:space="preserve">Furthermore, of the consecutive valid prices in the same trading session, 55.00% remained unchanged. Between consecutive observed prices, the biggest time difference was 22 minutes (10:43 a.m.–11:05 a.m.) on 5 May. </w:t>
+      </w:r>
+    </w:p>
+    <w:p>
+      <w:pPr>
+        <w:pStyle w:val="NormalWeb"/>
+        <w:spacing w:line="360" w:lineRule="auto"/>
+        <w:jc w:val="both"/>
+      </w:pPr>
+    </w:p>
+    <w:p>
+      <w:pPr>
+        <w:pStyle w:val="Heading1"/>
+      </w:pPr>
+      <w:bookmarkStart w:id="4" w:name="_Toc238162538"/>
+      <w:r>
+        <w:t>4.0 Signal</w:t>
+      </w:r>
+      <w:r>
+        <w:t>, threshold and holding-period design</w:t>
+      </w:r>
+      <w:bookmarkEnd w:id="4"/>
+    </w:p>
+    <w:p>
+      <w:pPr>
+        <w:rPr>
+          <w:lang w:val="en-US"/>
+        </w:rPr>
+      </w:pPr>
+    </w:p>
+    <w:p>
+      <w:pPr>
+        <w:pStyle w:val="isselectedend"/>
+        <w:spacing w:line="360" w:lineRule="auto"/>
+        <w:jc w:val="center"/>
+        <w:rPr>
+          <w:lang w:val="en-US"/>
+        </w:rPr>
+      </w:pPr>
+      <w:r>
+        <w:rPr>
+          <w:lang w:val="en-US"/>
+        </w:rPr>
+        <w:drawing>
+          <wp:inline distT="0" distB="0" distL="0" distR="0" wp14:anchorId="300EE63A" wp14:editId="2B197874">
+            <wp:extent cx="5465618" cy="2957039"/>
+            <wp:effectExtent l="0" t="0" r="0" b="2540"/>
+            <wp:docPr id="363387367" name="Picture 1"/>
+            <wp:cNvGraphicFramePr>
+              <a:graphicFrameLocks xmlns:a="http://schemas.openxmlformats.org/drawingml/2006/main" noChangeAspect="1"/>
+            </wp:cNvGraphicFramePr>
+            <a:graphic xmlns:a="http://schemas.openxmlformats.org/drawingml/2006/main">
+              <a:graphicData uri="http://schemas.openxmlformats.org/drawingml/2006/picture">
+                <pic:pic xmlns:pic="http://schemas.openxmlformats.org/drawingml/2006/picture">
+                  <pic:nvPicPr>
+                    <pic:cNvPr id="363387367" name=""/>
+                    <pic:cNvPicPr/>
+                  </pic:nvPicPr>
+                  <pic:blipFill>
+                    <a:blip r:embed="rId14"/>
+                    <a:stretch>
+                      <a:fillRect/>
+                    </a:stretch>
+                  </pic:blipFill>
+                  <pic:spPr>
+                    <a:xfrm>
+                      <a:off x="0" y="0"/>
+                      <a:ext cx="5473702" cy="2961413"/>
+                    </a:xfrm>
+                    <a:prstGeom prst="rect">
+                      <a:avLst/>
+                    </a:prstGeom>
+                  </pic:spPr>
+                </pic:pic>
+              </a:graphicData>
+            </a:graphic>
+          </wp:inline>
+        </w:drawing>
+      </w:r>
+    </w:p>
+    <w:p>
+      <w:pPr>
+        <w:pStyle w:val="isselectedend"/>
+        <w:spacing w:line="360" w:lineRule="auto"/>
+        <w:jc w:val="center"/>
+        <w:rPr>
+          <w:sz w:val="20"/>
+          <w:szCs w:val="20"/>
+          <w:lang w:val="en-US"/>
+        </w:rPr>
+      </w:pPr>
+      <w:r>
+        <w:rPr>
+          <w:b/>
+          <w:bCs/>
+          <w:sz w:val="20"/>
+          <w:szCs w:val="20"/>
+        </w:rPr>
+        <w:t xml:space="preserve">Figure </w:t>
+      </w:r>
+      <w:r>
+        <w:rPr>
+          <w:b/>
+          <w:bCs/>
+          <w:sz w:val="20"/>
+          <w:szCs w:val="20"/>
+        </w:rPr>
+        <w:t>6</w:t>
+      </w:r>
+      <w:r>
+        <w:rPr>
+          <w:b/>
+          <w:bCs/>
+          <w:sz w:val="20"/>
+          <w:szCs w:val="20"/>
+        </w:rPr>
+        <w:t>.</w:t>
+      </w:r>
+      <w:r>
+        <w:rPr>
+          <w:sz w:val="20"/>
+          <w:szCs w:val="20"/>
+        </w:rPr>
+        <w:t xml:space="preserve"> </w:t>
+      </w:r>
+      <w:proofErr w:type="spellStart"/>
+      <w:r>
+        <w:rPr>
+          <w:sz w:val="20"/>
+          <w:szCs w:val="20"/>
+        </w:rPr>
+        <w:t>Backtesting</w:t>
+      </w:r>
+      <w:proofErr w:type="spellEnd"/>
+      <w:r>
+        <w:rPr>
+          <w:sz w:val="20"/>
+          <w:szCs w:val="20"/>
+        </w:rPr>
+        <w:t xml:space="preserve"> results using threshold 0.0 </w:t>
+      </w:r>
+      <w:r>
+        <w:rPr>
+          <w:sz w:val="20"/>
+          <w:szCs w:val="20"/>
+        </w:rPr>
+        <w:t>and 0.3</w:t>
+      </w:r>
+      <w:r>
+        <w:rPr>
+          <w:sz w:val="20"/>
+          <w:szCs w:val="20"/>
+        </w:rPr>
+        <w:t>.</w:t>
+      </w:r>
+      <w:r>
+        <w:rPr>
+          <w:sz w:val="20"/>
+          <w:szCs w:val="20"/>
+        </w:rPr>
+        <w:br/>
+      </w:r>
+      <w:r>
+        <w:rPr>
+          <w:i/>
+          <w:iCs/>
+          <w:sz w:val="20"/>
+          <w:szCs w:val="20"/>
+        </w:rPr>
+        <w:t xml:space="preserve">Source: Author’s </w:t>
+      </w:r>
+      <w:proofErr w:type="spellStart"/>
+      <w:r>
+        <w:rPr>
+          <w:i/>
+          <w:iCs/>
+          <w:sz w:val="20"/>
+          <w:szCs w:val="20"/>
+        </w:rPr>
+        <w:t>backtesting</w:t>
+      </w:r>
+      <w:proofErr w:type="spellEnd"/>
+      <w:r>
+        <w:rPr>
+          <w:i/>
+          <w:iCs/>
+          <w:sz w:val="20"/>
+          <w:szCs w:val="20"/>
+        </w:rPr>
+        <w:t xml:space="preserve"> results (2026).</w:t>
+      </w:r>
+    </w:p>
+    <w:p>
+      <w:pPr>
+        <w:pStyle w:val="NormalWeb"/>
+        <w:spacing w:line="360" w:lineRule="auto"/>
+        <w:jc w:val="both"/>
+      </w:pPr>
+      <w:r>
+        <w:t>Figure 6</w:t>
+      </w:r>
+      <w:r>
+        <w:t xml:space="preserve"> show</w:t>
+      </w:r>
+      <w:r>
+        <w:t>s</w:t>
+      </w:r>
+      <w:r>
+        <w:t xml:space="preserve"> a difference in threshold levels (0.00 in the upper table and 0.30 in the lower table) for minimum sentiment values </w:t>
+      </w:r>
+      <w:proofErr w:type="gramStart"/>
+      <w:r>
+        <w:t>on a daily basis</w:t>
+      </w:r>
+      <w:proofErr w:type="gramEnd"/>
+      <w:r>
+        <w:t xml:space="preserve">. By increasing the minimum value, three signals were eliminated, reducing the total entries from 20 to 17 (15%). Looking at a one-day horizon, the win rate increased from 70.00% to 70.59%, Sharpe increased from 0.13 to 1.63 and maximum drawdown dropped from −3.15% to −2.05%. With a more conservative parameter set, fewer noisy </w:t>
+      </w:r>
+      <w:r>
+        <w:lastRenderedPageBreak/>
+        <w:t>trades enter the algorithm, therefore producing fewer but stronger signals. By making the trades more conservative, three possible trades were sacrificed when the higher minimum sentiment threshold was used. There is a fine balance between including more signals and selecting stronger ones. Since the headlines primarily capture general US market sentiment rather than specific company news, applying the more conservative sentiment threshold is considered reasonable. At the end, 0.30 was selected, although the result should be interpreted carefully considering that only 17 trades were available from the dataset.</w:t>
+      </w:r>
+    </w:p>
+    <w:p>
+      <w:pPr>
+        <w:pStyle w:val="NormalWeb"/>
+        <w:spacing w:line="360" w:lineRule="auto"/>
+        <w:jc w:val="both"/>
+      </w:pPr>
+      <w:r>
+        <w:t xml:space="preserve">Next, several calendar-day holding periods for up to 20 days were tested: 1, 2, 3, 4, 5, 10 and 20 days. The short-term holding periods were aimed at showing the immediate reaction of investors to information or the gradual assimilation of that information. Longer periods of 10 and 20 days tested whether the market response to the news headlines persisted or reversed. MI </w:t>
+      </w:r>
+      <w:proofErr w:type="spellStart"/>
+      <w:r>
+        <w:t>Technovation</w:t>
+      </w:r>
+      <w:proofErr w:type="spellEnd"/>
+      <w:r>
+        <w:t xml:space="preserve"> has daily volatility of 3.1641% and mildly heavy-tailed returns; therefore, the holding periods used seemed justifiable. The company also had intermittent liquidity throughout the day.</w:t>
+      </w:r>
+    </w:p>
+    <w:p>
+      <w:pPr>
+        <w:pStyle w:val="NormalWeb"/>
+        <w:spacing w:line="360" w:lineRule="auto"/>
+        <w:jc w:val="center"/>
+      </w:pPr>
+      <w:r>
+        <w:drawing>
+          <wp:inline distT="0" distB="0" distL="0" distR="0" wp14:anchorId="2C147B20" wp14:editId="1050D575">
+            <wp:extent cx="4285917" cy="2130137"/>
+            <wp:effectExtent l="0" t="0" r="0" b="3810"/>
+            <wp:docPr id="1701747196" name="Picture 1"/>
+            <wp:cNvGraphicFramePr>
+              <a:graphicFrameLocks xmlns:a="http://schemas.openxmlformats.org/drawingml/2006/main" noChangeAspect="1"/>
+            </wp:cNvGraphicFramePr>
+            <a:graphic xmlns:a="http://schemas.openxmlformats.org/drawingml/2006/main">
+              <a:graphicData uri="http://schemas.openxmlformats.org/drawingml/2006/picture">
+                <pic:pic xmlns:pic="http://schemas.openxmlformats.org/drawingml/2006/picture">
+                  <pic:nvPicPr>
+                    <pic:cNvPr id="1701747196" name=""/>
+                    <pic:cNvPicPr/>
+                  </pic:nvPicPr>
+                  <pic:blipFill>
+                    <a:blip r:embed="rId15"/>
+                    <a:stretch>
+                      <a:fillRect/>
+                    </a:stretch>
+                  </pic:blipFill>
+                  <pic:spPr>
+                    <a:xfrm>
+                      <a:off x="0" y="0"/>
+                      <a:ext cx="4346841" cy="2160417"/>
+                    </a:xfrm>
+                    <a:prstGeom prst="rect">
+                      <a:avLst/>
+                    </a:prstGeom>
+                  </pic:spPr>
+                </pic:pic>
+              </a:graphicData>
+            </a:graphic>
+          </wp:inline>
+        </w:drawing>
+      </w:r>
+    </w:p>
+    <w:p>
+      <w:pPr>
+        <w:pStyle w:val="NormalWeb"/>
+        <w:spacing w:line="360" w:lineRule="auto"/>
+        <w:jc w:val="center"/>
+        <w:rPr>
+          <w:rStyle w:val="Emphasis"/>
+          <w:sz w:val="20"/>
+          <w:szCs w:val="20"/>
+        </w:rPr>
+      </w:pPr>
+      <w:r>
+        <w:rPr>
+          <w:rStyle w:val="Strong"/>
+          <w:sz w:val="20"/>
+          <w:szCs w:val="20"/>
+        </w:rPr>
+        <w:t xml:space="preserve">Figure </w:t>
+      </w:r>
+      <w:r>
+        <w:rPr>
+          <w:rStyle w:val="Strong"/>
+          <w:sz w:val="20"/>
+          <w:szCs w:val="20"/>
+        </w:rPr>
+        <w:t>7</w:t>
+      </w:r>
+      <w:r>
+        <w:rPr>
+          <w:rStyle w:val="Strong"/>
+          <w:sz w:val="20"/>
+          <w:szCs w:val="20"/>
+        </w:rPr>
+        <w:t xml:space="preserve">. </w:t>
+      </w:r>
+      <w:r>
+        <w:rPr>
+          <w:rStyle w:val="Strong"/>
+          <w:b w:val="0"/>
+          <w:bCs w:val="0"/>
+          <w:sz w:val="20"/>
+          <w:szCs w:val="20"/>
+        </w:rPr>
+        <w:t>Daily FinBERT sentiment scores and selected trading threshold.</w:t>
+      </w:r>
+      <w:r>
+        <w:rPr>
+          <w:b/>
+          <w:bCs/>
+          <w:sz w:val="20"/>
+          <w:szCs w:val="20"/>
+        </w:rPr>
+        <w:br/>
+      </w:r>
+      <w:r>
+        <w:rPr>
+          <w:rStyle w:val="Emphasis"/>
+          <w:sz w:val="20"/>
+          <w:szCs w:val="20"/>
+        </w:rPr>
+        <w:t>Source: Author’s calculation using ProsusAI/finbert and the dataset (2026).</w:t>
+      </w:r>
+    </w:p>
+    <w:p>
+      <w:pPr>
+        <w:pStyle w:val="NormalWeb"/>
+        <w:spacing w:line="360" w:lineRule="auto"/>
+        <w:jc w:val="both"/>
+      </w:pPr>
+      <w:r>
+        <w:t xml:space="preserve">Fig. 7 shows considerable variation in the daily FinBERT sentiment during the sample period. Out of the 57 days that had headlines scored, 20 had an average sentiment score above the chosen 0.30 threshold. These observations were considered stronger positive signals. Only 17 of them were eligible for a trade to be entered because three signals had no eligible same-day price observation under the </w:t>
+      </w:r>
+      <w:proofErr w:type="spellStart"/>
+      <w:r>
+        <w:t>backtesting</w:t>
+      </w:r>
+      <w:proofErr w:type="spellEnd"/>
+      <w:r>
+        <w:t xml:space="preserve"> rules.</w:t>
+      </w:r>
+    </w:p>
+    <w:p/>
+    <w:p>
+      <w:pPr>
+        <w:pStyle w:val="Heading1"/>
+      </w:pPr>
+      <w:bookmarkStart w:id="5" w:name="_Toc238162539"/>
+      <w:r>
+        <w:t xml:space="preserve">5.0 Back-Testing Assumptions and FinBERT Configuration </w:t>
+      </w:r>
+      <w:r>
+        <w:t>Defense</w:t>
+      </w:r>
+      <w:bookmarkEnd w:id="5"/>
+    </w:p>
+    <w:p/>
+    <w:p>
+      <w:pPr>
+        <w:jc w:val="center"/>
+      </w:pPr>
+      <w:r>
+        <w:drawing>
+          <wp:inline distT="0" distB="0" distL="0" distR="0" wp14:anchorId="3000B461" wp14:editId="5CC5FED5">
+            <wp:extent cx="3280706" cy="1818409"/>
+            <wp:effectExtent l="0" t="0" r="0" b="0"/>
+            <wp:docPr id="2027181952" name="Picture 1"/>
+            <wp:cNvGraphicFramePr>
+              <a:graphicFrameLocks xmlns:a="http://schemas.openxmlformats.org/drawingml/2006/main" noChangeAspect="1"/>
+            </wp:cNvGraphicFramePr>
+            <a:graphic xmlns:a="http://schemas.openxmlformats.org/drawingml/2006/main">
+              <a:graphicData uri="http://schemas.openxmlformats.org/drawingml/2006/picture">
+                <pic:pic xmlns:pic="http://schemas.openxmlformats.org/drawingml/2006/picture">
+                  <pic:nvPicPr>
+                    <pic:cNvPr id="1326237266" name=""/>
+                    <pic:cNvPicPr/>
+                  </pic:nvPicPr>
+                  <pic:blipFill>
+                    <a:blip r:embed="rId16"/>
+                    <a:stretch>
+                      <a:fillRect/>
+                    </a:stretch>
+                  </pic:blipFill>
+                  <pic:spPr>
+                    <a:xfrm>
+                      <a:off x="0" y="0"/>
+                      <a:ext cx="3330434" cy="1845972"/>
+                    </a:xfrm>
+                    <a:prstGeom prst="rect">
+                      <a:avLst/>
+                    </a:prstGeom>
+                  </pic:spPr>
+                </pic:pic>
+              </a:graphicData>
+            </a:graphic>
+          </wp:inline>
+        </w:drawing>
+      </w:r>
+    </w:p>
+    <w:p>
+      <w:pPr>
+        <w:pStyle w:val="pdq2pgselectionanchorcontainer"/>
+        <w:spacing w:line="360" w:lineRule="auto"/>
+        <w:jc w:val="center"/>
+        <w:rPr>
+          <w:sz w:val="20"/>
+          <w:szCs w:val="20"/>
+        </w:rPr>
+      </w:pPr>
+      <w:r>
+        <w:rPr>
+          <w:rStyle w:val="Strong"/>
+          <w:sz w:val="20"/>
+          <w:szCs w:val="20"/>
+        </w:rPr>
+        <w:t xml:space="preserve">Figure </w:t>
+      </w:r>
+      <w:r>
+        <w:rPr>
+          <w:rStyle w:val="Strong"/>
+          <w:sz w:val="20"/>
+          <w:szCs w:val="20"/>
+        </w:rPr>
+        <w:t>8</w:t>
+      </w:r>
+      <w:r>
+        <w:rPr>
+          <w:rStyle w:val="Strong"/>
+          <w:sz w:val="20"/>
+          <w:szCs w:val="20"/>
+        </w:rPr>
+        <w:t>.</w:t>
+      </w:r>
+      <w:r>
+        <w:rPr>
+          <w:sz w:val="20"/>
+          <w:szCs w:val="20"/>
+        </w:rPr>
+        <w:t xml:space="preserve"> Final </w:t>
+      </w:r>
+      <w:proofErr w:type="spellStart"/>
+      <w:r>
+        <w:rPr>
+          <w:sz w:val="20"/>
+          <w:szCs w:val="20"/>
+        </w:rPr>
+        <w:t>backtesting</w:t>
+      </w:r>
+      <w:proofErr w:type="spellEnd"/>
+      <w:r>
+        <w:rPr>
+          <w:sz w:val="20"/>
+          <w:szCs w:val="20"/>
+        </w:rPr>
+        <w:t xml:space="preserve"> assumptions and </w:t>
+      </w:r>
+      <w:proofErr w:type="spellStart"/>
+      <w:r>
+        <w:rPr>
+          <w:sz w:val="20"/>
+          <w:szCs w:val="20"/>
+        </w:rPr>
+        <w:t>FinBERT</w:t>
+      </w:r>
+      <w:proofErr w:type="spellEnd"/>
+      <w:r>
+        <w:rPr>
+          <w:sz w:val="20"/>
+          <w:szCs w:val="20"/>
+        </w:rPr>
+        <w:t xml:space="preserve"> configuration.</w:t>
+      </w:r>
+      <w:r>
+        <w:rPr>
+          <w:sz w:val="20"/>
+          <w:szCs w:val="20"/>
+        </w:rPr>
+        <w:br/>
+      </w:r>
+      <w:r>
+        <w:rPr>
+          <w:rStyle w:val="Emphasis"/>
+          <w:sz w:val="20"/>
+          <w:szCs w:val="20"/>
+        </w:rPr>
+        <w:t>Source: Author’s strategy configuration (2026).</w:t>
+      </w:r>
+    </w:p>
+    <w:p>
+      <w:pPr>
+        <w:pStyle w:val="Heading2"/>
+      </w:pPr>
+    </w:p>
+    <w:p>
+      <w:pPr>
+        <w:pStyle w:val="Heading2"/>
+      </w:pPr>
+      <w:bookmarkStart w:id="6" w:name="_Toc238162540"/>
+      <w:r>
+        <w:t xml:space="preserve">5.1 Realistic </w:t>
+      </w:r>
+      <w:proofErr w:type="spellStart"/>
+      <w:r>
+        <w:t>Backtesting</w:t>
+      </w:r>
+      <w:proofErr w:type="spellEnd"/>
+      <w:r>
+        <w:t xml:space="preserve"> Assumptions</w:t>
+      </w:r>
+      <w:bookmarkEnd w:id="6"/>
+    </w:p>
+    <w:p>
+      <w:pPr>
+        <w:pStyle w:val="NormalWeb"/>
+        <w:spacing w:line="360" w:lineRule="auto"/>
+        <w:jc w:val="both"/>
+      </w:pPr>
+      <w:r>
+        <w:t xml:space="preserve">The opening balance was set at RM10,000 to represent a hypothetical retail-investor backtest account. This value was used to express portfolio outcomes in Malaysian ringgit and was given as a modelling assumption only, not intended to estimate the average account balance of Malaysian retail investors. The original position size of 100% was reduced to 50% because it was aggressive to commit all capital to </w:t>
+      </w:r>
+      <w:proofErr w:type="gramStart"/>
+      <w:r>
+        <w:t>each and every</w:t>
+      </w:r>
+      <w:proofErr w:type="gramEnd"/>
+      <w:r>
+        <w:t xml:space="preserve"> signal, considering MI </w:t>
+      </w:r>
+      <w:proofErr w:type="spellStart"/>
+      <w:r>
+        <w:t>Technovation’s</w:t>
+      </w:r>
+      <w:proofErr w:type="spellEnd"/>
+      <w:r>
+        <w:t xml:space="preserve"> 3.1641% daily volatility, mildly heavy-tailed returns and intermittent liquidity. The new position size is approximately RM5,000, leaving approximately half of the account as a risk buffer. </w:t>
+      </w:r>
+    </w:p>
+    <w:p>
+      <w:pPr>
+        <w:pStyle w:val="NormalWeb"/>
+        <w:spacing w:line="360" w:lineRule="auto"/>
+        <w:jc w:val="both"/>
+      </w:pPr>
+      <w:r>
+        <w:t>At prices from RM2.86–RM5.06, RM5,000 purchases approximately 988–1,748 shares, or rounded share numbers of approximately 1,000–1,750, below 0.06% of the stock’s median daily volume of 3.13 million shares. The assumed order should therefore have marginal or little impact on price. The original generic round-trip transaction cost of 0.50% was adjusted to 0.38%. For a RM5,000 position, the total estimated brokerage, stamp duty and clearing fees at entry and exit equals RM18.76, equivalent to 0.3752%, which was rounded to 0.38% (</w:t>
+      </w:r>
+      <w:r>
+        <w:rPr>
+          <w:rStyle w:val="Emphasis"/>
+        </w:rPr>
+        <w:t>Transaction Costs</w:t>
+      </w:r>
+      <w:r>
+        <w:t xml:space="preserve">, n.d.; H, n.d.). </w:t>
+      </w:r>
+    </w:p>
+    <w:p>
+      <w:pPr>
+        <w:pStyle w:val="NormalWeb"/>
+        <w:spacing w:line="360" w:lineRule="auto"/>
+        <w:jc w:val="both"/>
+      </w:pPr>
+      <w:r>
+        <w:lastRenderedPageBreak/>
+        <w:t>The original default annual risk-free rate of 3.00% was adjusted to 2.75%, using Bank Negara Malaysia’s Q3 2026 Overnight Policy Rate as a proxy for the risk-free rate in Malaysia (</w:t>
+      </w:r>
+      <w:r>
+        <w:rPr>
+          <w:rStyle w:val="Emphasis"/>
+        </w:rPr>
+        <w:t>Monetary Policy Statement – Bank Negara Malaysia</w:t>
+      </w:r>
+      <w:r>
+        <w:t>, n.d.). The breakeven stop from the original setup was maintained, as it protects the position against a reversal in price after transaction costs have been covered once the price reaches that level. However, it does not prevent a loss when the price never reaches the breakeven level.</w:t>
+      </w:r>
+    </w:p>
+    <w:p>
+      <w:pPr>
+        <w:pStyle w:val="NormalWeb"/>
+        <w:spacing w:line="360" w:lineRule="auto"/>
+        <w:jc w:val="both"/>
+      </w:pPr>
+    </w:p>
+    <w:p>
+      <w:pPr>
+        <w:pStyle w:val="Heading2"/>
+      </w:pPr>
+      <w:bookmarkStart w:id="7" w:name="_Toc238162541"/>
+      <w:r>
+        <w:t>5.2 FinBERT Configuration and Batch-Size Test</w:t>
+      </w:r>
+      <w:bookmarkEnd w:id="7"/>
+    </w:p>
+    <w:p>
+      <w:pPr>
+        <w:pStyle w:val="NormalWeb"/>
+        <w:spacing w:line="360" w:lineRule="auto"/>
+        <w:jc w:val="both"/>
+      </w:pPr>
+      <w:r>
+        <w:t>ProsusAI/finbert</w:t>
+      </w:r>
+      <w:r>
+        <w:t xml:space="preserve"> was </w:t>
+      </w:r>
+      <w:r>
+        <w:t xml:space="preserve">retained. This is because it is trained on financial language and labels news headlines as positive, negative or neutral (Araci, 2019). </w:t>
+      </w:r>
+      <w:r>
+        <w:t>Net sentiment was calculated by subtracting the negative probability from the positive probability, and the resulting value was used as the strategy’s daily signal.</w:t>
+      </w:r>
+    </w:p>
+    <w:p>
+      <w:pPr>
+        <w:pStyle w:val="NormalWeb"/>
+        <w:spacing w:line="360" w:lineRule="auto"/>
+        <w:jc w:val="both"/>
+      </w:pPr>
+      <w:r>
+        <w:t>B</w:t>
+      </w:r>
+      <w:r>
+        <w:t>atch sizes 16 and 8</w:t>
+      </w:r>
+      <w:r>
+        <w:t xml:space="preserve"> were tested</w:t>
+      </w:r>
+      <w:r>
+        <w:t xml:space="preserve"> on the same 74 eligible headlines. When the batch size was 16, roughly five passes were required. When the batch size was 8, roughly ten passes were required. Both were executed successfully without errors. They produced identical signals and </w:t>
+      </w:r>
+      <w:proofErr w:type="spellStart"/>
+      <w:r>
+        <w:t>backtesting</w:t>
+      </w:r>
+      <w:proofErr w:type="spellEnd"/>
+      <w:r>
+        <w:t xml:space="preserve"> results; it was clear that batch size affected computational efficiency, not the investment conclusions. </w:t>
+      </w:r>
+      <w:r>
+        <w:t>B</w:t>
+      </w:r>
+      <w:r>
+        <w:t>atch size 8</w:t>
+      </w:r>
+      <w:r>
+        <w:t xml:space="preserve"> was picked</w:t>
+      </w:r>
+      <w:r>
+        <w:t xml:space="preserve">. Dynamic batch processing requires balancing inference latency and GPU memory usage (Zhang et al., 2024). As only a small selection of 74 financial headlines was </w:t>
+      </w:r>
+      <w:proofErr w:type="spellStart"/>
+      <w:r>
+        <w:t>analysed</w:t>
+      </w:r>
+      <w:proofErr w:type="spellEnd"/>
+      <w:r>
+        <w:t xml:space="preserve">, batch size 8 was used as a cautious setting to keep inference within the capacity limits of the available computing environment. </w:t>
+      </w:r>
+    </w:p>
+    <w:p>
+      <w:pPr>
+        <w:pStyle w:val="NormalWeb"/>
+        <w:spacing w:line="360" w:lineRule="auto"/>
+        <w:jc w:val="both"/>
+      </w:pPr>
+      <w:r>
+        <w:t>Headlines shorter than 12 characters or with an alphabetic-character ratio below 0.55 were ignored as heuristic quality controls intended to remove very short or malformed records before sentiment analysis using FinBERT. Text preprocessing is designed to minimize noise, but its effectiveness may vary across datasets and depend on the processing choices applied (HaCohen-Kerner et al., 2020). Such settings are therefore interpreted as transparent choices for assuring data quality rather than proof of retaining every legitimate financial headline.</w:t>
+      </w:r>
+    </w:p>
+    <w:p>
+      <w:pPr>
+        <w:pStyle w:val="Heading1"/>
+      </w:pPr>
+    </w:p>
+    <w:p>
+      <w:pPr>
+        <w:pStyle w:val="Heading1"/>
+      </w:pPr>
+      <w:bookmarkStart w:id="8" w:name="_Toc238162542"/>
+      <w:r>
+        <w:t>6.0 Performance Evaluation and Multi-Horizon Comparison</w:t>
+      </w:r>
+      <w:bookmarkEnd w:id="8"/>
+    </w:p>
+    <w:p/>
+    <w:p>
+      <w:pPr>
+        <w:jc w:val="center"/>
+        <w:rPr>
+          <w:b/>
+          <w:bCs/>
+        </w:rPr>
+      </w:pPr>
+      <w:r>
+        <w:rPr>
+          <w:b/>
+          <w:bCs/>
+        </w:rPr>
+        <w:drawing>
+          <wp:inline distT="0" distB="0" distL="0" distR="0" wp14:anchorId="7FAA44EB" wp14:editId="4222D997">
+            <wp:extent cx="5943600" cy="1463675"/>
+            <wp:effectExtent l="0" t="0" r="0" b="0"/>
+            <wp:docPr id="223079863" name="Picture 1"/>
+            <wp:cNvGraphicFramePr>
+              <a:graphicFrameLocks xmlns:a="http://schemas.openxmlformats.org/drawingml/2006/main" noChangeAspect="1"/>
+            </wp:cNvGraphicFramePr>
+            <a:graphic xmlns:a="http://schemas.openxmlformats.org/drawingml/2006/main">
+              <a:graphicData uri="http://schemas.openxmlformats.org/drawingml/2006/picture">
+                <pic:pic xmlns:pic="http://schemas.openxmlformats.org/drawingml/2006/picture">
+                  <pic:nvPicPr>
+                    <pic:cNvPr id="656658013" name=""/>
                     <pic:cNvPicPr/>
                   </pic:nvPicPr>
                   <pic:blipFill>
@@ -3557,7 +3449,7 @@
                   <pic:spPr>
                     <a:xfrm>
                       <a:off x="0" y="0"/>
-                      <a:ext cx="5943600" cy="2809240"/>
+                      <a:ext cx="5943600" cy="1463675"/>
                     </a:xfrm>
                     <a:prstGeom prst="rect">
                       <a:avLst/>
@@ -3572,1363 +3464,836 @@
     </w:p>
     <w:p>
       <w:pPr>
-        <w:spacing w:before="100" w:beforeAutospacing="1" w:after="100" w:afterAutospacing="1" w:line="360" w:lineRule="auto"/>
+        <w:spacing w:line="360" w:lineRule="auto"/>
         <w:jc w:val="center"/>
         <w:rPr>
-          <w:rFonts w:eastAsia="Times New Roman"/>
-          <w:color w:val="auto"/>
-          <w:szCs w:val="24"/>
-          <w:lang w:val="en-MY" w:eastAsia="en-GB"/>
-        </w:rPr>
-      </w:pPr>
-      <w:r>
-        <w:rPr>
-          <w:rFonts w:eastAsia="Times New Roman"/>
           <w:b/>
           <w:bCs/>
-          <w:color w:val="auto"/>
-          <w:szCs w:val="24"/>
-          <w:lang w:val="en-MY" w:eastAsia="en-GB"/>
-        </w:rPr>
-        <w:t>Figure A1.</w:t>
-      </w:r>
-      <w:r>
-        <w:rPr>
-          <w:rFonts w:eastAsia="Times New Roman"/>
-          <w:color w:val="auto"/>
-          <w:szCs w:val="24"/>
-          <w:lang w:val="en-MY" w:eastAsia="en-GB"/>
-        </w:rPr>
-        <w:t xml:space="preserve"> Timestamped one-minute raw price export for MI </w:t>
+          <w:sz w:val="20"/>
+          <w:szCs w:val="20"/>
+        </w:rPr>
+      </w:pPr>
+      <w:r>
+        <w:rPr>
+          <w:rStyle w:val="Strong"/>
+          <w:sz w:val="20"/>
+          <w:szCs w:val="20"/>
+        </w:rPr>
+        <w:t xml:space="preserve">Figure </w:t>
+      </w:r>
+      <w:r>
+        <w:rPr>
+          <w:rStyle w:val="Strong"/>
+          <w:sz w:val="20"/>
+          <w:szCs w:val="20"/>
+        </w:rPr>
+        <w:t>9</w:t>
+      </w:r>
+      <w:r>
+        <w:rPr>
+          <w:rStyle w:val="Strong"/>
+          <w:sz w:val="20"/>
+          <w:szCs w:val="20"/>
+        </w:rPr>
+        <w:t>.</w:t>
+      </w:r>
+      <w:r>
+        <w:rPr>
+          <w:sz w:val="20"/>
+          <w:szCs w:val="20"/>
+        </w:rPr>
+        <w:t xml:space="preserve"> Multi-horizon performance of the final FinBERT strategy.</w:t>
+      </w:r>
+      <w:r>
+        <w:rPr>
+          <w:sz w:val="20"/>
+          <w:szCs w:val="20"/>
+        </w:rPr>
+        <w:br/>
+      </w:r>
+      <w:r>
+        <w:rPr>
+          <w:rStyle w:val="Emphasis"/>
+          <w:sz w:val="20"/>
+          <w:szCs w:val="20"/>
+        </w:rPr>
+        <w:t xml:space="preserve">Source: Author’s </w:t>
       </w:r>
       <w:proofErr w:type="spellStart"/>
       <w:r>
         <w:rPr>
-          <w:rFonts w:eastAsia="Times New Roman"/>
-          <w:color w:val="auto"/>
-          <w:szCs w:val="24"/>
-          <w:lang w:val="en-MY" w:eastAsia="en-GB"/>
-        </w:rPr>
+          <w:rStyle w:val="Emphasis"/>
+          <w:sz w:val="20"/>
+          <w:szCs w:val="20"/>
+        </w:rPr>
+        <w:t>backtesting</w:t>
+      </w:r>
+      <w:proofErr w:type="spellEnd"/>
+      <w:r>
+        <w:rPr>
+          <w:rStyle w:val="Emphasis"/>
+          <w:sz w:val="20"/>
+          <w:szCs w:val="20"/>
+        </w:rPr>
+        <w:t xml:space="preserve"> results (2026).</w:t>
+      </w:r>
+    </w:p>
+    <w:p>
+      <w:pPr>
+        <w:pStyle w:val="NormalWeb"/>
+        <w:spacing w:line="360" w:lineRule="auto"/>
+        <w:jc w:val="both"/>
+      </w:pPr>
+      <w:r>
+        <w:t>Figure 9 shows the entire multi-horizon result, where horizons one and two have 17 completed trades, whereas the others have only 16 because one late signal does not have enough future price data. Win rate increased from 70.59% on day one to 82.35% on day two and remained constant at 87.50% from day three onward.</w:t>
+      </w:r>
+    </w:p>
+    <w:p>
+      <w:pPr>
+        <w:pStyle w:val="NormalWeb"/>
+        <w:spacing w:line="360" w:lineRule="auto"/>
+        <w:jc w:val="both"/>
+      </w:pPr>
+      <w:r>
+        <w:t xml:space="preserve">Returns increased from day one to day five, where average return per trade rose from 0.15% on day one to 0.24% on day two, 0.66% on day three, 0.82% on day four and finally peaked at 1.00% on day five. Cumulative return also increased and peaked on day five, starting from 1.26% on day one and reaching 8.16% on day five, while ending equity rose from RM10,126.48 to RM10,815.87. The result started to fall back afterwards. At day ten, average return per trade was just 0.47%, cumulative return was just 3.80% and ending equity was RM10,380.50. At day 20, returns were close to zero and equity remained RM10,000, so the </w:t>
+      </w:r>
+      <w:proofErr w:type="gramStart"/>
+      <w:r>
+        <w:t>87.50% win</w:t>
+      </w:r>
+      <w:proofErr w:type="gramEnd"/>
+      <w:r>
+        <w:t xml:space="preserve"> rate was not economically useful.</w:t>
+      </w:r>
+    </w:p>
+    <w:p>
+      <w:pPr>
+        <w:pStyle w:val="NormalWeb"/>
+        <w:spacing w:line="360" w:lineRule="auto"/>
+        <w:jc w:val="both"/>
+      </w:pPr>
+      <w:r>
+        <w:t>Maximum drawdown was −2.05% on day one and −2.83% on day two, then the backtest showed 0.00% afterwards under the breakeven-stop rule. Figure 9 shows that Sharpe peaked at 3.90 on day three before it fell to 3.01 on day five and 1.47 on day ten. Profit factor also increased from 1.46 on day one to 42.10 on day five, then declined to 19.94 on day ten. These unusually high values happened because the sample was small and there were very few negative returns. The unusual result at day 20 is further explained in Section 7.1.</w:t>
+      </w:r>
+    </w:p>
+    <w:p>
+      <w:pPr>
+        <w:pStyle w:val="NormalWeb"/>
+        <w:spacing w:line="360" w:lineRule="auto"/>
+        <w:jc w:val="both"/>
+      </w:pPr>
+      <w:r>
+        <w:t xml:space="preserve">At day three, it appears to have a good risk-adjusted result, with the Sharpe ratio at 3.90, but the best overall horizon is day five. At day five, average return, cumulative return, ending equity and </w:t>
+      </w:r>
+      <w:r>
+        <w:lastRenderedPageBreak/>
+        <w:t>profit factor were all the highest. Even though the Sharpe ratio was highest at day three, it was still strong at 3.01 on day five. The results at days ten and twenty were smaller. This suggests that the sentiment effect worked mainly within three to five days and became much weaker after one or two weeks.</w:t>
+      </w:r>
+    </w:p>
+    <w:p>
+      <w:pPr>
+        <w:pStyle w:val="NormalWeb"/>
+        <w:spacing w:line="360" w:lineRule="auto"/>
+        <w:jc w:val="both"/>
+      </w:pPr>
+      <w:r>
+        <w:t>Hence, the five-day horizon was selected with ProsusAI/finbert, batch size 8 and the 0.30 threshold. However, it was tested in-sample with only 16–17 trades, so it is unknown whether the same result can be achieved in future trading.</w:t>
+      </w:r>
+    </w:p>
+    <w:p/>
+    <w:p>
+      <w:pPr>
+        <w:pStyle w:val="Heading1"/>
+      </w:pPr>
+      <w:bookmarkStart w:id="9" w:name="_Toc238162543"/>
+      <w:r>
+        <w:t>7.0 Critical Reflection and Financial Interpretation</w:t>
+      </w:r>
+      <w:bookmarkEnd w:id="9"/>
+    </w:p>
+    <w:p>
+      <w:pPr>
+        <w:pStyle w:val="Heading3"/>
+      </w:pPr>
+    </w:p>
+    <w:p>
+      <w:pPr>
+        <w:pStyle w:val="Heading2"/>
+      </w:pPr>
+      <w:bookmarkStart w:id="10" w:name="_Toc238162544"/>
+      <w:r>
+        <w:t>7.1 Genuine Result Anomaly</w:t>
+      </w:r>
+      <w:bookmarkEnd w:id="10"/>
+    </w:p>
+    <w:p>
+      <w:pPr>
+        <w:pStyle w:val="NormalWeb"/>
+        <w:spacing w:line="360" w:lineRule="auto"/>
+        <w:jc w:val="both"/>
+      </w:pPr>
+      <w:r>
+        <w:t>The genuine anomaly is the 20-day horizon: win rate 87.50%, average return 0.00%, cumulative return 0.00%, ending equity unchanged at RM10,000, Sharpe ratio −64.35 and profit factor 0.00. Why? The breakeven stop exited the trades at prices intended to recover the 0.38% round-trip cost, giving returns close to zero. Tiny positive values could still be counted as wins before being rounded to 0.00%. Returns had almost zero dispersion, so a small negative excess return divided by an effectively zero standard deviation produced the extreme negative Sharpe ratio. The 0.00 profit factor is similarly meaningless because the gains and losses were economically negligible. Hence, the high win rate does not mean profitability and shows why it must be interpreted together with return, risk and transaction costs.</w:t>
+      </w:r>
+    </w:p>
+    <w:p>
+      <w:pPr>
+        <w:pStyle w:val="NormalWeb"/>
+        <w:spacing w:line="360" w:lineRule="auto"/>
+        <w:jc w:val="both"/>
+      </w:pPr>
+    </w:p>
+    <w:p>
+      <w:pPr>
+        <w:pStyle w:val="Heading2"/>
+      </w:pPr>
+      <w:bookmarkStart w:id="11" w:name="_Toc238162545"/>
+      <w:r>
+        <w:t>7.2 Market Efficiency and Information Spillover</w:t>
+      </w:r>
+      <w:bookmarkEnd w:id="11"/>
+    </w:p>
+    <w:p>
+      <w:pPr>
+        <w:pStyle w:val="isselectedend"/>
+        <w:spacing w:line="360" w:lineRule="auto"/>
+        <w:jc w:val="both"/>
+      </w:pPr>
+      <w:r>
+        <w:t xml:space="preserve">Semi-strong market efficiency states that publicly available information should be rapidly priced in (Fama, 1970). MI </w:t>
+      </w:r>
+      <w:proofErr w:type="spellStart"/>
+      <w:r>
+        <w:t>Technovation’s</w:t>
+      </w:r>
+      <w:proofErr w:type="spellEnd"/>
+      <w:r>
+        <w:t xml:space="preserve"> results strengthened gradually. Cumulative return rose from 1.26% on day one to 8.16% on day five, while the highest Sharpe ratio occurred on day three. This indicates that the market did not immediately price in the sentiment information. It is consistent with gradual information diffusion, which may affect smaller or less-followed stocks when </w:t>
+      </w:r>
+      <w:r>
+        <w:lastRenderedPageBreak/>
+        <w:t>information spreads slowly (Hou, 2007). Tetlock (2007) found that high media pessimism was associated with temporary downward market pressure followed by a later reversal.</w:t>
+      </w:r>
+    </w:p>
+    <w:p>
+      <w:pPr>
+        <w:pStyle w:val="NormalWeb"/>
+        <w:spacing w:line="360" w:lineRule="auto"/>
+        <w:jc w:val="both"/>
+      </w:pPr>
+      <w:r>
+        <w:t xml:space="preserve">MI </w:t>
+      </w:r>
+      <w:proofErr w:type="spellStart"/>
+      <w:r>
         <w:t>Technovation</w:t>
       </w:r>
       <w:proofErr w:type="spellEnd"/>
       <w:r>
-        <w:rPr>
-          <w:rFonts w:eastAsia="Times New Roman"/>
-          <w:color w:val="auto"/>
-          <w:szCs w:val="24"/>
-          <w:lang w:val="en-MY" w:eastAsia="en-GB"/>
-        </w:rPr>
-        <w:t xml:space="preserve"> Berhad.</w:t>
-      </w:r>
-      <w:r>
-        <w:rPr>
-          <w:rFonts w:eastAsia="Times New Roman"/>
-          <w:color w:val="auto"/>
-          <w:szCs w:val="24"/>
-          <w:lang w:val="en-MY" w:eastAsia="en-GB"/>
-        </w:rPr>
-        <w:br/>
-      </w:r>
-      <w:r>
-        <w:rPr>
-          <w:rFonts w:eastAsia="Times New Roman"/>
+        <w:t xml:space="preserve"> had intermittent liquidity. Around 55% of consecutive valid prices remained unchanged, while 26.79% of raw observations contained empty closing-price fields. The longest duration between observed prices was 22 minutes. These conditions may have delayed the recorded price adjustment and allowed information to flow into more than one trading day. Despite all this, performance went down to 3.80% on day ten and approximately 0% on day 20, meaning that the information advantage eventually disappeared. This does not disprove market efficiency because the test only used around 16–17 trades across 58 trading days. It also occurred during a strong upward price trend, which may have contributed to the returns.</w:t>
+      </w:r>
+    </w:p>
+    <w:p>
+      <w:pPr>
+        <w:pStyle w:val="NormalWeb"/>
+      </w:pPr>
+    </w:p>
+    <w:p>
+      <w:pPr>
+        <w:pStyle w:val="Heading2"/>
+      </w:pPr>
+      <w:bookmarkStart w:id="12" w:name="_Toc238162546"/>
+      <w:r>
+        <w:t>7.3 Transaction-Cost Drag and General Implications</w:t>
+      </w:r>
+      <w:bookmarkEnd w:id="12"/>
+    </w:p>
+    <w:p>
+      <w:pPr>
+        <w:pStyle w:val="isselectedend"/>
+        <w:spacing w:line="360" w:lineRule="auto"/>
+        <w:jc w:val="both"/>
+      </w:pPr>
+      <w:r>
+        <w:t>Transaction costs are key factors affecting the strategy’s prospects. After the 0.38% round-trip cost was included, day one resulted in an average return of only 0.15% per trade. This is a thin margin that may disappear because of bid–ask spreads, slippage or execution delays, which were not fully captured by the fixed-cost assumption. Research on momentum strategies similarly shows that transaction costs can reduce or eliminate apparently profitable returns (</w:t>
+      </w:r>
+      <w:proofErr w:type="spellStart"/>
+      <w:r>
+        <w:t>Lesmond</w:t>
+      </w:r>
+      <w:proofErr w:type="spellEnd"/>
+      <w:r>
+        <w:t xml:space="preserve"> et al., 200</w:t>
+      </w:r>
+      <w:r>
+        <w:t>3</w:t>
+      </w:r>
+      <w:r>
+        <w:t>). With the five-day strategy, the higher average return of 1.00% provides more resistance to these costs, while the breakeven stop helps prevent some profitable trades from turning into losses. However, the stop does not limit actual losses before the market reaches the breakeven level. It may also partly explain the near-zero returns at 20 days and the unusually large or unstable profit factors at longer horizons.</w:t>
+      </w:r>
+    </w:p>
+    <w:p>
+      <w:pPr>
+        <w:pStyle w:val="NormalWeb"/>
+        <w:spacing w:line="360" w:lineRule="auto"/>
+        <w:jc w:val="both"/>
+      </w:pPr>
+      <w:r>
+        <w:t>More generally, one-minute data and quick sentiment scoring are not a recipe for profitable intraday trading. A news-based strategy should filter out weak signals, avoid too much turnover, use realistic execution prices and costs, and align the holding period with the information life of the signal. These findings require confirmation using longer data samples, more stocks, realistic slippage modelling, non-overlapping or independently evaluated trades, and out-of-sample comparisons against buy-and-hold and no-news benchmarks.</w:t>
+      </w:r>
+    </w:p>
+    <w:p>
+      <w:pPr>
+        <w:pStyle w:val="NormalWeb"/>
+        <w:spacing w:line="360" w:lineRule="auto"/>
+        <w:jc w:val="both"/>
+      </w:pPr>
+    </w:p>
+    <w:p>
+      <w:pPr>
+        <w:pStyle w:val="Heading1"/>
+      </w:pPr>
+      <w:bookmarkStart w:id="13" w:name="_Toc238162547"/>
+      <w:r>
+        <w:t>8.0 Conclusion</w:t>
+      </w:r>
+      <w:bookmarkEnd w:id="13"/>
+    </w:p>
+    <w:p>
+      <w:pPr>
+        <w:pStyle w:val="NormalWeb"/>
+        <w:spacing w:line="360" w:lineRule="auto"/>
+        <w:jc w:val="both"/>
+      </w:pPr>
+      <w:r>
+        <w:t>The most successful application of FinBERT sentiment signals was seen in the three- to five-day settings, while the strongest overall result in terms of profitability over the trade duration was at five days. The highest average return per trade was 1.00%, with an 8.16% cumulative return and ending equity of RM10,815.87. However, the limitation of this backtest is that only 16–17 trades were made using one stock, and the in-sample period was short. Thus, more data, realistic execution costs and out-of-sample testing are needed for this strategy to be reliable in practice.</w:t>
+      </w:r>
+    </w:p>
+    <w:bookmarkEnd w:id="0"/>
+    <w:p>
+      <w:pPr>
+        <w:pStyle w:val="Heading1"/>
+      </w:pPr>
+    </w:p>
+    <w:p>
+      <w:pPr>
+        <w:pStyle w:val="Heading1"/>
+      </w:pPr>
+      <w:bookmarkStart w:id="14" w:name="_Toc238162548"/>
+      <w:r>
+        <w:t>9.0 References</w:t>
+      </w:r>
+      <w:bookmarkEnd w:id="14"/>
+    </w:p>
+    <w:p>
+      <w:pPr>
+        <w:pStyle w:val="NormalWeb"/>
+        <w:spacing w:before="0" w:beforeAutospacing="0" w:after="0" w:afterAutospacing="0" w:line="480" w:lineRule="auto"/>
+        <w:ind w:left="720" w:hanging="720"/>
+      </w:pPr>
+    </w:p>
+    <w:p>
+      <w:pPr>
+        <w:pStyle w:val="NormalWeb"/>
+        <w:spacing w:before="0" w:beforeAutospacing="0" w:after="0" w:afterAutospacing="0" w:line="480" w:lineRule="auto"/>
+        <w:ind w:left="720" w:hanging="720"/>
+        <w:rPr>
+          <w:rStyle w:val="url"/>
+        </w:rPr>
+      </w:pPr>
+      <w:r>
+        <w:t xml:space="preserve">Brownlees, C., &amp; Gallo, G. (2006). Financial econometric analysis at ultra-high frequency: Data handling concerns. </w:t>
+      </w:r>
+      <w:r>
+        <w:rPr>
           <w:i/>
           <w:iCs/>
-          <w:color w:val="auto"/>
-          <w:szCs w:val="24"/>
-          <w:lang w:val="en-MY" w:eastAsia="en-GB"/>
-        </w:rPr>
-        <w:t>Source: LSEG Workspace (2026).</w:t>
-      </w:r>
-    </w:p>
-    <w:p>
-      <w:pPr>
-        <w:spacing w:before="100" w:beforeAutospacing="1" w:after="100" w:afterAutospacing="1" w:line="240" w:lineRule="auto"/>
-        <w:rPr>
-          <w:rFonts w:eastAsia="Times New Roman"/>
-          <w:color w:val="auto"/>
-          <w:szCs w:val="24"/>
-          <w:lang w:val="en-MY" w:eastAsia="en-GB"/>
-        </w:rPr>
-      </w:pPr>
-    </w:p>
-    <w:p>
-      <w:pPr>
-        <w:spacing w:before="100" w:beforeAutospacing="1" w:after="100" w:afterAutospacing="1" w:line="240" w:lineRule="auto"/>
-        <w:jc w:val="center"/>
-        <w:rPr>
-          <w:rFonts w:eastAsia="Times New Roman"/>
-          <w:color w:val="auto"/>
-          <w:szCs w:val="24"/>
-          <w:lang w:val="en-MY" w:eastAsia="en-GB"/>
-        </w:rPr>
-      </w:pPr>
-      <w:r>
-        <w:drawing>
-          <wp:inline distT="0" distB="0" distL="0" distR="0" wp14:anchorId="3E2810BF" wp14:editId="6C283551">
-            <wp:extent cx="5943600" cy="1454785"/>
-            <wp:effectExtent l="0" t="0" r="0" b="5715"/>
-            <wp:docPr id="864091069" name="Picture 1"/>
-            <wp:cNvGraphicFramePr>
-              <a:graphicFrameLocks xmlns:a="http://schemas.openxmlformats.org/drawingml/2006/main" noChangeAspect="1"/>
-            </wp:cNvGraphicFramePr>
-            <a:graphic xmlns:a="http://schemas.openxmlformats.org/drawingml/2006/main">
-              <a:graphicData uri="http://schemas.openxmlformats.org/drawingml/2006/picture">
-                <pic:pic xmlns:pic="http://schemas.openxmlformats.org/drawingml/2006/picture">
-                  <pic:nvPicPr>
-                    <pic:cNvPr id="504122159" name=""/>
-                    <pic:cNvPicPr/>
-                  </pic:nvPicPr>
-                  <pic:blipFill>
-                    <a:blip r:embed="rId18"/>
-                    <a:stretch>
-                      <a:fillRect/>
-                    </a:stretch>
-                  </pic:blipFill>
-                  <pic:spPr>
-                    <a:xfrm>
-                      <a:off x="0" y="0"/>
-                      <a:ext cx="5943600" cy="1454785"/>
-                    </a:xfrm>
-                    <a:prstGeom prst="rect">
-                      <a:avLst/>
-                    </a:prstGeom>
-                  </pic:spPr>
-                </pic:pic>
-              </a:graphicData>
-            </a:graphic>
-          </wp:inline>
-        </w:drawing>
-      </w:r>
-    </w:p>
-    <w:p>
-      <w:pPr>
-        <w:spacing w:before="100" w:beforeAutospacing="1" w:after="100" w:afterAutospacing="1" w:line="360" w:lineRule="auto"/>
-        <w:jc w:val="center"/>
-        <w:rPr>
-          <w:rFonts w:eastAsia="Times New Roman"/>
-          <w:color w:val="auto"/>
-          <w:szCs w:val="24"/>
-          <w:lang w:val="en-MY" w:eastAsia="en-GB"/>
-        </w:rPr>
-      </w:pPr>
-      <w:r>
-        <w:rPr>
-          <w:rFonts w:eastAsia="Times New Roman"/>
-          <w:b/>
-          <w:bCs/>
-          <w:color w:val="auto"/>
-          <w:szCs w:val="24"/>
-          <w:lang w:val="en-MY" w:eastAsia="en-GB"/>
-        </w:rPr>
-        <w:t>Figure A2.</w:t>
-      </w:r>
-      <w:r>
-        <w:rPr>
-          <w:rFonts w:eastAsia="Times New Roman"/>
-          <w:color w:val="auto"/>
-          <w:szCs w:val="24"/>
-          <w:lang w:val="en-MY" w:eastAsia="en-GB"/>
-        </w:rPr>
-        <w:t xml:space="preserve"> Price-data cleaning verification for MI </w:t>
-      </w:r>
-      <w:proofErr w:type="spellStart"/>
-      <w:r>
-        <w:rPr>
-          <w:rFonts w:eastAsia="Times New Roman"/>
-          <w:color w:val="auto"/>
-          <w:szCs w:val="24"/>
-          <w:lang w:val="en-MY" w:eastAsia="en-GB"/>
-        </w:rPr>
-        <w:t>Technovation</w:t>
-      </w:r>
-      <w:proofErr w:type="spellEnd"/>
-      <w:r>
-        <w:rPr>
-          <w:rFonts w:eastAsia="Times New Roman"/>
-          <w:color w:val="auto"/>
-          <w:szCs w:val="24"/>
-          <w:lang w:val="en-MY" w:eastAsia="en-GB"/>
-        </w:rPr>
-        <w:t xml:space="preserve"> Berhad.</w:t>
-      </w:r>
-      <w:r>
-        <w:rPr>
-          <w:rFonts w:eastAsia="Times New Roman"/>
-          <w:color w:val="auto"/>
-          <w:szCs w:val="24"/>
-          <w:lang w:val="en-MY" w:eastAsia="en-GB"/>
-        </w:rPr>
-        <w:br/>
-      </w:r>
-      <w:r>
-        <w:rPr>
-          <w:rFonts w:eastAsia="Times New Roman"/>
+        </w:rPr>
+        <w:t>Computational Statistics &amp; Data Analysis</w:t>
+      </w:r>
+      <w:r>
+        <w:t xml:space="preserve">, </w:t>
+      </w:r>
+      <w:r>
+        <w:rPr>
           <w:i/>
           <w:iCs/>
-          <w:color w:val="auto"/>
-          <w:szCs w:val="24"/>
-          <w:lang w:val="en-MY" w:eastAsia="en-GB"/>
-        </w:rPr>
-        <w:t>Source: Author’s calculation using LSEG Workspace data (2026).</w:t>
-      </w:r>
-    </w:p>
-    <w:p>
-      <w:pPr>
-        <w:spacing w:before="100" w:beforeAutospacing="1" w:after="100" w:afterAutospacing="1" w:line="240" w:lineRule="auto"/>
-        <w:rPr>
-          <w:rFonts w:eastAsia="Times New Roman"/>
-          <w:color w:val="auto"/>
-          <w:szCs w:val="24"/>
-          <w:lang w:val="en-MY" w:eastAsia="en-GB"/>
-        </w:rPr>
-      </w:pPr>
-    </w:p>
-    <w:p>
-      <w:pPr>
-        <w:spacing w:before="100" w:beforeAutospacing="1" w:after="100" w:afterAutospacing="1" w:line="240" w:lineRule="auto"/>
-        <w:jc w:val="center"/>
-        <w:rPr>
-          <w:rFonts w:eastAsia="Times New Roman"/>
-          <w:color w:val="auto"/>
-          <w:szCs w:val="24"/>
-          <w:lang w:val="en-MY" w:eastAsia="en-GB"/>
-        </w:rPr>
-      </w:pPr>
-      <w:r>
-        <w:lastRenderedPageBreak/>
-        <w:drawing>
-          <wp:inline distT="0" distB="0" distL="0" distR="0" wp14:anchorId="0C23B802" wp14:editId="51AC0747">
-            <wp:extent cx="5943600" cy="1726565"/>
-            <wp:effectExtent l="0" t="0" r="0" b="635"/>
-            <wp:docPr id="685442284" name="Picture 1"/>
-            <wp:cNvGraphicFramePr>
-              <a:graphicFrameLocks xmlns:a="http://schemas.openxmlformats.org/drawingml/2006/main" noChangeAspect="1"/>
-            </wp:cNvGraphicFramePr>
-            <a:graphic xmlns:a="http://schemas.openxmlformats.org/drawingml/2006/main">
-              <a:graphicData uri="http://schemas.openxmlformats.org/drawingml/2006/picture">
-                <pic:pic xmlns:pic="http://schemas.openxmlformats.org/drawingml/2006/picture">
-                  <pic:nvPicPr>
-                    <pic:cNvPr id="552318945" name=""/>
-                    <pic:cNvPicPr/>
-                  </pic:nvPicPr>
-                  <pic:blipFill>
-                    <a:blip r:embed="rId19"/>
-                    <a:stretch>
-                      <a:fillRect/>
-                    </a:stretch>
-                  </pic:blipFill>
-                  <pic:spPr>
-                    <a:xfrm>
-                      <a:off x="0" y="0"/>
-                      <a:ext cx="5943600" cy="1726565"/>
-                    </a:xfrm>
-                    <a:prstGeom prst="rect">
-                      <a:avLst/>
-                    </a:prstGeom>
-                  </pic:spPr>
-                </pic:pic>
-              </a:graphicData>
-            </a:graphic>
-          </wp:inline>
-        </w:drawing>
-      </w:r>
-    </w:p>
-    <w:p>
-      <w:pPr>
-        <w:spacing w:before="100" w:beforeAutospacing="1" w:after="100" w:afterAutospacing="1" w:line="360" w:lineRule="auto"/>
-        <w:jc w:val="center"/>
-        <w:rPr>
-          <w:rFonts w:eastAsia="Times New Roman"/>
-          <w:color w:val="auto"/>
-          <w:szCs w:val="24"/>
-          <w:lang w:val="en-MY" w:eastAsia="en-GB"/>
-        </w:rPr>
-      </w:pPr>
-      <w:r>
-        <w:rPr>
-          <w:rFonts w:eastAsia="Times New Roman"/>
-          <w:b/>
-          <w:bCs/>
-          <w:color w:val="auto"/>
-          <w:szCs w:val="24"/>
-          <w:lang w:val="en-MY" w:eastAsia="en-GB"/>
-        </w:rPr>
-        <w:t>Figure A3.</w:t>
-      </w:r>
-      <w:r>
-        <w:rPr>
-          <w:rFonts w:eastAsia="Times New Roman"/>
-          <w:color w:val="auto"/>
-          <w:szCs w:val="24"/>
-          <w:lang w:val="en-MY" w:eastAsia="en-GB"/>
-        </w:rPr>
-        <w:t xml:space="preserve"> Positive average daily-return verification for MI </w:t>
-      </w:r>
-      <w:proofErr w:type="spellStart"/>
-      <w:r>
-        <w:rPr>
-          <w:rFonts w:eastAsia="Times New Roman"/>
-          <w:color w:val="auto"/>
-          <w:szCs w:val="24"/>
-          <w:lang w:val="en-MY" w:eastAsia="en-GB"/>
-        </w:rPr>
-        <w:t>Technovation</w:t>
-      </w:r>
-      <w:proofErr w:type="spellEnd"/>
-      <w:r>
-        <w:rPr>
-          <w:rFonts w:eastAsia="Times New Roman"/>
-          <w:color w:val="auto"/>
-          <w:szCs w:val="24"/>
-          <w:lang w:val="en-MY" w:eastAsia="en-GB"/>
-        </w:rPr>
-        <w:t xml:space="preserve"> Berhad.</w:t>
-      </w:r>
-      <w:r>
-        <w:rPr>
-          <w:rFonts w:eastAsia="Times New Roman"/>
-          <w:color w:val="auto"/>
-          <w:szCs w:val="24"/>
-          <w:lang w:val="en-MY" w:eastAsia="en-GB"/>
-        </w:rPr>
-        <w:br/>
-      </w:r>
-      <w:r>
-        <w:rPr>
-          <w:rFonts w:eastAsia="Times New Roman"/>
+        </w:rPr>
+        <w:t>51</w:t>
+      </w:r>
+      <w:r>
+        <w:t xml:space="preserve">(4), 2232–2245. </w:t>
+      </w:r>
+      <w:hyperlink r:id="rId18" w:history="1">
+        <w:r>
+          <w:rPr>
+            <w:rStyle w:val="Hyperlink"/>
+          </w:rPr>
+          <w:t>https://doi.org/10.1016/j.csda.2006.09.030</w:t>
+        </w:r>
+      </w:hyperlink>
+    </w:p>
+    <w:p>
+      <w:pPr>
+        <w:pStyle w:val="NormalWeb"/>
+        <w:spacing w:before="0" w:beforeAutospacing="0" w:after="0" w:afterAutospacing="0" w:line="480" w:lineRule="auto"/>
+        <w:ind w:left="720" w:hanging="720"/>
+        <w:rPr>
+          <w:rStyle w:val="url"/>
+        </w:rPr>
+      </w:pPr>
+      <w:r>
+        <w:rPr>
           <w:i/>
           <w:iCs/>
-          <w:color w:val="auto"/>
-          <w:szCs w:val="24"/>
-          <w:lang w:val="en-MY" w:eastAsia="en-GB"/>
-        </w:rPr>
-        <w:t>Source: Author’s calculation using LSEG Workspace data (2026).</w:t>
-      </w:r>
-    </w:p>
-    <w:p>
-      <w:pPr>
-        <w:spacing w:before="100" w:beforeAutospacing="1" w:after="100" w:afterAutospacing="1" w:line="240" w:lineRule="auto"/>
-        <w:outlineLvl w:val="1"/>
-        <w:rPr>
-          <w:rFonts w:eastAsia="Times New Roman"/>
-          <w:b/>
-          <w:bCs/>
-          <w:color w:val="auto"/>
-          <w:sz w:val="36"/>
-          <w:szCs w:val="36"/>
-          <w:lang w:val="en-MY" w:eastAsia="en-GB"/>
-        </w:rPr>
-      </w:pPr>
-    </w:p>
-    <w:p>
-      <w:pPr>
-        <w:rPr>
-          <w:rFonts w:eastAsia="Times New Roman"/>
-          <w:b/>
-          <w:bCs/>
-          <w:color w:val="auto"/>
-          <w:szCs w:val="24"/>
-          <w:lang w:val="en-MY" w:eastAsia="en-GB"/>
-        </w:rPr>
-      </w:pPr>
-      <w:r>
-        <w:rPr>
-          <w:rFonts w:eastAsia="Times New Roman"/>
-          <w:b/>
-          <w:bCs/>
-          <w:color w:val="auto"/>
-          <w:szCs w:val="24"/>
-          <w:lang w:val="en-MY" w:eastAsia="en-GB"/>
-        </w:rPr>
-        <w:br w:type="page"/>
-      </w:r>
-    </w:p>
-    <w:p>
-      <w:pPr>
-        <w:rPr>
-          <w:b/>
-          <w:bCs/>
-          <w:lang w:val="en-MY" w:eastAsia="en-GB"/>
-        </w:rPr>
-      </w:pPr>
-      <w:r>
-        <w:rPr>
-          <w:b/>
-          <w:bCs/>
-          <w:lang w:val="en-MY" w:eastAsia="en-GB"/>
-        </w:rPr>
-        <w:lastRenderedPageBreak/>
-        <w:t>Appendix B: Descriptive Statistics and Price Behaviour</w:t>
-      </w:r>
-    </w:p>
-    <w:p>
-      <w:pPr>
-        <w:spacing w:before="100" w:beforeAutospacing="1" w:after="100" w:afterAutospacing="1" w:line="240" w:lineRule="auto"/>
-        <w:outlineLvl w:val="1"/>
-        <w:rPr>
-          <w:rFonts w:eastAsia="Times New Roman"/>
-          <w:b/>
-          <w:bCs/>
-          <w:color w:val="auto"/>
-          <w:szCs w:val="24"/>
-          <w:lang w:val="en-MY" w:eastAsia="en-GB"/>
-        </w:rPr>
-      </w:pPr>
-    </w:p>
-    <w:p>
-      <w:pPr>
-        <w:spacing w:before="100" w:beforeAutospacing="1" w:after="100" w:afterAutospacing="1" w:line="360" w:lineRule="auto"/>
-        <w:jc w:val="center"/>
-        <w:rPr>
-          <w:rFonts w:eastAsia="Times New Roman"/>
-          <w:color w:val="auto"/>
-          <w:szCs w:val="24"/>
-          <w:lang w:val="en-MY" w:eastAsia="en-GB"/>
-        </w:rPr>
-      </w:pPr>
-      <w:r>
-        <w:drawing>
-          <wp:inline distT="0" distB="0" distL="0" distR="0" wp14:anchorId="75E0952B" wp14:editId="6F2A8B92">
-            <wp:extent cx="5943600" cy="2420620"/>
-            <wp:effectExtent l="0" t="0" r="0" b="5080"/>
-            <wp:docPr id="1329033797" name="Picture 1"/>
-            <wp:cNvGraphicFramePr>
-              <a:graphicFrameLocks xmlns:a="http://schemas.openxmlformats.org/drawingml/2006/main" noChangeAspect="1"/>
-            </wp:cNvGraphicFramePr>
-            <a:graphic xmlns:a="http://schemas.openxmlformats.org/drawingml/2006/main">
-              <a:graphicData uri="http://schemas.openxmlformats.org/drawingml/2006/picture">
-                <pic:pic xmlns:pic="http://schemas.openxmlformats.org/drawingml/2006/picture">
-                  <pic:nvPicPr>
-                    <pic:cNvPr id="332688223" name=""/>
-                    <pic:cNvPicPr/>
-                  </pic:nvPicPr>
-                  <pic:blipFill>
-                    <a:blip r:embed="rId20"/>
-                    <a:stretch>
-                      <a:fillRect/>
-                    </a:stretch>
-                  </pic:blipFill>
-                  <pic:spPr>
-                    <a:xfrm>
-                      <a:off x="0" y="0"/>
-                      <a:ext cx="5943600" cy="2420620"/>
-                    </a:xfrm>
-                    <a:prstGeom prst="rect">
-                      <a:avLst/>
-                    </a:prstGeom>
-                  </pic:spPr>
-                </pic:pic>
-              </a:graphicData>
-            </a:graphic>
-          </wp:inline>
-        </w:drawing>
-      </w:r>
-      <w:r>
-        <w:rPr>
-          <w:rFonts w:eastAsia="Times New Roman"/>
-          <w:b/>
-          <w:bCs/>
-          <w:color w:val="auto"/>
-          <w:szCs w:val="24"/>
-          <w:lang w:val="en-MY" w:eastAsia="en-GB"/>
-        </w:rPr>
-        <w:t>Figure B1.</w:t>
-      </w:r>
-      <w:r>
-        <w:rPr>
-          <w:rFonts w:eastAsia="Times New Roman"/>
-          <w:color w:val="auto"/>
-          <w:szCs w:val="24"/>
-          <w:lang w:val="en-MY" w:eastAsia="en-GB"/>
-        </w:rPr>
-        <w:t xml:space="preserve"> Descriptive statistics of MI </w:t>
-      </w:r>
-      <w:proofErr w:type="spellStart"/>
-      <w:r>
-        <w:rPr>
-          <w:rFonts w:eastAsia="Times New Roman"/>
-          <w:color w:val="auto"/>
-          <w:szCs w:val="24"/>
-          <w:lang w:val="en-MY" w:eastAsia="en-GB"/>
-        </w:rPr>
-        <w:t>Technovation</w:t>
-      </w:r>
-      <w:proofErr w:type="spellEnd"/>
-      <w:r>
-        <w:rPr>
-          <w:rFonts w:eastAsia="Times New Roman"/>
-          <w:color w:val="auto"/>
-          <w:szCs w:val="24"/>
-          <w:lang w:val="en-MY" w:eastAsia="en-GB"/>
-        </w:rPr>
-        <w:t xml:space="preserve"> Berhad.</w:t>
-      </w:r>
-      <w:r>
-        <w:rPr>
-          <w:rFonts w:eastAsia="Times New Roman"/>
-          <w:color w:val="auto"/>
-          <w:szCs w:val="24"/>
-          <w:lang w:val="en-MY" w:eastAsia="en-GB"/>
-        </w:rPr>
-        <w:br/>
-      </w:r>
-      <w:r>
-        <w:rPr>
-          <w:rFonts w:eastAsia="Times New Roman"/>
+        </w:rPr>
+        <w:t>Transaction costs</w:t>
+      </w:r>
+      <w:r>
+        <w:t xml:space="preserve">. (n.d.). Bursa Malaysia. </w:t>
+      </w:r>
+      <w:hyperlink r:id="rId19" w:history="1">
+        <w:r>
+          <w:rPr>
+            <w:rStyle w:val="Hyperlink"/>
+          </w:rPr>
+          <w:t>https://www.bursamalaysia.com/trade/trading_resources/equities/transaction_costs</w:t>
+        </w:r>
+      </w:hyperlink>
+    </w:p>
+    <w:p>
+      <w:pPr>
+        <w:pStyle w:val="NormalWeb"/>
+        <w:spacing w:before="0" w:beforeAutospacing="0" w:after="0" w:afterAutospacing="0" w:line="480" w:lineRule="auto"/>
+        <w:ind w:left="720" w:hanging="720"/>
+        <w:rPr>
+          <w:rStyle w:val="url"/>
+        </w:rPr>
+      </w:pPr>
+      <w:r>
+        <w:t xml:space="preserve">H, I. (n.d.). </w:t>
+      </w:r>
+      <w:r>
+        <w:rPr>
           <w:i/>
           <w:iCs/>
-          <w:color w:val="auto"/>
-          <w:szCs w:val="24"/>
-          <w:lang w:val="en-MY" w:eastAsia="en-GB"/>
-        </w:rPr>
-        <w:t>Source: Author’s calculation using LSEG Workspace data (2026).</w:t>
-      </w:r>
-    </w:p>
-    <w:p>
-      <w:pPr>
-        <w:spacing w:before="100" w:beforeAutospacing="1" w:after="100" w:afterAutospacing="1" w:line="360" w:lineRule="auto"/>
-        <w:jc w:val="center"/>
-        <w:rPr>
-          <w:rFonts w:eastAsia="Times New Roman"/>
+        </w:rPr>
+        <w:t>FAQs - Charges and fees</w:t>
+      </w:r>
+      <w:r>
+        <w:t xml:space="preserve">. Rakuten Trade. </w:t>
+      </w:r>
+      <w:hyperlink r:id="rId20" w:history="1">
+        <w:r>
+          <w:rPr>
+            <w:rStyle w:val="Hyperlink"/>
+          </w:rPr>
+          <w:t>https://www.rakutentrade.my/faqs/charges-and-fees</w:t>
+        </w:r>
+      </w:hyperlink>
+    </w:p>
+    <w:p>
+      <w:pPr>
+        <w:pStyle w:val="NormalWeb"/>
+        <w:spacing w:before="0" w:beforeAutospacing="0" w:after="0" w:afterAutospacing="0" w:line="480" w:lineRule="auto"/>
+        <w:ind w:left="720" w:hanging="720"/>
+        <w:rPr>
+          <w:rStyle w:val="url"/>
+        </w:rPr>
+      </w:pPr>
+      <w:r>
+        <w:rPr>
           <w:i/>
           <w:iCs/>
-          <w:color w:val="auto"/>
-          <w:szCs w:val="24"/>
-          <w:lang w:val="en-MY" w:eastAsia="en-GB"/>
-        </w:rPr>
-      </w:pPr>
-      <w:r>
-        <w:drawing>
-          <wp:inline distT="0" distB="0" distL="0" distR="0" wp14:anchorId="1B0FC44F" wp14:editId="46EAD866">
-            <wp:extent cx="5638800" cy="2781300"/>
-            <wp:effectExtent l="0" t="0" r="0" b="0"/>
-            <wp:docPr id="1534360030" name="Picture 1"/>
-            <wp:cNvGraphicFramePr>
-              <a:graphicFrameLocks xmlns:a="http://schemas.openxmlformats.org/drawingml/2006/main" noChangeAspect="1"/>
-            </wp:cNvGraphicFramePr>
-            <a:graphic xmlns:a="http://schemas.openxmlformats.org/drawingml/2006/main">
-              <a:graphicData uri="http://schemas.openxmlformats.org/drawingml/2006/picture">
-                <pic:pic xmlns:pic="http://schemas.openxmlformats.org/drawingml/2006/picture">
-                  <pic:nvPicPr>
-                    <pic:cNvPr id="164096621" name=""/>
-                    <pic:cNvPicPr/>
-                  </pic:nvPicPr>
-                  <pic:blipFill>
-                    <a:blip r:embed="rId21"/>
-                    <a:stretch>
-                      <a:fillRect/>
-                    </a:stretch>
-                  </pic:blipFill>
-                  <pic:spPr>
-                    <a:xfrm>
-                      <a:off x="0" y="0"/>
-                      <a:ext cx="5638800" cy="2781300"/>
-                    </a:xfrm>
-                    <a:prstGeom prst="rect">
-                      <a:avLst/>
-                    </a:prstGeom>
-                  </pic:spPr>
-                </pic:pic>
-              </a:graphicData>
-            </a:graphic>
-          </wp:inline>
-        </w:drawing>
-      </w:r>
-      <w:r>
-        <w:rPr>
-          <w:rFonts w:eastAsia="Times New Roman"/>
-          <w:b/>
-          <w:bCs/>
-          <w:color w:val="auto"/>
-          <w:szCs w:val="24"/>
-          <w:lang w:val="en-MY" w:eastAsia="en-GB"/>
-        </w:rPr>
-        <w:t>Figure B2.</w:t>
-      </w:r>
-      <w:r>
-        <w:rPr>
-          <w:rFonts w:eastAsia="Times New Roman"/>
-          <w:color w:val="auto"/>
-          <w:szCs w:val="24"/>
-          <w:lang w:val="en-MY" w:eastAsia="en-GB"/>
-        </w:rPr>
-        <w:t xml:space="preserve"> Daily closing price of MI </w:t>
+        </w:rPr>
+        <w:t>Monetary Policy Statement - Bank Negara Malaysia</w:t>
+      </w:r>
+      <w:r>
+        <w:t xml:space="preserve">. (n.d.). </w:t>
+      </w:r>
+      <w:hyperlink r:id="rId21" w:history="1">
+        <w:r>
+          <w:rPr>
+            <w:rStyle w:val="Hyperlink"/>
+          </w:rPr>
+          <w:t>https://www.bnm.gov.my/-/monetary-policy-statement-09072026</w:t>
+        </w:r>
+      </w:hyperlink>
+    </w:p>
+    <w:p>
+      <w:pPr>
+        <w:pStyle w:val="NormalWeb"/>
+        <w:spacing w:before="0" w:beforeAutospacing="0" w:after="0" w:afterAutospacing="0" w:line="480" w:lineRule="auto"/>
+        <w:ind w:left="720" w:hanging="720"/>
+        <w:rPr>
+          <w:rStyle w:val="url"/>
+        </w:rPr>
+      </w:pPr>
+      <w:r>
+        <w:t xml:space="preserve">Araci, D. (2019). FinBERT: Financial Sentiment Analysis with Pre-trained Language Models. </w:t>
       </w:r>
       <w:proofErr w:type="spellStart"/>
       <w:r>
         <w:rPr>
-          <w:rFonts w:eastAsia="Times New Roman"/>
-          <w:color w:val="auto"/>
-          <w:szCs w:val="24"/>
-          <w:lang w:val="en-MY" w:eastAsia="en-GB"/>
-        </w:rPr>
-        <w:t>Technovation</w:t>
-      </w:r>
-      <w:proofErr w:type="spellEnd"/>
-      <w:r>
-        <w:rPr>
-          <w:rFonts w:eastAsia="Times New Roman"/>
-          <w:color w:val="auto"/>
-          <w:szCs w:val="24"/>
-          <w:lang w:val="en-MY" w:eastAsia="en-GB"/>
-        </w:rPr>
-        <w:t xml:space="preserve"> Berhad.</w:t>
-      </w:r>
-      <w:r>
-        <w:rPr>
-          <w:rFonts w:eastAsia="Times New Roman"/>
-          <w:color w:val="auto"/>
-          <w:szCs w:val="24"/>
-          <w:lang w:val="en-MY" w:eastAsia="en-GB"/>
-        </w:rPr>
-        <w:br/>
-      </w:r>
-      <w:r>
-        <w:rPr>
-          <w:rFonts w:eastAsia="Times New Roman"/>
           <w:i/>
           <w:iCs/>
-          <w:color w:val="auto"/>
-          <w:szCs w:val="24"/>
-          <w:lang w:val="en-MY" w:eastAsia="en-GB"/>
-        </w:rPr>
-        <w:t>Source: Author’s calculation using LSEG Workspace data (2026).</w:t>
-      </w:r>
-    </w:p>
-    <w:p>
-      <w:pPr>
-        <w:spacing w:before="100" w:beforeAutospacing="1" w:after="100" w:afterAutospacing="1" w:line="360" w:lineRule="auto"/>
-        <w:jc w:val="center"/>
-        <w:rPr>
-          <w:rFonts w:eastAsia="Times New Roman"/>
-          <w:color w:val="auto"/>
-          <w:szCs w:val="24"/>
-          <w:lang w:val="en-MY" w:eastAsia="en-GB"/>
-        </w:rPr>
-      </w:pPr>
-    </w:p>
-    <w:p>
-      <w:pPr>
-        <w:spacing w:before="100" w:beforeAutospacing="1" w:after="100" w:afterAutospacing="1" w:line="360" w:lineRule="auto"/>
-        <w:jc w:val="center"/>
-        <w:rPr>
-          <w:rFonts w:eastAsia="Times New Roman"/>
-          <w:color w:val="auto"/>
-          <w:szCs w:val="24"/>
-          <w:lang w:val="en-MY" w:eastAsia="en-GB"/>
-        </w:rPr>
-      </w:pPr>
-      <w:r>
-        <w:lastRenderedPageBreak/>
-        <w:drawing>
-          <wp:inline distT="0" distB="0" distL="0" distR="0" wp14:anchorId="2E4B7B8B" wp14:editId="2C6909BC">
-            <wp:extent cx="5943600" cy="3541395"/>
-            <wp:effectExtent l="0" t="0" r="0" b="1905"/>
-            <wp:docPr id="582390101" name="Picture 1"/>
-            <wp:cNvGraphicFramePr>
-              <a:graphicFrameLocks xmlns:a="http://schemas.openxmlformats.org/drawingml/2006/main" noChangeAspect="1"/>
-            </wp:cNvGraphicFramePr>
-            <a:graphic xmlns:a="http://schemas.openxmlformats.org/drawingml/2006/main">
-              <a:graphicData uri="http://schemas.openxmlformats.org/drawingml/2006/picture">
-                <pic:pic xmlns:pic="http://schemas.openxmlformats.org/drawingml/2006/picture">
-                  <pic:nvPicPr>
-                    <pic:cNvPr id="738522738" name=""/>
-                    <pic:cNvPicPr/>
-                  </pic:nvPicPr>
-                  <pic:blipFill>
-                    <a:blip r:embed="rId22"/>
-                    <a:stretch>
-                      <a:fillRect/>
-                    </a:stretch>
-                  </pic:blipFill>
-                  <pic:spPr>
-                    <a:xfrm>
-                      <a:off x="0" y="0"/>
-                      <a:ext cx="5943600" cy="3541395"/>
-                    </a:xfrm>
-                    <a:prstGeom prst="rect">
-                      <a:avLst/>
-                    </a:prstGeom>
-                  </pic:spPr>
-                </pic:pic>
-              </a:graphicData>
-            </a:graphic>
-          </wp:inline>
-        </w:drawing>
-      </w:r>
-      <w:r>
-        <w:rPr>
-          <w:rFonts w:eastAsia="Times New Roman"/>
-          <w:b/>
-          <w:bCs/>
-          <w:color w:val="auto"/>
-          <w:szCs w:val="24"/>
-          <w:lang w:val="en-MY" w:eastAsia="en-GB"/>
-        </w:rPr>
-        <w:t>Figure B3.</w:t>
-      </w:r>
-      <w:r>
-        <w:rPr>
-          <w:rFonts w:eastAsia="Times New Roman"/>
-          <w:color w:val="auto"/>
-          <w:szCs w:val="24"/>
-          <w:lang w:val="en-MY" w:eastAsia="en-GB"/>
-        </w:rPr>
-        <w:t xml:space="preserve"> Missing observations and liquidity measures.</w:t>
-      </w:r>
-      <w:r>
-        <w:rPr>
-          <w:rFonts w:eastAsia="Times New Roman"/>
-          <w:color w:val="auto"/>
-          <w:szCs w:val="24"/>
-          <w:lang w:val="en-MY" w:eastAsia="en-GB"/>
-        </w:rPr>
-        <w:br/>
-      </w:r>
-      <w:r>
-        <w:rPr>
-          <w:rFonts w:eastAsia="Times New Roman"/>
+        </w:rPr>
+        <w:t>arXiv</w:t>
+      </w:r>
+      <w:proofErr w:type="spellEnd"/>
+      <w:r>
+        <w:rPr>
           <w:i/>
           <w:iCs/>
-          <w:color w:val="auto"/>
-          <w:szCs w:val="24"/>
-          <w:lang w:val="en-MY" w:eastAsia="en-GB"/>
-        </w:rPr>
-        <w:t>Source: Author’s calculation using LSEG Workspace data (2026).</w:t>
-      </w:r>
-    </w:p>
-    <w:p>
-      <w:pPr>
-        <w:rPr>
-          <w:rFonts w:eastAsia="Times New Roman"/>
-          <w:b/>
-          <w:bCs/>
-          <w:color w:val="auto"/>
-          <w:szCs w:val="24"/>
-          <w:lang w:val="en-MY" w:eastAsia="en-GB"/>
-        </w:rPr>
-      </w:pPr>
-      <w:r>
-        <w:rPr>
-          <w:rFonts w:eastAsia="Times New Roman"/>
-          <w:b/>
-          <w:bCs/>
-          <w:color w:val="auto"/>
-          <w:szCs w:val="24"/>
-          <w:lang w:val="en-MY" w:eastAsia="en-GB"/>
-        </w:rPr>
-        <w:br w:type="page"/>
-      </w:r>
-    </w:p>
-    <w:p>
-      <w:pPr>
-        <w:rPr>
-          <w:b/>
-          <w:bCs/>
-          <w:lang w:val="en-MY" w:eastAsia="en-GB"/>
-        </w:rPr>
-      </w:pPr>
-      <w:r>
-        <w:rPr>
-          <w:b/>
-          <w:bCs/>
-          <w:lang w:val="en-MY" w:eastAsia="en-GB"/>
-        </w:rPr>
-        <w:lastRenderedPageBreak/>
-        <w:t>Appendix C: Strategy Configuration and Supporting Outputs</w:t>
-      </w:r>
-    </w:p>
-    <w:p>
-      <w:pPr>
-        <w:spacing w:before="100" w:beforeAutospacing="1" w:after="100" w:afterAutospacing="1" w:line="240" w:lineRule="auto"/>
-        <w:outlineLvl w:val="1"/>
-        <w:rPr>
-          <w:rFonts w:eastAsia="Times New Roman"/>
-          <w:b/>
-          <w:bCs/>
-          <w:color w:val="auto"/>
-          <w:szCs w:val="24"/>
-          <w:lang w:val="en-MY" w:eastAsia="en-GB"/>
-        </w:rPr>
-      </w:pPr>
-    </w:p>
-    <w:p>
-      <w:pPr>
-        <w:spacing w:before="100" w:beforeAutospacing="1" w:after="100" w:afterAutospacing="1" w:line="360" w:lineRule="auto"/>
-        <w:jc w:val="center"/>
-        <w:rPr>
-          <w:rFonts w:eastAsia="Times New Roman"/>
+        </w:rPr>
+        <w:t xml:space="preserve"> (Cornell University)</w:t>
+      </w:r>
+      <w:r>
+        <w:t xml:space="preserve">. </w:t>
+      </w:r>
+      <w:hyperlink r:id="rId22" w:history="1">
+        <w:r>
+          <w:rPr>
+            <w:rStyle w:val="Hyperlink"/>
+          </w:rPr>
+          <w:t>https://doi.org/10.48550/arxiv.1908.10063</w:t>
+        </w:r>
+      </w:hyperlink>
+    </w:p>
+    <w:p>
+      <w:pPr>
+        <w:pStyle w:val="NormalWeb"/>
+        <w:spacing w:before="0" w:beforeAutospacing="0" w:after="0" w:afterAutospacing="0" w:line="480" w:lineRule="auto"/>
+        <w:ind w:left="720" w:hanging="720"/>
+        <w:rPr>
+          <w:rStyle w:val="url"/>
+        </w:rPr>
+      </w:pPr>
+      <w:r>
+        <w:t xml:space="preserve">Zhang, D., Luo, Y., Wang, Y., Kui, X., &amp; Ren, J. (2024). </w:t>
+      </w:r>
+      <w:proofErr w:type="spellStart"/>
+      <w:r>
+        <w:t>BatOpt</w:t>
+      </w:r>
+      <w:proofErr w:type="spellEnd"/>
+      <w:r>
+        <w:t xml:space="preserve">: Optimizing GPU-Based deep learning inference using dynamic batch processing. </w:t>
+      </w:r>
+      <w:r>
+        <w:rPr>
           <w:i/>
           <w:iCs/>
-          <w:color w:val="auto"/>
-          <w:szCs w:val="24"/>
-          <w:lang w:val="en-MY" w:eastAsia="en-GB"/>
-        </w:rPr>
-      </w:pPr>
-      <w:r>
-        <w:drawing>
-          <wp:inline distT="0" distB="0" distL="0" distR="0" wp14:anchorId="3461B385" wp14:editId="1B15DCBE">
-            <wp:extent cx="5943600" cy="1442720"/>
-            <wp:effectExtent l="0" t="0" r="0" b="5080"/>
-            <wp:docPr id="1100087934" name="Picture 1"/>
-            <wp:cNvGraphicFramePr>
-              <a:graphicFrameLocks xmlns:a="http://schemas.openxmlformats.org/drawingml/2006/main" noChangeAspect="1"/>
-            </wp:cNvGraphicFramePr>
-            <a:graphic xmlns:a="http://schemas.openxmlformats.org/drawingml/2006/main">
-              <a:graphicData uri="http://schemas.openxmlformats.org/drawingml/2006/picture">
-                <pic:pic xmlns:pic="http://schemas.openxmlformats.org/drawingml/2006/picture">
-                  <pic:nvPicPr>
-                    <pic:cNvPr id="1062994228" name=""/>
-                    <pic:cNvPicPr/>
-                  </pic:nvPicPr>
-                  <pic:blipFill>
-                    <a:blip r:embed="rId23"/>
-                    <a:stretch>
-                      <a:fillRect/>
-                    </a:stretch>
-                  </pic:blipFill>
-                  <pic:spPr>
-                    <a:xfrm>
-                      <a:off x="0" y="0"/>
-                      <a:ext cx="5943600" cy="1442720"/>
-                    </a:xfrm>
-                    <a:prstGeom prst="rect">
-                      <a:avLst/>
-                    </a:prstGeom>
-                  </pic:spPr>
-                </pic:pic>
-              </a:graphicData>
-            </a:graphic>
-          </wp:inline>
-        </w:drawing>
-      </w:r>
-      <w:r>
-        <w:rPr>
-          <w:rFonts w:eastAsia="Times New Roman"/>
-          <w:b/>
-          <w:bCs/>
-          <w:color w:val="auto"/>
-          <w:szCs w:val="24"/>
-          <w:lang w:val="en-MY" w:eastAsia="en-GB"/>
-        </w:rPr>
-        <w:t>Figure C1.</w:t>
-      </w:r>
-      <w:r>
-        <w:rPr>
-          <w:rFonts w:eastAsia="Times New Roman"/>
-          <w:color w:val="auto"/>
-          <w:szCs w:val="24"/>
-          <w:lang w:val="en-MY" w:eastAsia="en-GB"/>
-        </w:rPr>
-        <w:t xml:space="preserve"> </w:t>
-      </w:r>
-      <w:proofErr w:type="spellStart"/>
-      <w:r>
-        <w:t>Backtesting</w:t>
-      </w:r>
-      <w:proofErr w:type="spellEnd"/>
-      <w:r>
-        <w:t xml:space="preserve"> results using threshold 0.0</w:t>
-      </w:r>
-      <w:r>
-        <w:t xml:space="preserve"> </w:t>
-      </w:r>
-      <w:r>
-        <w:rPr>
-          <w:rFonts w:eastAsia="Times New Roman"/>
-          <w:color w:val="auto"/>
-          <w:szCs w:val="24"/>
-          <w:lang w:val="en-MY" w:eastAsia="en-GB"/>
-        </w:rPr>
-        <w:t xml:space="preserve">for MI </w:t>
-      </w:r>
-      <w:proofErr w:type="spellStart"/>
-      <w:r>
-        <w:rPr>
-          <w:rFonts w:eastAsia="Times New Roman"/>
-          <w:color w:val="auto"/>
-          <w:szCs w:val="24"/>
-          <w:lang w:val="en-MY" w:eastAsia="en-GB"/>
-        </w:rPr>
-        <w:t>Technovation</w:t>
-      </w:r>
-      <w:proofErr w:type="spellEnd"/>
-      <w:r>
-        <w:rPr>
-          <w:rFonts w:eastAsia="Times New Roman"/>
-          <w:color w:val="auto"/>
-          <w:szCs w:val="24"/>
-          <w:lang w:val="en-MY" w:eastAsia="en-GB"/>
-        </w:rPr>
-        <w:t xml:space="preserve"> Berhad.</w:t>
-      </w:r>
-      <w:r>
-        <w:rPr>
-          <w:rFonts w:eastAsia="Times New Roman"/>
-          <w:color w:val="auto"/>
-          <w:szCs w:val="24"/>
-          <w:lang w:val="en-MY" w:eastAsia="en-GB"/>
-        </w:rPr>
-        <w:br/>
-      </w:r>
-      <w:r>
-        <w:rPr>
-          <w:rFonts w:eastAsia="Times New Roman"/>
+        </w:rPr>
+        <w:t>IEEE Transactions on Cloud Computing</w:t>
+      </w:r>
+      <w:r>
+        <w:t xml:space="preserve">, </w:t>
+      </w:r>
+      <w:r>
+        <w:rPr>
           <w:i/>
           <w:iCs/>
-          <w:color w:val="auto"/>
-          <w:szCs w:val="24"/>
-          <w:lang w:val="en-MY" w:eastAsia="en-GB"/>
-        </w:rPr>
-        <w:t xml:space="preserve">Source: Author’s </w:t>
+        </w:rPr>
+        <w:t>12</w:t>
+      </w:r>
+      <w:r>
+        <w:t xml:space="preserve">(1), 174–185. </w:t>
+      </w:r>
+      <w:hyperlink r:id="rId23" w:history="1">
+        <w:r>
+          <w:rPr>
+            <w:rStyle w:val="Hyperlink"/>
+          </w:rPr>
+          <w:t>https://doi.org/10.1109/tcc.2024.3350561</w:t>
+        </w:r>
+      </w:hyperlink>
+    </w:p>
+    <w:p>
+      <w:pPr>
+        <w:pStyle w:val="NormalWeb"/>
+        <w:spacing w:before="0" w:beforeAutospacing="0" w:after="0" w:afterAutospacing="0" w:line="480" w:lineRule="auto"/>
+        <w:ind w:left="720" w:hanging="720"/>
+        <w:rPr>
+          <w:rStyle w:val="url"/>
+        </w:rPr>
+      </w:pPr>
+      <w:r>
+        <w:lastRenderedPageBreak/>
+        <w:t xml:space="preserve">HaCohen-Kerner, Y., Miller, D., &amp; Yigal, Y. (2020). The influence of preprocessing on text classification using a bag-of-words representation. </w:t>
       </w:r>
       <w:proofErr w:type="spellStart"/>
       <w:r>
         <w:rPr>
-          <w:rFonts w:eastAsia="Times New Roman"/>
           <w:i/>
           <w:iCs/>
-          <w:color w:val="auto"/>
-          <w:szCs w:val="24"/>
-          <w:lang w:val="en-MY" w:eastAsia="en-GB"/>
-        </w:rPr>
-        <w:t>backtesting</w:t>
+        </w:rPr>
+        <w:t>PLoS</w:t>
       </w:r>
       <w:proofErr w:type="spellEnd"/>
       <w:r>
         <w:rPr>
-          <w:rFonts w:eastAsia="Times New Roman"/>
           <w:i/>
           <w:iCs/>
-          <w:color w:val="auto"/>
-          <w:szCs w:val="24"/>
-          <w:lang w:val="en-MY" w:eastAsia="en-GB"/>
-        </w:rPr>
-        <w:t xml:space="preserve"> results (2026).</w:t>
-      </w:r>
-    </w:p>
-    <w:p>
-      <w:pPr>
-        <w:spacing w:before="100" w:beforeAutospacing="1" w:after="100" w:afterAutospacing="1" w:line="360" w:lineRule="auto"/>
-        <w:jc w:val="center"/>
-        <w:rPr>
-          <w:rFonts w:eastAsia="Times New Roman"/>
-          <w:color w:val="auto"/>
-          <w:szCs w:val="24"/>
-          <w:lang w:val="en-MY" w:eastAsia="en-GB"/>
-        </w:rPr>
-      </w:pPr>
-    </w:p>
-    <w:p>
-      <w:pPr>
-        <w:spacing w:before="100" w:beforeAutospacing="1" w:after="100" w:afterAutospacing="1" w:line="360" w:lineRule="auto"/>
-        <w:jc w:val="center"/>
-        <w:rPr>
-          <w:rFonts w:eastAsia="Times New Roman"/>
+        </w:rPr>
+        <w:t xml:space="preserve"> ONE</w:t>
+      </w:r>
+      <w:r>
+        <w:t xml:space="preserve">, </w:t>
+      </w:r>
+      <w:r>
+        <w:rPr>
           <w:i/>
           <w:iCs/>
-          <w:color w:val="auto"/>
-          <w:szCs w:val="24"/>
-          <w:lang w:val="en-MY" w:eastAsia="en-GB"/>
-        </w:rPr>
-      </w:pPr>
-      <w:r>
-        <w:drawing>
-          <wp:inline distT="0" distB="0" distL="0" distR="0" wp14:anchorId="6FEBE59D" wp14:editId="50A0BA72">
-            <wp:extent cx="5943600" cy="1483995"/>
-            <wp:effectExtent l="0" t="0" r="0" b="1905"/>
-            <wp:docPr id="1353396180" name="Picture 1"/>
-            <wp:cNvGraphicFramePr>
-              <a:graphicFrameLocks xmlns:a="http://schemas.openxmlformats.org/drawingml/2006/main" noChangeAspect="1"/>
-            </wp:cNvGraphicFramePr>
-            <a:graphic xmlns:a="http://schemas.openxmlformats.org/drawingml/2006/main">
-              <a:graphicData uri="http://schemas.openxmlformats.org/drawingml/2006/picture">
-                <pic:pic xmlns:pic="http://schemas.openxmlformats.org/drawingml/2006/picture">
-                  <pic:nvPicPr>
-                    <pic:cNvPr id="1409287574" name=""/>
-                    <pic:cNvPicPr/>
-                  </pic:nvPicPr>
-                  <pic:blipFill>
-                    <a:blip r:embed="rId24"/>
-                    <a:stretch>
-                      <a:fillRect/>
-                    </a:stretch>
-                  </pic:blipFill>
-                  <pic:spPr>
-                    <a:xfrm>
-                      <a:off x="0" y="0"/>
-                      <a:ext cx="5943600" cy="1483995"/>
-                    </a:xfrm>
-                    <a:prstGeom prst="rect">
-                      <a:avLst/>
-                    </a:prstGeom>
-                  </pic:spPr>
-                </pic:pic>
-              </a:graphicData>
-            </a:graphic>
-          </wp:inline>
-        </w:drawing>
-      </w:r>
-      <w:r>
-        <w:rPr>
-          <w:rFonts w:eastAsia="Times New Roman"/>
-          <w:b/>
-          <w:bCs/>
-          <w:color w:val="auto"/>
-          <w:szCs w:val="24"/>
-          <w:lang w:val="en-MY" w:eastAsia="en-GB"/>
-        </w:rPr>
-        <w:t>Figure C</w:t>
-      </w:r>
-      <w:r>
-        <w:rPr>
-          <w:rFonts w:eastAsia="Times New Roman"/>
-          <w:b/>
-          <w:bCs/>
-          <w:color w:val="auto"/>
-          <w:szCs w:val="24"/>
-          <w:lang w:val="en-MY" w:eastAsia="en-GB"/>
-        </w:rPr>
-        <w:t>2</w:t>
-      </w:r>
-      <w:r>
-        <w:rPr>
-          <w:rFonts w:eastAsia="Times New Roman"/>
-          <w:b/>
-          <w:bCs/>
-          <w:color w:val="auto"/>
-          <w:szCs w:val="24"/>
-          <w:lang w:val="en-MY" w:eastAsia="en-GB"/>
-        </w:rPr>
-        <w:t>.</w:t>
-      </w:r>
-      <w:r>
-        <w:rPr>
-          <w:rFonts w:eastAsia="Times New Roman"/>
-          <w:color w:val="auto"/>
-          <w:szCs w:val="24"/>
-          <w:lang w:val="en-MY" w:eastAsia="en-GB"/>
-        </w:rPr>
-        <w:t xml:space="preserve"> </w:t>
-      </w:r>
-      <w:proofErr w:type="spellStart"/>
-      <w:r>
-        <w:t>Backtesting</w:t>
-      </w:r>
-      <w:proofErr w:type="spellEnd"/>
-      <w:r>
-        <w:t xml:space="preserve"> results using threshold 0.</w:t>
-      </w:r>
-      <w:r>
-        <w:t>3</w:t>
-      </w:r>
-      <w:r>
-        <w:t xml:space="preserve"> </w:t>
-      </w:r>
-      <w:r>
-        <w:rPr>
-          <w:rFonts w:eastAsia="Times New Roman"/>
-          <w:color w:val="auto"/>
-          <w:szCs w:val="24"/>
-          <w:lang w:val="en-MY" w:eastAsia="en-GB"/>
-        </w:rPr>
-        <w:t xml:space="preserve">for MI </w:t>
-      </w:r>
-      <w:proofErr w:type="spellStart"/>
-      <w:r>
-        <w:rPr>
-          <w:rFonts w:eastAsia="Times New Roman"/>
-          <w:color w:val="auto"/>
-          <w:szCs w:val="24"/>
-          <w:lang w:val="en-MY" w:eastAsia="en-GB"/>
-        </w:rPr>
-        <w:t>Technovation</w:t>
-      </w:r>
-      <w:proofErr w:type="spellEnd"/>
-      <w:r>
-        <w:rPr>
-          <w:rFonts w:eastAsia="Times New Roman"/>
-          <w:color w:val="auto"/>
-          <w:szCs w:val="24"/>
-          <w:lang w:val="en-MY" w:eastAsia="en-GB"/>
-        </w:rPr>
-        <w:t xml:space="preserve"> Berhad.</w:t>
-      </w:r>
-      <w:r>
-        <w:rPr>
-          <w:rFonts w:eastAsia="Times New Roman"/>
-          <w:color w:val="auto"/>
-          <w:szCs w:val="24"/>
-          <w:lang w:val="en-MY" w:eastAsia="en-GB"/>
-        </w:rPr>
-        <w:br/>
-      </w:r>
-      <w:r>
-        <w:rPr>
-          <w:rFonts w:eastAsia="Times New Roman"/>
+        </w:rPr>
+        <w:t>15</w:t>
+      </w:r>
+      <w:r>
+        <w:t xml:space="preserve">(5), e0232525. </w:t>
+      </w:r>
+      <w:r>
+        <w:rPr>
+          <w:rStyle w:val="url"/>
+        </w:rPr>
+        <w:fldChar w:fldCharType="begin"/>
+      </w:r>
+      <w:r>
+        <w:rPr>
+          <w:rStyle w:val="url"/>
+        </w:rPr>
+        <w:instrText>HYPERLINK "</w:instrText>
+      </w:r>
+      <w:r>
+        <w:rPr>
+          <w:rStyle w:val="url"/>
+        </w:rPr>
+        <w:instrText>https://doi.org/10.1371/journal.pone.0232525</w:instrText>
+      </w:r>
+      <w:r>
+        <w:rPr>
+          <w:rStyle w:val="url"/>
+        </w:rPr>
+        <w:instrText>"</w:instrText>
+      </w:r>
+      <w:r>
+        <w:rPr>
+          <w:rStyle w:val="url"/>
+        </w:rPr>
+        <w:fldChar w:fldCharType="separate"/>
+      </w:r>
+      <w:r>
+        <w:rPr>
+          <w:rStyle w:val="Hyperlink"/>
+        </w:rPr>
+        <w:t>https://doi.org/10.1371/journal.pone.0232525</w:t>
+      </w:r>
+      <w:r>
+        <w:rPr>
+          <w:rStyle w:val="url"/>
+        </w:rPr>
+        <w:fldChar w:fldCharType="end"/>
+      </w:r>
+    </w:p>
+    <w:p>
+      <w:pPr>
+        <w:pStyle w:val="NormalWeb"/>
+        <w:spacing w:before="0" w:beforeAutospacing="0" w:after="0" w:afterAutospacing="0" w:line="480" w:lineRule="auto"/>
+        <w:ind w:left="720" w:hanging="720"/>
+      </w:pPr>
+      <w:r>
+        <w:t xml:space="preserve">Fama, E. F. (1970). Efficient Capital Markets: A review of theory and Empirical work. </w:t>
+      </w:r>
+      <w:r>
+        <w:rPr>
           <w:i/>
           <w:iCs/>
-          <w:color w:val="auto"/>
-          <w:szCs w:val="24"/>
-          <w:lang w:val="en-MY" w:eastAsia="en-GB"/>
-        </w:rPr>
-        <w:t xml:space="preserve">Source: Author’s </w:t>
-      </w:r>
-      <w:proofErr w:type="spellStart"/>
-      <w:r>
-        <w:rPr>
-          <w:rFonts w:eastAsia="Times New Roman"/>
+        </w:rPr>
+        <w:t>The Journal of Finance</w:t>
+      </w:r>
+      <w:r>
+        <w:t xml:space="preserve">, </w:t>
+      </w:r>
+      <w:r>
+        <w:rPr>
           <w:i/>
           <w:iCs/>
-          <w:color w:val="auto"/>
-          <w:szCs w:val="24"/>
-          <w:lang w:val="en-MY" w:eastAsia="en-GB"/>
-        </w:rPr>
-        <w:t>backtesting</w:t>
-      </w:r>
-      <w:proofErr w:type="spellEnd"/>
-      <w:r>
-        <w:rPr>
-          <w:rFonts w:eastAsia="Times New Roman"/>
+        </w:rPr>
+        <w:t>25</w:t>
+      </w:r>
+      <w:r>
+        <w:t xml:space="preserve">(2), 383. </w:t>
+      </w:r>
+      <w:hyperlink r:id="rId24" w:history="1">
+        <w:r>
+          <w:rPr>
+            <w:rStyle w:val="Hyperlink"/>
+          </w:rPr>
+          <w:t>https://doi.org/10.2307/2325486</w:t>
+        </w:r>
+      </w:hyperlink>
+    </w:p>
+    <w:p>
+      <w:pPr>
+        <w:pStyle w:val="NormalWeb"/>
+        <w:spacing w:before="0" w:beforeAutospacing="0" w:after="0" w:afterAutospacing="0" w:line="480" w:lineRule="auto"/>
+        <w:ind w:left="720" w:hanging="720"/>
+        <w:rPr>
+          <w:rStyle w:val="url"/>
+        </w:rPr>
+      </w:pPr>
+      <w:r>
+        <w:t xml:space="preserve">Hou, K. (2007). Industry information diffusion and the lead-lag effect in stock returns. </w:t>
+      </w:r>
+      <w:r>
+        <w:rPr>
           <w:i/>
           <w:iCs/>
-          <w:color w:val="auto"/>
-          <w:szCs w:val="24"/>
-          <w:lang w:val="en-MY" w:eastAsia="en-GB"/>
-        </w:rPr>
-        <w:t xml:space="preserve"> results (2026).</w:t>
-      </w:r>
-    </w:p>
-    <w:p>
-      <w:pPr>
-        <w:jc w:val="center"/>
-        <w:rPr>
-          <w:rFonts w:eastAsia="Times New Roman"/>
-          <w:color w:val="auto"/>
-          <w:szCs w:val="24"/>
-          <w:lang w:val="en-MY" w:eastAsia="en-GB"/>
-        </w:rPr>
-      </w:pPr>
-      <w:r>
-        <w:rPr>
-          <w:rFonts w:eastAsia="Times New Roman"/>
-          <w:color w:val="auto"/>
-          <w:szCs w:val="24"/>
-          <w:lang w:val="en-MY" w:eastAsia="en-GB"/>
-        </w:rPr>
-        <w:br w:type="page"/>
-      </w:r>
-      <w:r>
-        <w:rPr>
-          <w:rFonts w:eastAsia="Times New Roman"/>
-          <w:color w:val="auto"/>
-          <w:szCs w:val="24"/>
-          <w:lang w:val="en-MY" w:eastAsia="en-GB"/>
-        </w:rPr>
-        <w:lastRenderedPageBreak/>
-        <w:drawing>
-          <wp:inline distT="0" distB="0" distL="0" distR="0" wp14:anchorId="7DCE8369" wp14:editId="324D079A">
-            <wp:extent cx="5943600" cy="3294380"/>
-            <wp:effectExtent l="0" t="0" r="0" b="0"/>
-            <wp:docPr id="1326237266" name="Picture 1"/>
-            <wp:cNvGraphicFramePr>
-              <a:graphicFrameLocks xmlns:a="http://schemas.openxmlformats.org/drawingml/2006/main" noChangeAspect="1"/>
-            </wp:cNvGraphicFramePr>
-            <a:graphic xmlns:a="http://schemas.openxmlformats.org/drawingml/2006/main">
-              <a:graphicData uri="http://schemas.openxmlformats.org/drawingml/2006/picture">
-                <pic:pic xmlns:pic="http://schemas.openxmlformats.org/drawingml/2006/picture">
-                  <pic:nvPicPr>
-                    <pic:cNvPr id="1326237266" name=""/>
-                    <pic:cNvPicPr/>
-                  </pic:nvPicPr>
-                  <pic:blipFill>
-                    <a:blip r:embed="rId25"/>
-                    <a:stretch>
-                      <a:fillRect/>
-                    </a:stretch>
-                  </pic:blipFill>
-                  <pic:spPr>
-                    <a:xfrm>
-                      <a:off x="0" y="0"/>
-                      <a:ext cx="5943600" cy="3294380"/>
-                    </a:xfrm>
-                    <a:prstGeom prst="rect">
-                      <a:avLst/>
-                    </a:prstGeom>
-                  </pic:spPr>
-                </pic:pic>
-              </a:graphicData>
-            </a:graphic>
-          </wp:inline>
-        </w:drawing>
-      </w:r>
-    </w:p>
-    <w:p>
-      <w:pPr>
-        <w:pStyle w:val="pdq2pgselectionanchorcontainer"/>
-        <w:spacing w:line="360" w:lineRule="auto"/>
-        <w:jc w:val="center"/>
-      </w:pPr>
-      <w:r>
-        <w:rPr>
-          <w:rStyle w:val="Strong"/>
-        </w:rPr>
-        <w:t>Figure C3.</w:t>
-      </w:r>
-      <w:r>
-        <w:t xml:space="preserve"> Final </w:t>
-      </w:r>
+        </w:rPr>
+        <w:t>Review of Financial Studies</w:t>
+      </w:r>
+      <w:r>
+        <w:t xml:space="preserve">, </w:t>
+      </w:r>
+      <w:r>
+        <w:rPr>
+          <w:i/>
+          <w:iCs/>
+        </w:rPr>
+        <w:t>20</w:t>
+      </w:r>
+      <w:r>
+        <w:t xml:space="preserve">(4), 1113–1138. </w:t>
+      </w:r>
+      <w:hyperlink r:id="rId25" w:history="1">
+        <w:r>
+          <w:rPr>
+            <w:rStyle w:val="Hyperlink"/>
+          </w:rPr>
+          <w:t>https://doi.org/10.1093/revfin/hhm003</w:t>
+        </w:r>
+      </w:hyperlink>
+    </w:p>
+    <w:p>
+      <w:pPr>
+        <w:pStyle w:val="NormalWeb"/>
+        <w:spacing w:before="0" w:beforeAutospacing="0" w:after="0" w:afterAutospacing="0" w:line="480" w:lineRule="auto"/>
+        <w:ind w:left="720" w:hanging="720"/>
+        <w:rPr>
+          <w:rStyle w:val="url"/>
+        </w:rPr>
+      </w:pPr>
+      <w:r>
+        <w:t xml:space="preserve">Tetlock, P. C. (2007). Giving content to investor sentiment: The role of media in the stock market. </w:t>
+      </w:r>
+      <w:r>
+        <w:rPr>
+          <w:i/>
+          <w:iCs/>
+        </w:rPr>
+        <w:t>The Journal of Finance</w:t>
+      </w:r>
+      <w:r>
+        <w:t xml:space="preserve">, </w:t>
+      </w:r>
+      <w:r>
+        <w:rPr>
+          <w:i/>
+          <w:iCs/>
+        </w:rPr>
+        <w:t>62</w:t>
+      </w:r>
+      <w:r>
+        <w:t xml:space="preserve">(3), 1139–1168. </w:t>
+      </w:r>
+      <w:hyperlink r:id="rId26" w:history="1">
+        <w:r>
+          <w:rPr>
+            <w:rStyle w:val="Hyperlink"/>
+          </w:rPr>
+          <w:t>https://doi.org/10.1111/j.1540-6261.2007.01232.x</w:t>
+        </w:r>
+      </w:hyperlink>
+    </w:p>
+    <w:p>
+      <w:pPr>
+        <w:pStyle w:val="NormalWeb"/>
+        <w:spacing w:before="0" w:beforeAutospacing="0" w:after="0" w:afterAutospacing="0" w:line="480" w:lineRule="auto"/>
+        <w:ind w:left="720" w:hanging="720"/>
+        <w:rPr>
+          <w:rStyle w:val="url"/>
+        </w:rPr>
+      </w:pPr>
       <w:proofErr w:type="spellStart"/>
       <w:r>
-        <w:t>backtesting</w:t>
+        <w:t>Lesmond</w:t>
       </w:r>
       <w:proofErr w:type="spellEnd"/>
       <w:r>
-        <w:t xml:space="preserve"> assumptions and </w:t>
-      </w:r>
-      <w:proofErr w:type="spellStart"/>
-      <w:r>
-        <w:t>FinBERT</w:t>
-      </w:r>
-      <w:proofErr w:type="spellEnd"/>
-      <w:r>
-        <w:t xml:space="preserve"> configuration.</w:t>
-      </w:r>
-      <w:r>
-        <w:br/>
-      </w:r>
-      <w:r>
-        <w:rPr>
-          <w:rStyle w:val="Emphasis"/>
-        </w:rPr>
-        <w:t>Source: Author’s strategy configuration (2026).</w:t>
-      </w:r>
-    </w:p>
-    <w:p>
-      <w:pPr>
-        <w:rPr>
-          <w:rFonts w:eastAsia="Times New Roman"/>
-          <w:b/>
-          <w:bCs/>
-          <w:color w:val="auto"/>
-          <w:szCs w:val="24"/>
-          <w:lang w:val="en-MY" w:eastAsia="en-GB"/>
-        </w:rPr>
-      </w:pPr>
-    </w:p>
-    <w:p>
-      <w:pPr>
-        <w:jc w:val="center"/>
-        <w:rPr>
-          <w:rFonts w:eastAsia="Times New Roman"/>
-          <w:b/>
-          <w:bCs/>
-          <w:color w:val="auto"/>
-          <w:szCs w:val="24"/>
-          <w:lang w:val="en-MY" w:eastAsia="en-GB"/>
-        </w:rPr>
-      </w:pPr>
-      <w:r>
-        <w:drawing>
-          <wp:inline distT="0" distB="0" distL="0" distR="0" wp14:anchorId="0BAF1260" wp14:editId="0FE1A749">
-            <wp:extent cx="5943600" cy="1456055"/>
-            <wp:effectExtent l="0" t="0" r="0" b="4445"/>
-            <wp:docPr id="1853411175" name="Picture 1"/>
-            <wp:cNvGraphicFramePr>
-              <a:graphicFrameLocks xmlns:a="http://schemas.openxmlformats.org/drawingml/2006/main" noChangeAspect="1"/>
-            </wp:cNvGraphicFramePr>
-            <a:graphic xmlns:a="http://schemas.openxmlformats.org/drawingml/2006/main">
-              <a:graphicData uri="http://schemas.openxmlformats.org/drawingml/2006/picture">
-                <pic:pic xmlns:pic="http://schemas.openxmlformats.org/drawingml/2006/picture">
-                  <pic:nvPicPr>
-                    <pic:cNvPr id="78134698" name=""/>
-                    <pic:cNvPicPr/>
-                  </pic:nvPicPr>
-                  <pic:blipFill>
-                    <a:blip r:embed="rId26"/>
-                    <a:stretch>
-                      <a:fillRect/>
-                    </a:stretch>
-                  </pic:blipFill>
-                  <pic:spPr>
-                    <a:xfrm>
-                      <a:off x="0" y="0"/>
-                      <a:ext cx="5943600" cy="1456055"/>
-                    </a:xfrm>
-                    <a:prstGeom prst="rect">
-                      <a:avLst/>
-                    </a:prstGeom>
-                  </pic:spPr>
-                </pic:pic>
-              </a:graphicData>
-            </a:graphic>
-          </wp:inline>
-        </w:drawing>
-      </w:r>
-    </w:p>
-    <w:p>
-      <w:pPr>
-        <w:spacing w:line="360" w:lineRule="auto"/>
-        <w:jc w:val="center"/>
-        <w:rPr>
-          <w:rFonts w:eastAsia="Times New Roman"/>
-          <w:b/>
-          <w:bCs/>
-          <w:color w:val="auto"/>
-          <w:szCs w:val="24"/>
-          <w:lang w:val="en-MY" w:eastAsia="en-GB"/>
-        </w:rPr>
-      </w:pPr>
-      <w:r>
-        <w:rPr>
-          <w:rStyle w:val="Strong"/>
-        </w:rPr>
-        <w:t xml:space="preserve">Figure </w:t>
-      </w:r>
-      <w:r>
-        <w:rPr>
-          <w:rStyle w:val="Strong"/>
-        </w:rPr>
-        <w:t>C4</w:t>
-      </w:r>
-      <w:r>
-        <w:rPr>
-          <w:rStyle w:val="Strong"/>
-        </w:rPr>
-        <w:t>.</w:t>
-      </w:r>
-      <w:r>
-        <w:t xml:space="preserve"> Multi-horizon performance of the final FinBERT strategy.</w:t>
-      </w:r>
-      <w:r>
-        <w:br/>
-      </w:r>
-      <w:r>
-        <w:rPr>
-          <w:rStyle w:val="Emphasis"/>
-        </w:rPr>
-        <w:t xml:space="preserve">Source: Author’s </w:t>
-      </w:r>
-      <w:proofErr w:type="spellStart"/>
-      <w:r>
-        <w:rPr>
-          <w:rStyle w:val="Emphasis"/>
-        </w:rPr>
-        <w:t>backtesting</w:t>
-      </w:r>
-      <w:proofErr w:type="spellEnd"/>
-      <w:r>
-        <w:rPr>
-          <w:rStyle w:val="Emphasis"/>
-        </w:rPr>
-        <w:t xml:space="preserve"> results (2026).</w:t>
-      </w:r>
+        <w:t xml:space="preserve">, D. A., Schill, M. J., &amp; Zhou, C. (2003). The illusory nature of momentum profits. </w:t>
+      </w:r>
+      <w:r>
+        <w:rPr>
+          <w:i/>
+          <w:iCs/>
+        </w:rPr>
+        <w:t>Journal of Financial Economics</w:t>
+      </w:r>
+      <w:r>
+        <w:t xml:space="preserve">, </w:t>
+      </w:r>
+      <w:r>
+        <w:rPr>
+          <w:i/>
+          <w:iCs/>
+        </w:rPr>
+        <w:t>71</w:t>
+      </w:r>
+      <w:r>
+        <w:t xml:space="preserve">(2), 349–380. </w:t>
+      </w:r>
+      <w:hyperlink r:id="rId27" w:history="1">
+        <w:r>
+          <w:rPr>
+            <w:rStyle w:val="Hyperlink"/>
+          </w:rPr>
+          <w:t>https://doi.org/10.1016/s0304-405x(03)00206-x</w:t>
+        </w:r>
+      </w:hyperlink>
+    </w:p>
+    <w:p>
+      <w:pPr>
+        <w:pStyle w:val="NormalWeb"/>
+        <w:spacing w:before="0" w:beforeAutospacing="0" w:after="0" w:afterAutospacing="0" w:line="480" w:lineRule="auto"/>
+      </w:pPr>
+    </w:p>
+    <w:p>
+      <w:pPr>
+        <w:pStyle w:val="NormalWeb"/>
+        <w:spacing w:before="0" w:beforeAutospacing="0" w:after="0" w:afterAutospacing="0" w:line="480" w:lineRule="auto"/>
+        <w:ind w:left="720" w:hanging="720"/>
+      </w:pPr>
+    </w:p>
+    <w:p>
+      <w:pPr>
+        <w:pStyle w:val="NormalWeb"/>
+        <w:spacing w:before="0" w:beforeAutospacing="0" w:after="0" w:afterAutospacing="0" w:line="480" w:lineRule="auto"/>
+      </w:pPr>
+    </w:p>
+    <w:p>
+      <w:pPr>
+        <w:pStyle w:val="NormalWeb"/>
+        <w:spacing w:before="0" w:beforeAutospacing="0" w:after="0" w:afterAutospacing="0" w:line="480" w:lineRule="auto"/>
+        <w:ind w:left="720" w:hanging="720"/>
+      </w:pPr>
+    </w:p>
+    <w:p>
+      <w:pPr>
+        <w:pStyle w:val="NormalWeb"/>
+      </w:pPr>
     </w:p>
     <w:sectPr>
-      <w:headerReference w:type="default" r:id="rId27"/>
-      <w:footerReference w:type="default" r:id="rId28"/>
+      <w:headerReference w:type="default" r:id="rId28"/>
+      <w:footerReference w:type="default" r:id="rId29"/>
       <w:pgSz w:w="12240" w:h="15840"/>
       <w:pgMar w:top="1440" w:right="1440" w:bottom="1440" w:left="1440" w:header="720" w:footer="720" w:gutter="0"/>
       <w:cols w:space="720"/>
@@ -4942,9 +4307,6 @@
 <w:endnotes xmlns:wpc="http://schemas.microsoft.com/office/word/2010/wordprocessingCanvas" xmlns:cx="http://schemas.microsoft.com/office/drawing/2014/chartex" xmlns:cx1="http://schemas.microsoft.com/office/drawing/2015/9/8/chartex" xmlns:cx2="http://schemas.microsoft.com/office/drawing/2015/10/21/chartex" xmlns:cx3="http://schemas.microsoft.com/office/drawing/2016/5/9/chartex" xmlns:cx4="http://schemas.microsoft.com/office/drawing/2016/5/10/chartex" xmlns:cx5="http://schemas.microsoft.com/office/drawing/2016/5/11/chartex" xmlns:cx6="http://schemas.microsoft.com/office/drawing/2016/5/12/chartex" xmlns:cx7="http://schemas.microsoft.com/office/drawing/2016/5/13/chartex" xmlns:cx8="http://schemas.microsoft.com/office/drawing/2016/5/14/chartex" xmlns:mc="http://schemas.openxmlformats.org/markup-compatibility/2006" xmlns:aink="http://schemas.microsoft.com/office/drawing/2016/ink" xmlns:am3d="http://schemas.microsoft.com/office/drawing/2017/model3d" xmlns:o="urn:schemas-microsoft-com:office:office" xmlns:oel="http://schemas.microsoft.com/office/2019/extlst" xmlns:r="http://schemas.openxmlformats.org/officeDocument/2006/relationships" xmlns:m="http://schemas.openxmlformats.org/officeDocument/2006/math" xmlns:v="urn:schemas-microsoft-com:vml" xmlns:wp14="http://schemas.microsoft.com/office/word/2010/wordprocessingDrawing" xmlns:wp="http://schemas.openxmlformats.org/drawingml/2006/wordprocessingDrawing" xmlns:w10="urn:schemas-microsoft-com:office:word" xmlns:w="http://schemas.openxmlformats.org/wordprocessingml/2006/main" xmlns:w14="http://schemas.microsoft.com/office/word/2010/wordml" xmlns:w15="http://schemas.microsoft.com/office/word/2012/wordml" xmlns:w16cex="http://schemas.microsoft.com/office/word/2018/wordml/cex" xmlns:w16cid="http://schemas.microsoft.com/office/word/2016/wordml/cid" xmlns:w16="http://schemas.microsoft.com/office/word/2018/wordml" xmlns:w16du="http://schemas.microsoft.com/office/word/2023/wordml/word16du" xmlns:w16sdtdh="http://schemas.microsoft.com/office/word/2020/wordml/sdtdatahash" xmlns:w16sdtfl="http://schemas.microsoft.com/office/word/2024/wordml/sdtformatlock" xmlns:w16se="http://schemas.microsoft.com/office/word/2015/wordml/symex" xmlns:wpg="http://schemas.microsoft.com/office/word/2010/wordprocessingGroup" xmlns:wpi="http://schemas.microsoft.com/office/word/2010/wordprocessingInk" xmlns:wne="http://schemas.microsoft.com/office/word/2006/wordml" xmlns:wps="http://schemas.microsoft.com/office/word/2010/wordprocessingShape" mc:Ignorable="w14 w15 w16se w16cid w16 w16cex w16sdtdh w16sdtfl w16du wp14">
   <w:endnote w:type="separator" w:id="-1">
     <w:p>
-      <w:pPr>
-        <w:spacing w:after="0" w:line="240" w:lineRule="auto"/>
-      </w:pPr>
       <w:r>
         <w:separator/>
       </w:r>
@@ -4952,9 +4314,6 @@
   </w:endnote>
   <w:endnote w:type="continuationSeparator" w:id="0">
     <w:p>
-      <w:pPr>
-        <w:spacing w:after="0" w:line="240" w:lineRule="auto"/>
-      </w:pPr>
       <w:r>
         <w:continuationSeparator/>
       </w:r>
@@ -5266,9 +4625,6 @@
 <w:footnotes xmlns:wpc="http://schemas.microsoft.com/office/word/2010/wordprocessingCanvas" xmlns:cx="http://schemas.microsoft.com/office/drawing/2014/chartex" xmlns:cx1="http://schemas.microsoft.com/office/drawing/2015/9/8/chartex" xmlns:cx2="http://schemas.microsoft.com/office/drawing/2015/10/21/chartex" xmlns:cx3="http://schemas.microsoft.com/office/drawing/2016/5/9/chartex" xmlns:cx4="http://schemas.microsoft.com/office/drawing/2016/5/10/chartex" xmlns:cx5="http://schemas.microsoft.com/office/drawing/2016/5/11/chartex" xmlns:cx6="http://schemas.microsoft.com/office/drawing/2016/5/12/chartex" xmlns:cx7="http://schemas.microsoft.com/office/drawing/2016/5/13/chartex" xmlns:cx8="http://schemas.microsoft.com/office/drawing/2016/5/14/chartex" xmlns:mc="http://schemas.openxmlformats.org/markup-compatibility/2006" xmlns:aink="http://schemas.microsoft.com/office/drawing/2016/ink" xmlns:am3d="http://schemas.microsoft.com/office/drawing/2017/model3d" xmlns:o="urn:schemas-microsoft-com:office:office" xmlns:oel="http://schemas.microsoft.com/office/2019/extlst" xmlns:r="http://schemas.openxmlformats.org/officeDocument/2006/relationships" xmlns:m="http://schemas.openxmlformats.org/officeDocument/2006/math" xmlns:v="urn:schemas-microsoft-com:vml" xmlns:wp14="http://schemas.microsoft.com/office/word/2010/wordprocessingDrawing" xmlns:wp="http://schemas.openxmlformats.org/drawingml/2006/wordprocessingDrawing" xmlns:w10="urn:schemas-microsoft-com:office:word" xmlns:w="http://schemas.openxmlformats.org/wordprocessingml/2006/main" xmlns:w14="http://schemas.microsoft.com/office/word/2010/wordml" xmlns:w15="http://schemas.microsoft.com/office/word/2012/wordml" xmlns:w16cex="http://schemas.microsoft.com/office/word/2018/wordml/cex" xmlns:w16cid="http://schemas.microsoft.com/office/word/2016/wordml/cid" xmlns:w16="http://schemas.microsoft.com/office/word/2018/wordml" xmlns:w16du="http://schemas.microsoft.com/office/word/2023/wordml/word16du" xmlns:w16sdtdh="http://schemas.microsoft.com/office/word/2020/wordml/sdtdatahash" xmlns:w16sdtfl="http://schemas.microsoft.com/office/word/2024/wordml/sdtformatlock" xmlns:w16se="http://schemas.microsoft.com/office/word/2015/wordml/symex" xmlns:wpg="http://schemas.microsoft.com/office/word/2010/wordprocessingGroup" xmlns:wpi="http://schemas.microsoft.com/office/word/2010/wordprocessingInk" xmlns:wne="http://schemas.microsoft.com/office/word/2006/wordml" xmlns:wps="http://schemas.microsoft.com/office/word/2010/wordprocessingShape" mc:Ignorable="w14 w15 w16se w16cid w16 w16cex w16sdtdh w16sdtfl w16du wp14">
   <w:footnote w:type="separator" w:id="-1">
     <w:p>
-      <w:pPr>
-        <w:spacing w:after="0" w:line="240" w:lineRule="auto"/>
-      </w:pPr>
       <w:r>
         <w:separator/>
       </w:r>
@@ -5276,9 +4632,6 @@
   </w:footnote>
   <w:footnote w:type="continuationSeparator" w:id="0">
     <w:p>
-      <w:pPr>
-        <w:spacing w:after="0" w:line="240" w:lineRule="auto"/>
-      </w:pPr>
       <w:r>
         <w:continuationSeparator/>
       </w:r>
@@ -5294,7 +4647,6 @@
       <w:spacing w:line="360" w:lineRule="auto"/>
       <w:jc w:val="center"/>
       <w:rPr>
-        <w:szCs w:val="24"/>
         <w:u w:val="single"/>
       </w:rPr>
     </w:pPr>
@@ -5342,7 +4694,6 @@
     </w:r>
     <w:r>
       <w:rPr>
-        <w:color w:val="auto"/>
         <w:szCs w:val="30"/>
         <w:u w:val="single"/>
       </w:rPr>
@@ -9514,7 +8865,16 @@
   <w:style w:type="paragraph" w:default="1" w:styleId="Normal">
     <w:name w:val="Normal"/>
     <w:qFormat/>
-    <w:rsid w:val="00206C25"/>
+    <w:rsid w:val="009B3AAF"/>
+    <w:pPr>
+      <w:spacing w:after="0" w:line="240" w:lineRule="auto"/>
+    </w:pPr>
+    <w:rPr>
+      <w:rFonts w:eastAsia="Times New Roman"/>
+      <w:color w:val="auto"/>
+      <w:szCs w:val="24"/>
+      <w:lang w:val="en-MY" w:eastAsia="en-GB"/>
+    </w:rPr>
   </w:style>
   <w:style w:type="paragraph" w:styleId="Heading1">
     <w:name w:val="heading 1"/>
@@ -9527,14 +8887,16 @@
     <w:pPr>
       <w:keepNext/>
       <w:keepLines/>
-      <w:spacing w:after="0"/>
+      <w:spacing w:line="259" w:lineRule="auto"/>
       <w:outlineLvl w:val="0"/>
     </w:pPr>
     <w:rPr>
       <w:rFonts w:eastAsiaTheme="majorEastAsia" w:cstheme="majorBidi"/>
       <w:b/>
+      <w:color w:val="000000" w:themeColor="text1"/>
       <w:sz w:val="32"/>
       <w:szCs w:val="32"/>
+      <w:lang w:val="en-US" w:eastAsia="zh-CN"/>
     </w:rPr>
   </w:style>
   <w:style w:type="paragraph" w:styleId="Heading2">
@@ -9550,14 +8912,16 @@
     <w:pPr>
       <w:keepNext/>
       <w:keepLines/>
-      <w:spacing w:after="0"/>
+      <w:spacing w:line="259" w:lineRule="auto"/>
       <w:jc w:val="both"/>
       <w:outlineLvl w:val="1"/>
     </w:pPr>
     <w:rPr>
       <w:rFonts w:eastAsiaTheme="majorEastAsia" w:cstheme="majorBidi"/>
+      <w:color w:val="000000" w:themeColor="text1"/>
       <w:sz w:val="26"/>
       <w:szCs w:val="26"/>
+      <w:lang w:val="en-US" w:eastAsia="zh-CN"/>
     </w:rPr>
   </w:style>
   <w:style w:type="paragraph" w:styleId="Heading3">
@@ -9573,12 +8937,13 @@
     <w:pPr>
       <w:keepNext/>
       <w:keepLines/>
-      <w:spacing w:after="0"/>
+      <w:spacing w:line="259" w:lineRule="auto"/>
       <w:outlineLvl w:val="2"/>
     </w:pPr>
     <w:rPr>
       <w:rFonts w:eastAsiaTheme="majorEastAsia" w:cstheme="majorBidi"/>
-      <w:szCs w:val="24"/>
+      <w:color w:val="000000" w:themeColor="text1"/>
+      <w:lang w:val="en-US" w:eastAsia="zh-CN"/>
     </w:rPr>
   </w:style>
   <w:style w:type="paragraph" w:styleId="Heading4">
@@ -9594,12 +8959,15 @@
     <w:pPr>
       <w:keepNext/>
       <w:keepLines/>
-      <w:spacing w:after="0"/>
+      <w:spacing w:line="259" w:lineRule="auto"/>
       <w:outlineLvl w:val="3"/>
     </w:pPr>
     <w:rPr>
       <w:rFonts w:eastAsiaTheme="majorEastAsia" w:cstheme="majorBidi"/>
       <w:iCs/>
+      <w:color w:val="000000" w:themeColor="text1"/>
+      <w:szCs w:val="22"/>
+      <w:lang w:val="en-US" w:eastAsia="zh-CN"/>
     </w:rPr>
   </w:style>
   <w:style w:type="paragraph" w:styleId="Heading5">
@@ -9616,11 +8984,14 @@
     <w:pPr>
       <w:keepNext/>
       <w:keepLines/>
-      <w:spacing w:after="0"/>
+      <w:spacing w:line="259" w:lineRule="auto"/>
       <w:outlineLvl w:val="4"/>
     </w:pPr>
     <w:rPr>
       <w:rFonts w:eastAsiaTheme="majorEastAsia" w:cstheme="majorBidi"/>
+      <w:color w:val="000000" w:themeColor="text1"/>
+      <w:szCs w:val="22"/>
+      <w:lang w:val="en-US" w:eastAsia="zh-CN"/>
     </w:rPr>
   </w:style>
   <w:style w:type="character" w:default="1" w:styleId="DefaultParagraphFont">
@@ -9739,8 +9110,13 @@
         <w:tab w:val="center" w:pos="4680"/>
         <w:tab w:val="right" w:pos="9360"/>
       </w:tabs>
-      <w:spacing w:after="0" w:line="240" w:lineRule="auto"/>
     </w:pPr>
+    <w:rPr>
+      <w:rFonts w:eastAsiaTheme="minorEastAsia"/>
+      <w:color w:val="000000" w:themeColor="text1"/>
+      <w:szCs w:val="22"/>
+      <w:lang w:val="en-US" w:eastAsia="zh-CN"/>
+    </w:rPr>
   </w:style>
   <w:style w:type="character" w:customStyle="1" w:styleId="HeaderChar">
     <w:name w:val="Header Char"/>
@@ -9761,8 +9137,13 @@
         <w:tab w:val="center" w:pos="4680"/>
         <w:tab w:val="right" w:pos="9360"/>
       </w:tabs>
-      <w:spacing w:after="0" w:line="240" w:lineRule="auto"/>
     </w:pPr>
+    <w:rPr>
+      <w:rFonts w:eastAsiaTheme="minorEastAsia"/>
+      <w:color w:val="000000" w:themeColor="text1"/>
+      <w:szCs w:val="22"/>
+      <w:lang w:val="en-US" w:eastAsia="zh-CN"/>
+    </w:rPr>
   </w:style>
   <w:style w:type="character" w:customStyle="1" w:styleId="FooterChar">
     <w:name w:val="Footer Char"/>
@@ -9831,10 +9212,14 @@
     <w:unhideWhenUsed/>
     <w:rsid w:val="00663998"/>
     <w:pPr>
-      <w:spacing w:after="100"/>
+      <w:spacing w:after="100" w:line="259" w:lineRule="auto"/>
     </w:pPr>
     <w:rPr>
+      <w:rFonts w:eastAsiaTheme="minorEastAsia"/>
       <w:b/>
+      <w:color w:val="000000" w:themeColor="text1"/>
+      <w:szCs w:val="22"/>
+      <w:lang w:val="en-US" w:eastAsia="zh-CN"/>
     </w:rPr>
   </w:style>
   <w:style w:type="character" w:customStyle="1" w:styleId="Heading2Char">
@@ -9858,9 +9243,15 @@
     <w:unhideWhenUsed/>
     <w:rsid w:val="005F67F2"/>
     <w:pPr>
-      <w:spacing w:after="100"/>
+      <w:spacing w:after="100" w:line="259" w:lineRule="auto"/>
       <w:ind w:left="240"/>
     </w:pPr>
+    <w:rPr>
+      <w:rFonts w:eastAsiaTheme="minorEastAsia"/>
+      <w:color w:val="000000" w:themeColor="text1"/>
+      <w:szCs w:val="22"/>
+      <w:lang w:val="en-US" w:eastAsia="zh-CN"/>
+    </w:rPr>
   </w:style>
   <w:style w:type="paragraph" w:styleId="ListParagraph">
     <w:name w:val="List Paragraph"/>
@@ -9869,14 +9260,11 @@
     <w:qFormat/>
     <w:rsid w:val="002A5AD3"/>
     <w:pPr>
-      <w:spacing w:after="0" w:line="240" w:lineRule="auto"/>
       <w:contextualSpacing/>
     </w:pPr>
     <w:rPr>
-      <w:rFonts w:eastAsia="Times New Roman" w:cs="Calibri"/>
-      <w:color w:val="auto"/>
-      <w:szCs w:val="24"/>
-      <w:lang w:eastAsia="en-US"/>
+      <w:rFonts w:cs="Calibri"/>
+      <w:lang w:val="en-US" w:eastAsia="en-US"/>
     </w:rPr>
   </w:style>
   <w:style w:type="paragraph" w:styleId="NormalWeb">
@@ -9886,12 +9274,10 @@
     <w:unhideWhenUsed/>
     <w:rsid w:val="008B6CD5"/>
     <w:pPr>
-      <w:spacing w:before="100" w:beforeAutospacing="1" w:after="100" w:afterAutospacing="1" w:line="240" w:lineRule="auto"/>
+      <w:spacing w:before="100" w:beforeAutospacing="1" w:after="100" w:afterAutospacing="1"/>
     </w:pPr>
     <w:rPr>
-      <w:rFonts w:eastAsia="Times New Roman"/>
-      <w:color w:val="auto"/>
-      <w:szCs w:val="24"/>
+      <w:lang w:val="en-US" w:eastAsia="zh-CN"/>
     </w:rPr>
   </w:style>
   <w:style w:type="character" w:customStyle="1" w:styleId="url">
@@ -9919,9 +9305,15 @@
     <w:unhideWhenUsed/>
     <w:rsid w:val="007E390D"/>
     <w:pPr>
-      <w:spacing w:after="100"/>
+      <w:spacing w:after="100" w:line="259" w:lineRule="auto"/>
       <w:ind w:left="480"/>
     </w:pPr>
+    <w:rPr>
+      <w:rFonts w:eastAsiaTheme="minorEastAsia"/>
+      <w:color w:val="000000" w:themeColor="text1"/>
+      <w:szCs w:val="22"/>
+      <w:lang w:val="en-US" w:eastAsia="zh-CN"/>
+    </w:rPr>
   </w:style>
   <w:style w:type="paragraph" w:styleId="Date">
     <w:name w:val="Date"/>
@@ -9932,6 +9324,15 @@
     <w:semiHidden/>
     <w:unhideWhenUsed/>
     <w:rsid w:val="00571704"/>
+    <w:pPr>
+      <w:spacing w:after="160" w:line="259" w:lineRule="auto"/>
+    </w:pPr>
+    <w:rPr>
+      <w:rFonts w:eastAsiaTheme="minorEastAsia"/>
+      <w:color w:val="000000" w:themeColor="text1"/>
+      <w:szCs w:val="22"/>
+      <w:lang w:val="en-US" w:eastAsia="zh-CN"/>
+    </w:rPr>
   </w:style>
   <w:style w:type="character" w:customStyle="1" w:styleId="DateChar">
     <w:name w:val="Date Char"/>
@@ -10011,12 +9412,15 @@
     <w:qFormat/>
     <w:rsid w:val="002B5D26"/>
     <w:pPr>
-      <w:spacing w:after="200" w:line="240" w:lineRule="auto"/>
+      <w:spacing w:after="200"/>
     </w:pPr>
     <w:rPr>
+      <w:rFonts w:eastAsiaTheme="minorEastAsia"/>
       <w:i/>
       <w:iCs/>
+      <w:color w:val="000000" w:themeColor="text1"/>
       <w:szCs w:val="18"/>
+      <w:lang w:val="en-US" w:eastAsia="zh-CN"/>
     </w:rPr>
   </w:style>
   <w:style w:type="paragraph" w:styleId="TableofFigures">
@@ -10027,8 +9431,14 @@
     <w:unhideWhenUsed/>
     <w:rsid w:val="002C2331"/>
     <w:pPr>
-      <w:spacing w:after="0"/>
+      <w:spacing w:line="259" w:lineRule="auto"/>
     </w:pPr>
+    <w:rPr>
+      <w:rFonts w:eastAsiaTheme="minorEastAsia"/>
+      <w:color w:val="000000" w:themeColor="text1"/>
+      <w:szCs w:val="22"/>
+      <w:lang w:val="en-US" w:eastAsia="zh-CN"/>
+    </w:rPr>
   </w:style>
   <w:style w:type="table" w:styleId="TableGrid">
     <w:name w:val="Table Grid"/>
@@ -10054,14 +9464,8 @@
     <w:basedOn w:val="Normal"/>
     <w:rsid w:val="00447351"/>
     <w:pPr>
-      <w:spacing w:before="100" w:beforeAutospacing="1" w:after="100" w:afterAutospacing="1" w:line="240" w:lineRule="auto"/>
+      <w:spacing w:before="100" w:beforeAutospacing="1" w:after="100" w:afterAutospacing="1"/>
     </w:pPr>
-    <w:rPr>
-      <w:rFonts w:eastAsia="Times New Roman"/>
-      <w:color w:val="auto"/>
-      <w:szCs w:val="24"/>
-      <w:lang w:val="en-MY" w:eastAsia="en-GB"/>
-    </w:rPr>
   </w:style>
   <w:style w:type="character" w:styleId="HTMLCode">
     <w:name w:val="HTML Code"/>
@@ -10081,14 +9485,8 @@
     <w:basedOn w:val="Normal"/>
     <w:rsid w:val="00664810"/>
     <w:pPr>
-      <w:spacing w:before="100" w:beforeAutospacing="1" w:after="100" w:afterAutospacing="1" w:line="240" w:lineRule="auto"/>
+      <w:spacing w:before="100" w:beforeAutospacing="1" w:after="100" w:afterAutospacing="1"/>
     </w:pPr>
-    <w:rPr>
-      <w:rFonts w:eastAsia="Times New Roman"/>
-      <w:color w:val="auto"/>
-      <w:szCs w:val="24"/>
-      <w:lang w:val="en-MY" w:eastAsia="en-GB"/>
-    </w:rPr>
   </w:style>
 </w:styles>
 </file>
@@ -10388,6 +9786,29 @@
 </a:theme>
 </file>
 
+<file path=word/webextensions/taskpanes.xml><?xml version="1.0" encoding="utf-8"?>
+<wetp:taskpanes xmlns:wetp="http://schemas.microsoft.com/office/webextensions/taskpanes/2010/11">
+  <wetp:taskpane dockstate="right" visibility="0" width="350" row="0">
+    <wetp:webextensionref xmlns:r="http://schemas.openxmlformats.org/officeDocument/2006/relationships" r:id="rId1"/>
+  </wetp:taskpane>
+</wetp:taskpanes>
+</file>
+
+<file path=word/webextensions/webextension1.xml><?xml version="1.0" encoding="utf-8"?>
+<we:webextension xmlns:we="http://schemas.microsoft.com/office/webextensions/webextension/2010/11" id="{0D28D529-CDA3-BD4B-B2AA-518620CA0209}">
+  <we:reference id="wa104382081" version="1.55.1.0" store="en-US" storeType="OMEX"/>
+  <we:alternateReferences>
+    <we:reference id="WA104382081" version="1.55.1.0" store="" storeType="OMEX"/>
+  </we:alternateReferences>
+  <we:properties>
+    <we:property name="MENDELEY_CITATIONS" value="[]"/>
+    <we:property name="MENDELEY_CITATIONS_STYLE" value="{&quot;id&quot;:&quot;https://www.zotero.org/styles/apa&quot;,&quot;title&quot;:&quot;APA Style 7th edition&quot;,&quot;format&quot;:&quot;author-date&quot;,&quot;defaultLocale&quot;:null,&quot;isLocaleCodeValid&quot;:true}"/>
+  </we:properties>
+  <we:bindings/>
+  <we:snapshot xmlns:r="http://schemas.openxmlformats.org/officeDocument/2006/relationships"/>
+</we:webextension>
+</file>
+
 <file path=customXml/item1.xml><?xml version="1.0" encoding="utf-8"?>
 <b:Sources xmlns:b="http://schemas.openxmlformats.org/officeDocument/2006/bibliography" xmlns="http://schemas.openxmlformats.org/officeDocument/2006/bibliography" SelectedStyle="\APASixthEditionOfficeOnline.xsl" StyleName="APA" Version="6"/>
 </file>
